--- a/Atlas_Enterprise_Platform_Course_Review_Edition.docx
+++ b/Atlas_Enterprise_Platform_Course_Review_Edition.docx
@@ -117,6 +117,12 @@
     <w:p>
       <w:pPr>
         <w:pStyle w:val="ListBullet"/>
+        <w:numPr>
+          <w:ilvl w:val="0"/>
+          <w:numId w:val="10"/>
+        </w:numPr>
+        <w:spacing w:before="0" w:after="40" w:line="264" w:lineRule="auto"/>
+        <w:ind w:left="540" w:hanging="270"/>
       </w:pPr>
       <w:r>
         <w:rPr>
@@ -131,7 +137,13 @@
     </w:p>
     <w:p>
       <w:pPr>
-        <w:pStyle w:val="ListBullet2"/>
+        <w:pStyle w:val="ListBullet"/>
+        <w:numPr>
+          <w:ilvl w:val="0"/>
+          <w:numId w:val="11"/>
+        </w:numPr>
+        <w:spacing w:before="0" w:after="40" w:line="264" w:lineRule="auto"/>
+        <w:ind w:left="540" w:hanging="270"/>
       </w:pPr>
       <w:r>
         <w:rPr>
@@ -147,6 +159,12 @@
     <w:p>
       <w:pPr>
         <w:pStyle w:val="ListBullet"/>
+        <w:numPr>
+          <w:ilvl w:val="0"/>
+          <w:numId w:val="12"/>
+        </w:numPr>
+        <w:spacing w:before="0" w:after="40" w:line="264" w:lineRule="auto"/>
+        <w:ind w:left="540" w:hanging="270"/>
       </w:pPr>
       <w:r>
         <w:rPr>
@@ -161,7 +179,13 @@
     </w:p>
     <w:p>
       <w:pPr>
-        <w:pStyle w:val="ListBullet2"/>
+        <w:pStyle w:val="ListBullet"/>
+        <w:numPr>
+          <w:ilvl w:val="0"/>
+          <w:numId w:val="13"/>
+        </w:numPr>
+        <w:spacing w:before="0" w:after="40" w:line="264" w:lineRule="auto"/>
+        <w:ind w:left="540" w:hanging="270"/>
       </w:pPr>
       <w:r>
         <w:rPr>
@@ -314,7 +338,6 @@
           </w:tcPr>
           <w:p>
             <w:pPr>
-              <w:keepNext/>
               <w:spacing w:before="0" w:after="0" w:line="240" w:lineRule="auto"/>
             </w:pPr>
             <w:r>
@@ -342,7 +365,6 @@
           </w:tcPr>
           <w:p>
             <w:pPr>
-              <w:keepNext/>
               <w:spacing w:before="0" w:after="0" w:line="240" w:lineRule="auto"/>
             </w:pPr>
             <w:r>
@@ -370,7 +392,6 @@
           </w:tcPr>
           <w:p>
             <w:pPr>
-              <w:keepNext/>
               <w:spacing w:before="0" w:after="0" w:line="240" w:lineRule="auto"/>
             </w:pPr>
             <w:r>
@@ -404,7 +425,6 @@
           </w:tcPr>
           <w:p>
             <w:pPr>
-              <w:keepNext/>
               <w:spacing w:before="0" w:after="0" w:line="240" w:lineRule="auto"/>
             </w:pPr>
             <w:r>
@@ -432,7 +452,6 @@
           </w:tcPr>
           <w:p>
             <w:pPr>
-              <w:keepNext/>
               <w:spacing w:before="0" w:after="0" w:line="240" w:lineRule="auto"/>
             </w:pPr>
             <w:r>
@@ -460,7 +479,6 @@
           </w:tcPr>
           <w:p>
             <w:pPr>
-              <w:keepNext/>
               <w:spacing w:before="0" w:after="0" w:line="240" w:lineRule="auto"/>
             </w:pPr>
             <w:r>
@@ -494,7 +512,6 @@
           </w:tcPr>
           <w:p>
             <w:pPr>
-              <w:keepNext/>
               <w:spacing w:before="0" w:after="0" w:line="240" w:lineRule="auto"/>
             </w:pPr>
             <w:r>
@@ -522,7 +539,6 @@
           </w:tcPr>
           <w:p>
             <w:pPr>
-              <w:keepNext/>
               <w:spacing w:before="0" w:after="0" w:line="240" w:lineRule="auto"/>
             </w:pPr>
             <w:r>
@@ -550,7 +566,6 @@
           </w:tcPr>
           <w:p>
             <w:pPr>
-              <w:keepNext/>
               <w:spacing w:before="0" w:after="0" w:line="240" w:lineRule="auto"/>
             </w:pPr>
             <w:r>
@@ -689,6 +704,12 @@
     <w:p>
       <w:pPr>
         <w:pStyle w:val="ListBullet"/>
+        <w:numPr>
+          <w:ilvl w:val="0"/>
+          <w:numId w:val="14"/>
+        </w:numPr>
+        <w:spacing w:before="0" w:after="40" w:line="264" w:lineRule="auto"/>
+        <w:ind w:left="540" w:hanging="270"/>
       </w:pPr>
       <w:r>
         <w:rPr>
@@ -713,7 +734,13 @@
     </w:p>
     <w:p>
       <w:pPr>
-        <w:pStyle w:val="ListBullet2"/>
+        <w:pStyle w:val="ListBullet"/>
+        <w:numPr>
+          <w:ilvl w:val="0"/>
+          <w:numId w:val="15"/>
+        </w:numPr>
+        <w:spacing w:before="0" w:after="40" w:line="264" w:lineRule="auto"/>
+        <w:ind w:left="540" w:hanging="270"/>
       </w:pPr>
       <w:r>
         <w:rPr>
@@ -834,6 +861,12 @@
     <w:p>
       <w:pPr>
         <w:pStyle w:val="ListBullet"/>
+        <w:numPr>
+          <w:ilvl w:val="0"/>
+          <w:numId w:val="16"/>
+        </w:numPr>
+        <w:spacing w:before="0" w:after="40" w:line="264" w:lineRule="auto"/>
+        <w:ind w:left="540" w:hanging="270"/>
       </w:pPr>
       <w:r>
         <w:rPr>
@@ -858,7 +891,13 @@
     </w:p>
     <w:p>
       <w:pPr>
-        <w:pStyle w:val="ListBullet2"/>
+        <w:pStyle w:val="ListBullet"/>
+        <w:numPr>
+          <w:ilvl w:val="0"/>
+          <w:numId w:val="17"/>
+        </w:numPr>
+        <w:spacing w:before="0" w:after="40" w:line="264" w:lineRule="auto"/>
+        <w:ind w:left="540" w:hanging="270"/>
       </w:pPr>
       <w:r>
         <w:rPr>
@@ -884,6 +923,12 @@
     <w:p>
       <w:pPr>
         <w:pStyle w:val="ListBullet"/>
+        <w:numPr>
+          <w:ilvl w:val="0"/>
+          <w:numId w:val="18"/>
+        </w:numPr>
+        <w:spacing w:before="0" w:after="40" w:line="264" w:lineRule="auto"/>
+        <w:ind w:left="540" w:hanging="270"/>
       </w:pPr>
       <w:r>
         <w:rPr>
@@ -908,7 +953,13 @@
     </w:p>
     <w:p>
       <w:pPr>
-        <w:pStyle w:val="ListBullet2"/>
+        <w:pStyle w:val="ListBullet"/>
+        <w:numPr>
+          <w:ilvl w:val="0"/>
+          <w:numId w:val="19"/>
+        </w:numPr>
+        <w:spacing w:before="0" w:after="40" w:line="264" w:lineRule="auto"/>
+        <w:ind w:left="540" w:hanging="270"/>
       </w:pPr>
       <w:r>
         <w:rPr>
@@ -934,6 +985,12 @@
     <w:p>
       <w:pPr>
         <w:pStyle w:val="ListBullet"/>
+        <w:numPr>
+          <w:ilvl w:val="0"/>
+          <w:numId w:val="20"/>
+        </w:numPr>
+        <w:spacing w:before="0" w:after="40" w:line="264" w:lineRule="auto"/>
+        <w:ind w:left="540" w:hanging="270"/>
       </w:pPr>
       <w:r>
         <w:rPr>
@@ -958,7 +1015,13 @@
     </w:p>
     <w:p>
       <w:pPr>
-        <w:pStyle w:val="ListBullet2"/>
+        <w:pStyle w:val="ListBullet"/>
+        <w:numPr>
+          <w:ilvl w:val="0"/>
+          <w:numId w:val="21"/>
+        </w:numPr>
+        <w:spacing w:before="0" w:after="40" w:line="264" w:lineRule="auto"/>
+        <w:ind w:left="540" w:hanging="270"/>
       </w:pPr>
       <w:r>
         <w:rPr>
@@ -984,6 +1047,12 @@
     <w:p>
       <w:pPr>
         <w:pStyle w:val="ListBullet"/>
+        <w:numPr>
+          <w:ilvl w:val="0"/>
+          <w:numId w:val="22"/>
+        </w:numPr>
+        <w:spacing w:before="0" w:after="40" w:line="264" w:lineRule="auto"/>
+        <w:ind w:left="540" w:hanging="270"/>
       </w:pPr>
       <w:r>
         <w:rPr>
@@ -1008,7 +1077,13 @@
     </w:p>
     <w:p>
       <w:pPr>
-        <w:pStyle w:val="ListBullet2"/>
+        <w:pStyle w:val="ListBullet"/>
+        <w:numPr>
+          <w:ilvl w:val="0"/>
+          <w:numId w:val="23"/>
+        </w:numPr>
+        <w:spacing w:before="0" w:after="40" w:line="264" w:lineRule="auto"/>
+        <w:ind w:left="540" w:hanging="270"/>
       </w:pPr>
       <w:r>
         <w:rPr>
@@ -1034,6 +1109,12 @@
     <w:p>
       <w:pPr>
         <w:pStyle w:val="ListBullet"/>
+        <w:numPr>
+          <w:ilvl w:val="0"/>
+          <w:numId w:val="24"/>
+        </w:numPr>
+        <w:spacing w:before="0" w:after="40" w:line="264" w:lineRule="auto"/>
+        <w:ind w:left="540" w:hanging="270"/>
       </w:pPr>
       <w:r>
         <w:rPr>
@@ -1058,7 +1139,13 @@
     </w:p>
     <w:p>
       <w:pPr>
-        <w:pStyle w:val="ListBullet2"/>
+        <w:pStyle w:val="ListBullet"/>
+        <w:numPr>
+          <w:ilvl w:val="0"/>
+          <w:numId w:val="25"/>
+        </w:numPr>
+        <w:spacing w:before="0" w:after="40" w:line="264" w:lineRule="auto"/>
+        <w:ind w:left="540" w:hanging="270"/>
       </w:pPr>
       <w:r>
         <w:rPr>
@@ -1084,6 +1171,12 @@
     <w:p>
       <w:pPr>
         <w:pStyle w:val="ListBullet"/>
+        <w:numPr>
+          <w:ilvl w:val="0"/>
+          <w:numId w:val="26"/>
+        </w:numPr>
+        <w:spacing w:before="0" w:after="40" w:line="264" w:lineRule="auto"/>
+        <w:ind w:left="540" w:hanging="270"/>
       </w:pPr>
       <w:r>
         <w:rPr>
@@ -1108,7 +1201,13 @@
     </w:p>
     <w:p>
       <w:pPr>
-        <w:pStyle w:val="ListBullet2"/>
+        <w:pStyle w:val="ListBullet"/>
+        <w:numPr>
+          <w:ilvl w:val="0"/>
+          <w:numId w:val="27"/>
+        </w:numPr>
+        <w:spacing w:before="0" w:after="40" w:line="264" w:lineRule="auto"/>
+        <w:ind w:left="540" w:hanging="270"/>
       </w:pPr>
       <w:r>
         <w:rPr>
@@ -1134,6 +1233,12 @@
     <w:p>
       <w:pPr>
         <w:pStyle w:val="ListBullet"/>
+        <w:numPr>
+          <w:ilvl w:val="0"/>
+          <w:numId w:val="28"/>
+        </w:numPr>
+        <w:spacing w:before="0" w:after="40" w:line="264" w:lineRule="auto"/>
+        <w:ind w:left="540" w:hanging="270"/>
       </w:pPr>
       <w:r>
         <w:rPr>
@@ -1158,7 +1263,13 @@
     </w:p>
     <w:p>
       <w:pPr>
-        <w:pStyle w:val="ListBullet2"/>
+        <w:pStyle w:val="ListBullet"/>
+        <w:numPr>
+          <w:ilvl w:val="0"/>
+          <w:numId w:val="29"/>
+        </w:numPr>
+        <w:spacing w:before="0" w:after="40" w:line="264" w:lineRule="auto"/>
+        <w:ind w:left="540" w:hanging="270"/>
       </w:pPr>
       <w:r>
         <w:rPr>
@@ -1184,6 +1295,12 @@
     <w:p>
       <w:pPr>
         <w:pStyle w:val="ListBullet"/>
+        <w:numPr>
+          <w:ilvl w:val="0"/>
+          <w:numId w:val="30"/>
+        </w:numPr>
+        <w:spacing w:before="0" w:after="40" w:line="264" w:lineRule="auto"/>
+        <w:ind w:left="540" w:hanging="270"/>
       </w:pPr>
       <w:r>
         <w:rPr>
@@ -1208,7 +1325,13 @@
     </w:p>
     <w:p>
       <w:pPr>
-        <w:pStyle w:val="ListBullet2"/>
+        <w:pStyle w:val="ListBullet"/>
+        <w:numPr>
+          <w:ilvl w:val="0"/>
+          <w:numId w:val="31"/>
+        </w:numPr>
+        <w:spacing w:before="0" w:after="40" w:line="264" w:lineRule="auto"/>
+        <w:ind w:left="540" w:hanging="270"/>
       </w:pPr>
       <w:r>
         <w:rPr>
@@ -1234,6 +1357,12 @@
     <w:p>
       <w:pPr>
         <w:pStyle w:val="ListBullet"/>
+        <w:numPr>
+          <w:ilvl w:val="0"/>
+          <w:numId w:val="32"/>
+        </w:numPr>
+        <w:spacing w:before="0" w:after="40" w:line="264" w:lineRule="auto"/>
+        <w:ind w:left="540" w:hanging="270"/>
       </w:pPr>
       <w:r>
         <w:rPr>
@@ -1259,7 +1388,6 @@
     <w:p>
       <w:pPr>
         <w:pStyle w:val="Heading1"/>
-        <w:pageBreakBefore/>
       </w:pPr>
       <w:r>
         <w:rPr>
@@ -1331,7 +1459,13 @@
     </w:p>
     <w:p>
       <w:pPr>
-        <w:pStyle w:val="ListBullet2"/>
+        <w:pStyle w:val="ListBullet"/>
+        <w:numPr>
+          <w:ilvl w:val="0"/>
+          <w:numId w:val="33"/>
+        </w:numPr>
+        <w:spacing w:before="0" w:after="40" w:line="264" w:lineRule="auto"/>
+        <w:ind w:left="540" w:hanging="270"/>
       </w:pPr>
       <w:r>
         <w:rPr>
@@ -1347,6 +1481,12 @@
     <w:p>
       <w:pPr>
         <w:pStyle w:val="ListBullet"/>
+        <w:numPr>
+          <w:ilvl w:val="0"/>
+          <w:numId w:val="34"/>
+        </w:numPr>
+        <w:spacing w:before="0" w:after="40" w:line="264" w:lineRule="auto"/>
+        <w:ind w:left="540" w:hanging="270"/>
       </w:pPr>
       <w:r>
         <w:rPr>
@@ -1361,7 +1501,13 @@
     </w:p>
     <w:p>
       <w:pPr>
-        <w:pStyle w:val="ListBullet2"/>
+        <w:pStyle w:val="ListBullet"/>
+        <w:numPr>
+          <w:ilvl w:val="0"/>
+          <w:numId w:val="35"/>
+        </w:numPr>
+        <w:spacing w:before="0" w:after="40" w:line="264" w:lineRule="auto"/>
+        <w:ind w:left="540" w:hanging="270"/>
       </w:pPr>
       <w:r>
         <w:rPr>
@@ -1377,6 +1523,12 @@
     <w:p>
       <w:pPr>
         <w:pStyle w:val="ListBullet"/>
+        <w:numPr>
+          <w:ilvl w:val="0"/>
+          <w:numId w:val="36"/>
+        </w:numPr>
+        <w:spacing w:before="0" w:after="40" w:line="264" w:lineRule="auto"/>
+        <w:ind w:left="540" w:hanging="270"/>
       </w:pPr>
       <w:r>
         <w:rPr>
@@ -1391,7 +1543,13 @@
     </w:p>
     <w:p>
       <w:pPr>
-        <w:pStyle w:val="ListBullet2"/>
+        <w:pStyle w:val="ListBullet"/>
+        <w:numPr>
+          <w:ilvl w:val="0"/>
+          <w:numId w:val="37"/>
+        </w:numPr>
+        <w:spacing w:before="0" w:after="40" w:line="264" w:lineRule="auto"/>
+        <w:ind w:left="540" w:hanging="270"/>
       </w:pPr>
       <w:r>
         <w:rPr>
@@ -1407,6 +1565,12 @@
     <w:p>
       <w:pPr>
         <w:pStyle w:val="ListBullet"/>
+        <w:numPr>
+          <w:ilvl w:val="0"/>
+          <w:numId w:val="38"/>
+        </w:numPr>
+        <w:spacing w:before="0" w:after="40" w:line="264" w:lineRule="auto"/>
+        <w:ind w:left="540" w:hanging="270"/>
       </w:pPr>
       <w:r>
         <w:rPr>
@@ -1436,7 +1600,13 @@
     </w:p>
     <w:p>
       <w:pPr>
-        <w:pStyle w:val="ListBullet2"/>
+        <w:pStyle w:val="ListBullet"/>
+        <w:numPr>
+          <w:ilvl w:val="0"/>
+          <w:numId w:val="39"/>
+        </w:numPr>
+        <w:spacing w:before="0" w:after="40" w:line="264" w:lineRule="auto"/>
+        <w:ind w:left="540" w:hanging="270"/>
       </w:pPr>
       <w:r>
         <w:rPr>
@@ -1452,6 +1622,12 @@
     <w:p>
       <w:pPr>
         <w:pStyle w:val="ListBullet"/>
+        <w:numPr>
+          <w:ilvl w:val="0"/>
+          <w:numId w:val="40"/>
+        </w:numPr>
+        <w:spacing w:before="0" w:after="40" w:line="264" w:lineRule="auto"/>
+        <w:ind w:left="540" w:hanging="270"/>
       </w:pPr>
       <w:r>
         <w:rPr>
@@ -1466,7 +1642,13 @@
     </w:p>
     <w:p>
       <w:pPr>
-        <w:pStyle w:val="ListBullet2"/>
+        <w:pStyle w:val="ListBullet"/>
+        <w:numPr>
+          <w:ilvl w:val="0"/>
+          <w:numId w:val="41"/>
+        </w:numPr>
+        <w:spacing w:before="0" w:after="40" w:line="264" w:lineRule="auto"/>
+        <w:ind w:left="540" w:hanging="270"/>
       </w:pPr>
       <w:r>
         <w:rPr>
@@ -1556,6 +1738,12 @@
     <w:p>
       <w:pPr>
         <w:pStyle w:val="ListBullet"/>
+        <w:numPr>
+          <w:ilvl w:val="0"/>
+          <w:numId w:val="42"/>
+        </w:numPr>
+        <w:spacing w:before="0" w:after="40" w:line="264" w:lineRule="auto"/>
+        <w:ind w:left="540" w:hanging="270"/>
       </w:pPr>
       <w:r>
         <w:rPr>
@@ -1570,7 +1758,13 @@
     </w:p>
     <w:p>
       <w:pPr>
-        <w:pStyle w:val="ListBullet2"/>
+        <w:pStyle w:val="ListBullet"/>
+        <w:numPr>
+          <w:ilvl w:val="0"/>
+          <w:numId w:val="43"/>
+        </w:numPr>
+        <w:spacing w:before="0" w:after="40" w:line="264" w:lineRule="auto"/>
+        <w:ind w:left="540" w:hanging="270"/>
       </w:pPr>
       <w:r>
         <w:rPr>
@@ -1586,6 +1780,12 @@
     <w:p>
       <w:pPr>
         <w:pStyle w:val="ListBullet"/>
+        <w:numPr>
+          <w:ilvl w:val="0"/>
+          <w:numId w:val="44"/>
+        </w:numPr>
+        <w:spacing w:before="0" w:after="40" w:line="264" w:lineRule="auto"/>
+        <w:ind w:left="540" w:hanging="270"/>
       </w:pPr>
       <w:r>
         <w:rPr>
@@ -1708,7 +1908,6 @@
           </w:tcPr>
           <w:p>
             <w:pPr>
-              <w:keepNext/>
               <w:spacing w:before="0" w:after="0" w:line="240" w:lineRule="auto"/>
             </w:pPr>
             <w:r>
@@ -1736,7 +1935,6 @@
           </w:tcPr>
           <w:p>
             <w:pPr>
-              <w:keepNext/>
               <w:spacing w:before="0" w:after="0" w:line="240" w:lineRule="auto"/>
             </w:pPr>
             <w:r>
@@ -1770,7 +1968,6 @@
           </w:tcPr>
           <w:p>
             <w:pPr>
-              <w:keepNext/>
               <w:spacing w:before="0" w:after="0" w:line="240" w:lineRule="auto"/>
             </w:pPr>
             <w:r>
@@ -1798,7 +1995,6 @@
           </w:tcPr>
           <w:p>
             <w:pPr>
-              <w:keepNext/>
               <w:spacing w:before="0" w:after="0" w:line="240" w:lineRule="auto"/>
             </w:pPr>
           </w:p>
@@ -1822,7 +2018,6 @@
           </w:tcPr>
           <w:p>
             <w:pPr>
-              <w:keepNext/>
               <w:spacing w:before="0" w:after="0" w:line="240" w:lineRule="auto"/>
             </w:pPr>
             <w:r>
@@ -1850,7 +2045,6 @@
           </w:tcPr>
           <w:p>
             <w:pPr>
-              <w:keepNext/>
               <w:spacing w:before="0" w:after="0" w:line="240" w:lineRule="auto"/>
             </w:pPr>
           </w:p>
@@ -1972,7 +2166,6 @@
     <w:p>
       <w:pPr>
         <w:pStyle w:val="Heading3"/>
-        <w:pageBreakBefore/>
       </w:pPr>
       <w:r>
         <w:rPr>
@@ -1987,7 +2180,13 @@
     </w:p>
     <w:p>
       <w:pPr>
-        <w:pStyle w:val="ListBullet2"/>
+        <w:pStyle w:val="ListBullet"/>
+        <w:numPr>
+          <w:ilvl w:val="0"/>
+          <w:numId w:val="45"/>
+        </w:numPr>
+        <w:spacing w:before="0" w:after="40" w:line="264" w:lineRule="auto"/>
+        <w:ind w:left="540" w:hanging="270"/>
       </w:pPr>
       <w:r>
         <w:rPr>
@@ -2003,6 +2202,12 @@
     <w:p>
       <w:pPr>
         <w:pStyle w:val="ListBullet"/>
+        <w:numPr>
+          <w:ilvl w:val="0"/>
+          <w:numId w:val="46"/>
+        </w:numPr>
+        <w:spacing w:before="0" w:after="40" w:line="264" w:lineRule="auto"/>
+        <w:ind w:left="540" w:hanging="270"/>
       </w:pPr>
       <w:r>
         <w:rPr>
@@ -2017,7 +2222,13 @@
     </w:p>
     <w:p>
       <w:pPr>
-        <w:pStyle w:val="ListBullet2"/>
+        <w:pStyle w:val="ListBullet"/>
+        <w:numPr>
+          <w:ilvl w:val="0"/>
+          <w:numId w:val="47"/>
+        </w:numPr>
+        <w:spacing w:before="0" w:after="40" w:line="264" w:lineRule="auto"/>
+        <w:ind w:left="540" w:hanging="270"/>
       </w:pPr>
       <w:r>
         <w:rPr>
@@ -2033,6 +2244,12 @@
     <w:p>
       <w:pPr>
         <w:pStyle w:val="ListBullet"/>
+        <w:numPr>
+          <w:ilvl w:val="0"/>
+          <w:numId w:val="48"/>
+        </w:numPr>
+        <w:spacing w:before="0" w:after="40" w:line="264" w:lineRule="auto"/>
+        <w:ind w:left="540" w:hanging="270"/>
       </w:pPr>
       <w:r>
         <w:rPr>
@@ -2047,7 +2264,13 @@
     </w:p>
     <w:p>
       <w:pPr>
-        <w:pStyle w:val="ListBullet2"/>
+        <w:pStyle w:val="ListBullet"/>
+        <w:numPr>
+          <w:ilvl w:val="0"/>
+          <w:numId w:val="49"/>
+        </w:numPr>
+        <w:spacing w:before="0" w:after="40" w:line="264" w:lineRule="auto"/>
+        <w:ind w:left="540" w:hanging="270"/>
       </w:pPr>
       <w:r>
         <w:rPr>
@@ -2063,6 +2286,12 @@
     <w:p>
       <w:pPr>
         <w:pStyle w:val="ListBullet"/>
+        <w:numPr>
+          <w:ilvl w:val="0"/>
+          <w:numId w:val="50"/>
+        </w:numPr>
+        <w:spacing w:before="0" w:after="40" w:line="264" w:lineRule="auto"/>
+        <w:ind w:left="540" w:hanging="270"/>
       </w:pPr>
       <w:r>
         <w:rPr>
@@ -2077,7 +2306,13 @@
     </w:p>
     <w:p>
       <w:pPr>
-        <w:pStyle w:val="ListBullet2"/>
+        <w:pStyle w:val="ListBullet"/>
+        <w:numPr>
+          <w:ilvl w:val="0"/>
+          <w:numId w:val="51"/>
+        </w:numPr>
+        <w:spacing w:before="0" w:after="40" w:line="264" w:lineRule="auto"/>
+        <w:ind w:left="540" w:hanging="270"/>
       </w:pPr>
       <w:r>
         <w:rPr>
@@ -2108,6 +2343,12 @@
     <w:p>
       <w:pPr>
         <w:pStyle w:val="ListBullet"/>
+        <w:numPr>
+          <w:ilvl w:val="0"/>
+          <w:numId w:val="52"/>
+        </w:numPr>
+        <w:spacing w:before="0" w:after="40" w:line="264" w:lineRule="auto"/>
+        <w:ind w:left="540" w:hanging="270"/>
       </w:pPr>
       <w:r>
         <w:rPr>
@@ -2122,7 +2363,13 @@
     </w:p>
     <w:p>
       <w:pPr>
-        <w:pStyle w:val="ListBullet2"/>
+        <w:pStyle w:val="ListBullet"/>
+        <w:numPr>
+          <w:ilvl w:val="0"/>
+          <w:numId w:val="53"/>
+        </w:numPr>
+        <w:spacing w:before="0" w:after="40" w:line="264" w:lineRule="auto"/>
+        <w:ind w:left="540" w:hanging="270"/>
       </w:pPr>
       <w:r>
         <w:rPr>
@@ -2138,6 +2385,12 @@
     <w:p>
       <w:pPr>
         <w:pStyle w:val="ListBullet"/>
+        <w:numPr>
+          <w:ilvl w:val="0"/>
+          <w:numId w:val="54"/>
+        </w:numPr>
+        <w:spacing w:before="0" w:after="40" w:line="264" w:lineRule="auto"/>
+        <w:ind w:left="540" w:hanging="270"/>
       </w:pPr>
       <w:r>
         <w:rPr>
@@ -2226,7 +2479,13 @@
     </w:p>
     <w:p>
       <w:pPr>
-        <w:pStyle w:val="ListBullet2"/>
+        <w:pStyle w:val="ListBullet"/>
+        <w:numPr>
+          <w:ilvl w:val="0"/>
+          <w:numId w:val="55"/>
+        </w:numPr>
+        <w:spacing w:before="0" w:after="40" w:line="264" w:lineRule="auto"/>
+        <w:ind w:left="540" w:hanging="270"/>
       </w:pPr>
       <w:r>
         <w:rPr>
@@ -2242,6 +2501,12 @@
     <w:p>
       <w:pPr>
         <w:pStyle w:val="ListBullet"/>
+        <w:numPr>
+          <w:ilvl w:val="0"/>
+          <w:numId w:val="56"/>
+        </w:numPr>
+        <w:spacing w:before="0" w:after="40" w:line="264" w:lineRule="auto"/>
+        <w:ind w:left="540" w:hanging="270"/>
       </w:pPr>
       <w:r>
         <w:rPr>
@@ -2256,7 +2521,13 @@
     </w:p>
     <w:p>
       <w:pPr>
-        <w:pStyle w:val="ListBullet2"/>
+        <w:pStyle w:val="ListBullet"/>
+        <w:numPr>
+          <w:ilvl w:val="0"/>
+          <w:numId w:val="57"/>
+        </w:numPr>
+        <w:spacing w:before="0" w:after="40" w:line="264" w:lineRule="auto"/>
+        <w:ind w:left="540" w:hanging="270"/>
       </w:pPr>
       <w:r>
         <w:rPr>
@@ -2379,7 +2650,6 @@
           </w:tcPr>
           <w:p>
             <w:pPr>
-              <w:keepNext/>
               <w:spacing w:before="0" w:after="0" w:line="240" w:lineRule="auto"/>
             </w:pPr>
             <w:r>
@@ -2407,7 +2677,6 @@
           </w:tcPr>
           <w:p>
             <w:pPr>
-              <w:keepNext/>
               <w:spacing w:before="0" w:after="0" w:line="240" w:lineRule="auto"/>
             </w:pPr>
             <w:r>
@@ -2441,7 +2710,6 @@
           </w:tcPr>
           <w:p>
             <w:pPr>
-              <w:keepNext/>
               <w:spacing w:before="0" w:after="0" w:line="240" w:lineRule="auto"/>
             </w:pPr>
             <w:r>
@@ -2469,7 +2737,6 @@
           </w:tcPr>
           <w:p>
             <w:pPr>
-              <w:keepNext/>
               <w:spacing w:before="0" w:after="0" w:line="240" w:lineRule="auto"/>
             </w:pPr>
           </w:p>
@@ -2493,7 +2760,6 @@
           </w:tcPr>
           <w:p>
             <w:pPr>
-              <w:keepNext/>
               <w:spacing w:before="0" w:after="0" w:line="240" w:lineRule="auto"/>
             </w:pPr>
             <w:r>
@@ -2521,7 +2787,6 @@
           </w:tcPr>
           <w:p>
             <w:pPr>
-              <w:keepNext/>
               <w:spacing w:before="0" w:after="0" w:line="240" w:lineRule="auto"/>
             </w:pPr>
           </w:p>
@@ -2658,6 +2923,12 @@
     <w:p>
       <w:pPr>
         <w:pStyle w:val="ListBullet"/>
+        <w:numPr>
+          <w:ilvl w:val="0"/>
+          <w:numId w:val="58"/>
+        </w:numPr>
+        <w:spacing w:before="0" w:after="40" w:line="264" w:lineRule="auto"/>
+        <w:ind w:left="540" w:hanging="270"/>
       </w:pPr>
       <w:r>
         <w:rPr>
@@ -2672,7 +2943,13 @@
     </w:p>
     <w:p>
       <w:pPr>
-        <w:pStyle w:val="ListBullet2"/>
+        <w:pStyle w:val="ListBullet"/>
+        <w:numPr>
+          <w:ilvl w:val="0"/>
+          <w:numId w:val="59"/>
+        </w:numPr>
+        <w:spacing w:before="0" w:after="40" w:line="264" w:lineRule="auto"/>
+        <w:ind w:left="540" w:hanging="270"/>
       </w:pPr>
       <w:r>
         <w:rPr>
@@ -2688,6 +2965,12 @@
     <w:p>
       <w:pPr>
         <w:pStyle w:val="ListBullet"/>
+        <w:numPr>
+          <w:ilvl w:val="0"/>
+          <w:numId w:val="60"/>
+        </w:numPr>
+        <w:spacing w:before="0" w:after="40" w:line="264" w:lineRule="auto"/>
+        <w:ind w:left="540" w:hanging="270"/>
       </w:pPr>
       <w:r>
         <w:rPr>
@@ -2702,7 +2985,13 @@
     </w:p>
     <w:p>
       <w:pPr>
-        <w:pStyle w:val="ListBullet2"/>
+        <w:pStyle w:val="ListBullet"/>
+        <w:numPr>
+          <w:ilvl w:val="0"/>
+          <w:numId w:val="61"/>
+        </w:numPr>
+        <w:spacing w:before="0" w:after="40" w:line="264" w:lineRule="auto"/>
+        <w:ind w:left="540" w:hanging="270"/>
       </w:pPr>
       <w:r>
         <w:rPr>
@@ -2718,6 +3007,12 @@
     <w:p>
       <w:pPr>
         <w:pStyle w:val="ListBullet"/>
+        <w:numPr>
+          <w:ilvl w:val="0"/>
+          <w:numId w:val="62"/>
+        </w:numPr>
+        <w:spacing w:before="0" w:after="40" w:line="264" w:lineRule="auto"/>
+        <w:ind w:left="540" w:hanging="270"/>
       </w:pPr>
       <w:r>
         <w:rPr>
@@ -2732,7 +3027,13 @@
     </w:p>
     <w:p>
       <w:pPr>
-        <w:pStyle w:val="ListBullet2"/>
+        <w:pStyle w:val="ListBullet"/>
+        <w:numPr>
+          <w:ilvl w:val="0"/>
+          <w:numId w:val="63"/>
+        </w:numPr>
+        <w:spacing w:before="0" w:after="40" w:line="264" w:lineRule="auto"/>
+        <w:ind w:left="540" w:hanging="270"/>
       </w:pPr>
       <w:r>
         <w:rPr>
@@ -2748,6 +3049,12 @@
     <w:p>
       <w:pPr>
         <w:pStyle w:val="ListBullet"/>
+        <w:numPr>
+          <w:ilvl w:val="0"/>
+          <w:numId w:val="64"/>
+        </w:numPr>
+        <w:spacing w:before="0" w:after="40" w:line="264" w:lineRule="auto"/>
+        <w:ind w:left="540" w:hanging="270"/>
       </w:pPr>
       <w:r>
         <w:rPr>
@@ -2762,7 +3069,13 @@
     </w:p>
     <w:p>
       <w:pPr>
-        <w:pStyle w:val="ListBullet2"/>
+        <w:pStyle w:val="ListBullet"/>
+        <w:numPr>
+          <w:ilvl w:val="0"/>
+          <w:numId w:val="65"/>
+        </w:numPr>
+        <w:spacing w:before="0" w:after="40" w:line="264" w:lineRule="auto"/>
+        <w:ind w:left="540" w:hanging="270"/>
       </w:pPr>
       <w:r>
         <w:rPr>
@@ -2793,6 +3106,12 @@
     <w:p>
       <w:pPr>
         <w:pStyle w:val="ListBullet"/>
+        <w:numPr>
+          <w:ilvl w:val="0"/>
+          <w:numId w:val="66"/>
+        </w:numPr>
+        <w:spacing w:before="0" w:after="40" w:line="264" w:lineRule="auto"/>
+        <w:ind w:left="540" w:hanging="270"/>
       </w:pPr>
       <w:r>
         <w:rPr>
@@ -2807,7 +3126,13 @@
     </w:p>
     <w:p>
       <w:pPr>
-        <w:pStyle w:val="ListBullet2"/>
+        <w:pStyle w:val="ListBullet"/>
+        <w:numPr>
+          <w:ilvl w:val="0"/>
+          <w:numId w:val="67"/>
+        </w:numPr>
+        <w:spacing w:before="0" w:after="40" w:line="264" w:lineRule="auto"/>
+        <w:ind w:left="540" w:hanging="270"/>
       </w:pPr>
       <w:r>
         <w:rPr>
@@ -2823,6 +3148,12 @@
     <w:p>
       <w:pPr>
         <w:pStyle w:val="ListBullet"/>
+        <w:numPr>
+          <w:ilvl w:val="0"/>
+          <w:numId w:val="68"/>
+        </w:numPr>
+        <w:spacing w:before="0" w:after="40" w:line="264" w:lineRule="auto"/>
+        <w:ind w:left="540" w:hanging="270"/>
       </w:pPr>
       <w:r>
         <w:rPr>
@@ -2911,7 +3242,13 @@
     </w:p>
     <w:p>
       <w:pPr>
-        <w:pStyle w:val="ListBullet2"/>
+        <w:pStyle w:val="ListBullet"/>
+        <w:numPr>
+          <w:ilvl w:val="0"/>
+          <w:numId w:val="69"/>
+        </w:numPr>
+        <w:spacing w:before="0" w:after="40" w:line="264" w:lineRule="auto"/>
+        <w:ind w:left="540" w:hanging="270"/>
       </w:pPr>
       <w:r>
         <w:rPr>
@@ -2927,6 +3264,12 @@
     <w:p>
       <w:pPr>
         <w:pStyle w:val="ListBullet"/>
+        <w:numPr>
+          <w:ilvl w:val="0"/>
+          <w:numId w:val="70"/>
+        </w:numPr>
+        <w:spacing w:before="0" w:after="40" w:line="264" w:lineRule="auto"/>
+        <w:ind w:left="540" w:hanging="270"/>
       </w:pPr>
       <w:r>
         <w:rPr>
@@ -2941,7 +3284,13 @@
     </w:p>
     <w:p>
       <w:pPr>
-        <w:pStyle w:val="ListBullet2"/>
+        <w:pStyle w:val="ListBullet"/>
+        <w:numPr>
+          <w:ilvl w:val="0"/>
+          <w:numId w:val="71"/>
+        </w:numPr>
+        <w:spacing w:before="0" w:after="40" w:line="264" w:lineRule="auto"/>
+        <w:ind w:left="540" w:hanging="270"/>
       </w:pPr>
       <w:r>
         <w:rPr>
@@ -3064,7 +3413,6 @@
           </w:tcPr>
           <w:p>
             <w:pPr>
-              <w:keepNext/>
               <w:spacing w:before="0" w:after="0" w:line="240" w:lineRule="auto"/>
             </w:pPr>
             <w:r>
@@ -3092,7 +3440,6 @@
           </w:tcPr>
           <w:p>
             <w:pPr>
-              <w:keepNext/>
               <w:spacing w:before="0" w:after="0" w:line="240" w:lineRule="auto"/>
             </w:pPr>
             <w:r>
@@ -3126,7 +3473,6 @@
           </w:tcPr>
           <w:p>
             <w:pPr>
-              <w:keepNext/>
               <w:spacing w:before="0" w:after="0" w:line="240" w:lineRule="auto"/>
             </w:pPr>
             <w:r>
@@ -3154,7 +3500,6 @@
           </w:tcPr>
           <w:p>
             <w:pPr>
-              <w:keepNext/>
               <w:spacing w:before="0" w:after="0" w:line="240" w:lineRule="auto"/>
             </w:pPr>
           </w:p>
@@ -3178,7 +3523,6 @@
           </w:tcPr>
           <w:p>
             <w:pPr>
-              <w:keepNext/>
               <w:spacing w:before="0" w:after="0" w:line="240" w:lineRule="auto"/>
             </w:pPr>
             <w:r>
@@ -3206,7 +3550,6 @@
           </w:tcPr>
           <w:p>
             <w:pPr>
-              <w:keepNext/>
               <w:spacing w:before="0" w:after="0" w:line="240" w:lineRule="auto"/>
             </w:pPr>
           </w:p>
@@ -3343,6 +3686,12 @@
     <w:p>
       <w:pPr>
         <w:pStyle w:val="ListBullet"/>
+        <w:numPr>
+          <w:ilvl w:val="0"/>
+          <w:numId w:val="72"/>
+        </w:numPr>
+        <w:spacing w:before="0" w:after="40" w:line="264" w:lineRule="auto"/>
+        <w:ind w:left="540" w:hanging="270"/>
       </w:pPr>
       <w:r>
         <w:rPr>
@@ -3357,7 +3706,13 @@
     </w:p>
     <w:p>
       <w:pPr>
-        <w:pStyle w:val="ListBullet2"/>
+        <w:pStyle w:val="ListBullet"/>
+        <w:numPr>
+          <w:ilvl w:val="0"/>
+          <w:numId w:val="73"/>
+        </w:numPr>
+        <w:spacing w:before="0" w:after="40" w:line="264" w:lineRule="auto"/>
+        <w:ind w:left="540" w:hanging="270"/>
       </w:pPr>
       <w:r>
         <w:rPr>
@@ -3373,6 +3728,12 @@
     <w:p>
       <w:pPr>
         <w:pStyle w:val="ListBullet"/>
+        <w:numPr>
+          <w:ilvl w:val="0"/>
+          <w:numId w:val="74"/>
+        </w:numPr>
+        <w:spacing w:before="0" w:after="40" w:line="264" w:lineRule="auto"/>
+        <w:ind w:left="540" w:hanging="270"/>
       </w:pPr>
       <w:r>
         <w:rPr>
@@ -3387,7 +3748,13 @@
     </w:p>
     <w:p>
       <w:pPr>
-        <w:pStyle w:val="ListBullet2"/>
+        <w:pStyle w:val="ListBullet"/>
+        <w:numPr>
+          <w:ilvl w:val="0"/>
+          <w:numId w:val="75"/>
+        </w:numPr>
+        <w:spacing w:before="0" w:after="40" w:line="264" w:lineRule="auto"/>
+        <w:ind w:left="540" w:hanging="270"/>
       </w:pPr>
       <w:r>
         <w:rPr>
@@ -3403,6 +3770,12 @@
     <w:p>
       <w:pPr>
         <w:pStyle w:val="ListBullet"/>
+        <w:numPr>
+          <w:ilvl w:val="0"/>
+          <w:numId w:val="76"/>
+        </w:numPr>
+        <w:spacing w:before="0" w:after="40" w:line="264" w:lineRule="auto"/>
+        <w:ind w:left="540" w:hanging="270"/>
       </w:pPr>
       <w:r>
         <w:rPr>
@@ -3417,7 +3790,13 @@
     </w:p>
     <w:p>
       <w:pPr>
-        <w:pStyle w:val="ListBullet2"/>
+        <w:pStyle w:val="ListBullet"/>
+        <w:numPr>
+          <w:ilvl w:val="0"/>
+          <w:numId w:val="77"/>
+        </w:numPr>
+        <w:spacing w:before="0" w:after="40" w:line="264" w:lineRule="auto"/>
+        <w:ind w:left="540" w:hanging="270"/>
       </w:pPr>
       <w:r>
         <w:rPr>
@@ -3433,6 +3812,12 @@
     <w:p>
       <w:pPr>
         <w:pStyle w:val="ListBullet"/>
+        <w:numPr>
+          <w:ilvl w:val="0"/>
+          <w:numId w:val="78"/>
+        </w:numPr>
+        <w:spacing w:before="0" w:after="40" w:line="264" w:lineRule="auto"/>
+        <w:ind w:left="540" w:hanging="270"/>
       </w:pPr>
       <w:r>
         <w:rPr>
@@ -3447,7 +3832,13 @@
     </w:p>
     <w:p>
       <w:pPr>
-        <w:pStyle w:val="ListBullet2"/>
+        <w:pStyle w:val="ListBullet"/>
+        <w:numPr>
+          <w:ilvl w:val="0"/>
+          <w:numId w:val="79"/>
+        </w:numPr>
+        <w:spacing w:before="0" w:after="40" w:line="264" w:lineRule="auto"/>
+        <w:ind w:left="540" w:hanging="270"/>
       </w:pPr>
       <w:r>
         <w:rPr>
@@ -3478,6 +3869,12 @@
     <w:p>
       <w:pPr>
         <w:pStyle w:val="ListBullet"/>
+        <w:numPr>
+          <w:ilvl w:val="0"/>
+          <w:numId w:val="80"/>
+        </w:numPr>
+        <w:spacing w:before="0" w:after="40" w:line="264" w:lineRule="auto"/>
+        <w:ind w:left="540" w:hanging="270"/>
       </w:pPr>
       <w:r>
         <w:rPr>
@@ -3492,7 +3889,13 @@
     </w:p>
     <w:p>
       <w:pPr>
-        <w:pStyle w:val="ListBullet2"/>
+        <w:pStyle w:val="ListBullet"/>
+        <w:numPr>
+          <w:ilvl w:val="0"/>
+          <w:numId w:val="81"/>
+        </w:numPr>
+        <w:spacing w:before="0" w:after="40" w:line="264" w:lineRule="auto"/>
+        <w:ind w:left="540" w:hanging="270"/>
       </w:pPr>
       <w:r>
         <w:rPr>
@@ -3508,6 +3911,12 @@
     <w:p>
       <w:pPr>
         <w:pStyle w:val="ListBullet"/>
+        <w:numPr>
+          <w:ilvl w:val="0"/>
+          <w:numId w:val="82"/>
+        </w:numPr>
+        <w:spacing w:before="0" w:after="40" w:line="264" w:lineRule="auto"/>
+        <w:ind w:left="540" w:hanging="270"/>
       </w:pPr>
       <w:r>
         <w:rPr>
@@ -3596,7 +4005,13 @@
     </w:p>
     <w:p>
       <w:pPr>
-        <w:pStyle w:val="ListBullet2"/>
+        <w:pStyle w:val="ListBullet"/>
+        <w:numPr>
+          <w:ilvl w:val="0"/>
+          <w:numId w:val="83"/>
+        </w:numPr>
+        <w:spacing w:before="0" w:after="40" w:line="264" w:lineRule="auto"/>
+        <w:ind w:left="540" w:hanging="270"/>
       </w:pPr>
       <w:r>
         <w:rPr>
@@ -3612,6 +4027,12 @@
     <w:p>
       <w:pPr>
         <w:pStyle w:val="ListBullet"/>
+        <w:numPr>
+          <w:ilvl w:val="0"/>
+          <w:numId w:val="84"/>
+        </w:numPr>
+        <w:spacing w:before="0" w:after="40" w:line="264" w:lineRule="auto"/>
+        <w:ind w:left="540" w:hanging="270"/>
       </w:pPr>
       <w:r>
         <w:rPr>
@@ -3626,7 +4047,13 @@
     </w:p>
     <w:p>
       <w:pPr>
-        <w:pStyle w:val="ListBullet2"/>
+        <w:pStyle w:val="ListBullet"/>
+        <w:numPr>
+          <w:ilvl w:val="0"/>
+          <w:numId w:val="85"/>
+        </w:numPr>
+        <w:spacing w:before="0" w:after="40" w:line="264" w:lineRule="auto"/>
+        <w:ind w:left="540" w:hanging="270"/>
       </w:pPr>
       <w:r>
         <w:rPr>
@@ -3749,7 +4176,6 @@
           </w:tcPr>
           <w:p>
             <w:pPr>
-              <w:keepNext/>
               <w:spacing w:before="0" w:after="0" w:line="240" w:lineRule="auto"/>
             </w:pPr>
             <w:r>
@@ -3777,7 +4203,6 @@
           </w:tcPr>
           <w:p>
             <w:pPr>
-              <w:keepNext/>
               <w:spacing w:before="0" w:after="0" w:line="240" w:lineRule="auto"/>
             </w:pPr>
             <w:r>
@@ -3811,7 +4236,6 @@
           </w:tcPr>
           <w:p>
             <w:pPr>
-              <w:keepNext/>
               <w:spacing w:before="0" w:after="0" w:line="240" w:lineRule="auto"/>
             </w:pPr>
             <w:r>
@@ -3839,7 +4263,6 @@
           </w:tcPr>
           <w:p>
             <w:pPr>
-              <w:keepNext/>
               <w:spacing w:before="0" w:after="0" w:line="240" w:lineRule="auto"/>
             </w:pPr>
           </w:p>
@@ -3863,7 +4286,6 @@
           </w:tcPr>
           <w:p>
             <w:pPr>
-              <w:keepNext/>
               <w:spacing w:before="0" w:after="0" w:line="240" w:lineRule="auto"/>
             </w:pPr>
             <w:r>
@@ -3891,7 +4313,6 @@
           </w:tcPr>
           <w:p>
             <w:pPr>
-              <w:keepNext/>
               <w:spacing w:before="0" w:after="0" w:line="240" w:lineRule="auto"/>
             </w:pPr>
           </w:p>
@@ -4028,6 +4449,12 @@
     <w:p>
       <w:pPr>
         <w:pStyle w:val="ListBullet"/>
+        <w:numPr>
+          <w:ilvl w:val="0"/>
+          <w:numId w:val="86"/>
+        </w:numPr>
+        <w:spacing w:before="0" w:after="40" w:line="264" w:lineRule="auto"/>
+        <w:ind w:left="540" w:hanging="270"/>
       </w:pPr>
       <w:r>
         <w:rPr>
@@ -4042,7 +4469,13 @@
     </w:p>
     <w:p>
       <w:pPr>
-        <w:pStyle w:val="ListBullet2"/>
+        <w:pStyle w:val="ListBullet"/>
+        <w:numPr>
+          <w:ilvl w:val="0"/>
+          <w:numId w:val="87"/>
+        </w:numPr>
+        <w:spacing w:before="0" w:after="40" w:line="264" w:lineRule="auto"/>
+        <w:ind w:left="540" w:hanging="270"/>
       </w:pPr>
       <w:r>
         <w:rPr>
@@ -4058,6 +4491,12 @@
     <w:p>
       <w:pPr>
         <w:pStyle w:val="ListBullet"/>
+        <w:numPr>
+          <w:ilvl w:val="0"/>
+          <w:numId w:val="88"/>
+        </w:numPr>
+        <w:spacing w:before="0" w:after="40" w:line="264" w:lineRule="auto"/>
+        <w:ind w:left="540" w:hanging="270"/>
       </w:pPr>
       <w:r>
         <w:rPr>
@@ -4072,7 +4511,13 @@
     </w:p>
     <w:p>
       <w:pPr>
-        <w:pStyle w:val="ListBullet2"/>
+        <w:pStyle w:val="ListBullet"/>
+        <w:numPr>
+          <w:ilvl w:val="0"/>
+          <w:numId w:val="89"/>
+        </w:numPr>
+        <w:spacing w:before="0" w:after="40" w:line="264" w:lineRule="auto"/>
+        <w:ind w:left="540" w:hanging="270"/>
       </w:pPr>
       <w:r>
         <w:rPr>
@@ -4088,6 +4533,12 @@
     <w:p>
       <w:pPr>
         <w:pStyle w:val="ListBullet"/>
+        <w:numPr>
+          <w:ilvl w:val="0"/>
+          <w:numId w:val="90"/>
+        </w:numPr>
+        <w:spacing w:before="0" w:after="40" w:line="264" w:lineRule="auto"/>
+        <w:ind w:left="540" w:hanging="270"/>
       </w:pPr>
       <w:r>
         <w:rPr>
@@ -4102,7 +4553,13 @@
     </w:p>
     <w:p>
       <w:pPr>
-        <w:pStyle w:val="ListBullet2"/>
+        <w:pStyle w:val="ListBullet"/>
+        <w:numPr>
+          <w:ilvl w:val="0"/>
+          <w:numId w:val="91"/>
+        </w:numPr>
+        <w:spacing w:before="0" w:after="40" w:line="264" w:lineRule="auto"/>
+        <w:ind w:left="540" w:hanging="270"/>
       </w:pPr>
       <w:r>
         <w:rPr>
@@ -4118,6 +4575,12 @@
     <w:p>
       <w:pPr>
         <w:pStyle w:val="ListBullet"/>
+        <w:numPr>
+          <w:ilvl w:val="0"/>
+          <w:numId w:val="92"/>
+        </w:numPr>
+        <w:spacing w:before="0" w:after="40" w:line="264" w:lineRule="auto"/>
+        <w:ind w:left="540" w:hanging="270"/>
       </w:pPr>
       <w:r>
         <w:rPr>
@@ -4132,7 +4595,13 @@
     </w:p>
     <w:p>
       <w:pPr>
-        <w:pStyle w:val="ListBullet2"/>
+        <w:pStyle w:val="ListBullet"/>
+        <w:numPr>
+          <w:ilvl w:val="0"/>
+          <w:numId w:val="93"/>
+        </w:numPr>
+        <w:spacing w:before="0" w:after="40" w:line="264" w:lineRule="auto"/>
+        <w:ind w:left="540" w:hanging="270"/>
       </w:pPr>
       <w:r>
         <w:rPr>
@@ -4163,6 +4632,12 @@
     <w:p>
       <w:pPr>
         <w:pStyle w:val="ListBullet"/>
+        <w:numPr>
+          <w:ilvl w:val="0"/>
+          <w:numId w:val="94"/>
+        </w:numPr>
+        <w:spacing w:before="0" w:after="40" w:line="264" w:lineRule="auto"/>
+        <w:ind w:left="540" w:hanging="270"/>
       </w:pPr>
       <w:r>
         <w:rPr>
@@ -4177,7 +4652,13 @@
     </w:p>
     <w:p>
       <w:pPr>
-        <w:pStyle w:val="ListBullet2"/>
+        <w:pStyle w:val="ListBullet"/>
+        <w:numPr>
+          <w:ilvl w:val="0"/>
+          <w:numId w:val="95"/>
+        </w:numPr>
+        <w:spacing w:before="0" w:after="40" w:line="264" w:lineRule="auto"/>
+        <w:ind w:left="540" w:hanging="270"/>
       </w:pPr>
       <w:r>
         <w:rPr>
@@ -4193,6 +4674,12 @@
     <w:p>
       <w:pPr>
         <w:pStyle w:val="ListBullet"/>
+        <w:numPr>
+          <w:ilvl w:val="0"/>
+          <w:numId w:val="96"/>
+        </w:numPr>
+        <w:spacing w:before="0" w:after="40" w:line="264" w:lineRule="auto"/>
+        <w:ind w:left="540" w:hanging="270"/>
       </w:pPr>
       <w:r>
         <w:rPr>
@@ -4281,7 +4768,13 @@
     </w:p>
     <w:p>
       <w:pPr>
-        <w:pStyle w:val="ListBullet2"/>
+        <w:pStyle w:val="ListBullet"/>
+        <w:numPr>
+          <w:ilvl w:val="0"/>
+          <w:numId w:val="97"/>
+        </w:numPr>
+        <w:spacing w:before="0" w:after="40" w:line="264" w:lineRule="auto"/>
+        <w:ind w:left="540" w:hanging="270"/>
       </w:pPr>
       <w:r>
         <w:rPr>
@@ -4297,6 +4790,12 @@
     <w:p>
       <w:pPr>
         <w:pStyle w:val="ListBullet"/>
+        <w:numPr>
+          <w:ilvl w:val="0"/>
+          <w:numId w:val="98"/>
+        </w:numPr>
+        <w:spacing w:before="0" w:after="40" w:line="264" w:lineRule="auto"/>
+        <w:ind w:left="540" w:hanging="270"/>
       </w:pPr>
       <w:r>
         <w:rPr>
@@ -4311,7 +4810,13 @@
     </w:p>
     <w:p>
       <w:pPr>
-        <w:pStyle w:val="ListBullet2"/>
+        <w:pStyle w:val="ListBullet"/>
+        <w:numPr>
+          <w:ilvl w:val="0"/>
+          <w:numId w:val="99"/>
+        </w:numPr>
+        <w:spacing w:before="0" w:after="40" w:line="264" w:lineRule="auto"/>
+        <w:ind w:left="540" w:hanging="270"/>
       </w:pPr>
       <w:r>
         <w:rPr>
@@ -4434,7 +4939,6 @@
           </w:tcPr>
           <w:p>
             <w:pPr>
-              <w:keepNext/>
               <w:spacing w:before="0" w:after="0" w:line="240" w:lineRule="auto"/>
             </w:pPr>
             <w:r>
@@ -4462,7 +4966,6 @@
           </w:tcPr>
           <w:p>
             <w:pPr>
-              <w:keepNext/>
               <w:spacing w:before="0" w:after="0" w:line="240" w:lineRule="auto"/>
             </w:pPr>
             <w:r>
@@ -4496,7 +4999,6 @@
           </w:tcPr>
           <w:p>
             <w:pPr>
-              <w:keepNext/>
               <w:spacing w:before="0" w:after="0" w:line="240" w:lineRule="auto"/>
             </w:pPr>
             <w:r>
@@ -4524,7 +5026,6 @@
           </w:tcPr>
           <w:p>
             <w:pPr>
-              <w:keepNext/>
               <w:spacing w:before="0" w:after="0" w:line="240" w:lineRule="auto"/>
             </w:pPr>
           </w:p>
@@ -4548,7 +5049,6 @@
           </w:tcPr>
           <w:p>
             <w:pPr>
-              <w:keepNext/>
               <w:spacing w:before="0" w:after="0" w:line="240" w:lineRule="auto"/>
             </w:pPr>
             <w:r>
@@ -4576,7 +5076,6 @@
           </w:tcPr>
           <w:p>
             <w:pPr>
-              <w:keepNext/>
               <w:spacing w:before="0" w:after="0" w:line="240" w:lineRule="auto"/>
             </w:pPr>
           </w:p>
@@ -4713,6 +5212,12 @@
     <w:p>
       <w:pPr>
         <w:pStyle w:val="ListBullet"/>
+        <w:numPr>
+          <w:ilvl w:val="0"/>
+          <w:numId w:val="100"/>
+        </w:numPr>
+        <w:spacing w:before="0" w:after="40" w:line="264" w:lineRule="auto"/>
+        <w:ind w:left="540" w:hanging="270"/>
       </w:pPr>
       <w:r>
         <w:rPr>
@@ -4727,7 +5232,13 @@
     </w:p>
     <w:p>
       <w:pPr>
-        <w:pStyle w:val="ListBullet2"/>
+        <w:pStyle w:val="ListBullet"/>
+        <w:numPr>
+          <w:ilvl w:val="0"/>
+          <w:numId w:val="101"/>
+        </w:numPr>
+        <w:spacing w:before="0" w:after="40" w:line="264" w:lineRule="auto"/>
+        <w:ind w:left="540" w:hanging="270"/>
       </w:pPr>
       <w:r>
         <w:rPr>
@@ -4743,6 +5254,12 @@
     <w:p>
       <w:pPr>
         <w:pStyle w:val="ListBullet"/>
+        <w:numPr>
+          <w:ilvl w:val="0"/>
+          <w:numId w:val="102"/>
+        </w:numPr>
+        <w:spacing w:before="0" w:after="40" w:line="264" w:lineRule="auto"/>
+        <w:ind w:left="540" w:hanging="270"/>
       </w:pPr>
       <w:r>
         <w:rPr>
@@ -4757,7 +5274,13 @@
     </w:p>
     <w:p>
       <w:pPr>
-        <w:pStyle w:val="ListBullet2"/>
+        <w:pStyle w:val="ListBullet"/>
+        <w:numPr>
+          <w:ilvl w:val="0"/>
+          <w:numId w:val="103"/>
+        </w:numPr>
+        <w:spacing w:before="0" w:after="40" w:line="264" w:lineRule="auto"/>
+        <w:ind w:left="540" w:hanging="270"/>
       </w:pPr>
       <w:r>
         <w:rPr>
@@ -4773,6 +5296,12 @@
     <w:p>
       <w:pPr>
         <w:pStyle w:val="ListBullet"/>
+        <w:numPr>
+          <w:ilvl w:val="0"/>
+          <w:numId w:val="104"/>
+        </w:numPr>
+        <w:spacing w:before="0" w:after="40" w:line="264" w:lineRule="auto"/>
+        <w:ind w:left="540" w:hanging="270"/>
       </w:pPr>
       <w:r>
         <w:rPr>
@@ -4787,7 +5316,13 @@
     </w:p>
     <w:p>
       <w:pPr>
-        <w:pStyle w:val="ListBullet2"/>
+        <w:pStyle w:val="ListBullet"/>
+        <w:numPr>
+          <w:ilvl w:val="0"/>
+          <w:numId w:val="105"/>
+        </w:numPr>
+        <w:spacing w:before="0" w:after="40" w:line="264" w:lineRule="auto"/>
+        <w:ind w:left="540" w:hanging="270"/>
       </w:pPr>
       <w:r>
         <w:rPr>
@@ -4818,6 +5353,12 @@
     <w:p>
       <w:pPr>
         <w:pStyle w:val="ListBullet"/>
+        <w:numPr>
+          <w:ilvl w:val="0"/>
+          <w:numId w:val="106"/>
+        </w:numPr>
+        <w:spacing w:before="0" w:after="40" w:line="264" w:lineRule="auto"/>
+        <w:ind w:left="540" w:hanging="270"/>
       </w:pPr>
       <w:r>
         <w:rPr>
@@ -4832,7 +5373,13 @@
     </w:p>
     <w:p>
       <w:pPr>
-        <w:pStyle w:val="ListBullet2"/>
+        <w:pStyle w:val="ListBullet"/>
+        <w:numPr>
+          <w:ilvl w:val="0"/>
+          <w:numId w:val="107"/>
+        </w:numPr>
+        <w:spacing w:before="0" w:after="40" w:line="264" w:lineRule="auto"/>
+        <w:ind w:left="540" w:hanging="270"/>
       </w:pPr>
       <w:r>
         <w:rPr>
@@ -4848,6 +5395,12 @@
     <w:p>
       <w:pPr>
         <w:pStyle w:val="ListBullet"/>
+        <w:numPr>
+          <w:ilvl w:val="0"/>
+          <w:numId w:val="108"/>
+        </w:numPr>
+        <w:spacing w:before="0" w:after="40" w:line="264" w:lineRule="auto"/>
+        <w:ind w:left="540" w:hanging="270"/>
       </w:pPr>
       <w:r>
         <w:rPr>
@@ -4936,7 +5489,13 @@
     </w:p>
     <w:p>
       <w:pPr>
-        <w:pStyle w:val="ListBullet2"/>
+        <w:pStyle w:val="ListBullet"/>
+        <w:numPr>
+          <w:ilvl w:val="0"/>
+          <w:numId w:val="109"/>
+        </w:numPr>
+        <w:spacing w:before="0" w:after="40" w:line="264" w:lineRule="auto"/>
+        <w:ind w:left="540" w:hanging="270"/>
       </w:pPr>
       <w:r>
         <w:rPr>
@@ -4952,6 +5511,12 @@
     <w:p>
       <w:pPr>
         <w:pStyle w:val="ListBullet"/>
+        <w:numPr>
+          <w:ilvl w:val="0"/>
+          <w:numId w:val="110"/>
+        </w:numPr>
+        <w:spacing w:before="0" w:after="40" w:line="264" w:lineRule="auto"/>
+        <w:ind w:left="540" w:hanging="270"/>
       </w:pPr>
       <w:r>
         <w:rPr>
@@ -4966,7 +5531,13 @@
     </w:p>
     <w:p>
       <w:pPr>
-        <w:pStyle w:val="ListBullet2"/>
+        <w:pStyle w:val="ListBullet"/>
+        <w:numPr>
+          <w:ilvl w:val="0"/>
+          <w:numId w:val="111"/>
+        </w:numPr>
+        <w:spacing w:before="0" w:after="40" w:line="264" w:lineRule="auto"/>
+        <w:ind w:left="540" w:hanging="270"/>
       </w:pPr>
       <w:r>
         <w:rPr>
@@ -5089,7 +5660,6 @@
           </w:tcPr>
           <w:p>
             <w:pPr>
-              <w:keepNext/>
               <w:spacing w:before="0" w:after="0" w:line="240" w:lineRule="auto"/>
             </w:pPr>
             <w:r>
@@ -5117,7 +5687,6 @@
           </w:tcPr>
           <w:p>
             <w:pPr>
-              <w:keepNext/>
               <w:spacing w:before="0" w:after="0" w:line="240" w:lineRule="auto"/>
             </w:pPr>
             <w:r>
@@ -5151,7 +5720,6 @@
           </w:tcPr>
           <w:p>
             <w:pPr>
-              <w:keepNext/>
               <w:spacing w:before="0" w:after="0" w:line="240" w:lineRule="auto"/>
             </w:pPr>
             <w:r>
@@ -5179,7 +5747,6 @@
           </w:tcPr>
           <w:p>
             <w:pPr>
-              <w:keepNext/>
               <w:spacing w:before="0" w:after="0" w:line="240" w:lineRule="auto"/>
             </w:pPr>
           </w:p>
@@ -5203,7 +5770,6 @@
           </w:tcPr>
           <w:p>
             <w:pPr>
-              <w:keepNext/>
               <w:spacing w:before="0" w:after="0" w:line="240" w:lineRule="auto"/>
             </w:pPr>
             <w:r>
@@ -5231,7 +5797,6 @@
           </w:tcPr>
           <w:p>
             <w:pPr>
-              <w:keepNext/>
               <w:spacing w:before="0" w:after="0" w:line="240" w:lineRule="auto"/>
             </w:pPr>
           </w:p>
@@ -5368,6 +5933,12 @@
     <w:p>
       <w:pPr>
         <w:pStyle w:val="ListBullet"/>
+        <w:numPr>
+          <w:ilvl w:val="0"/>
+          <w:numId w:val="112"/>
+        </w:numPr>
+        <w:spacing w:before="0" w:after="40" w:line="264" w:lineRule="auto"/>
+        <w:ind w:left="540" w:hanging="270"/>
       </w:pPr>
       <w:r>
         <w:rPr>
@@ -5382,7 +5953,13 @@
     </w:p>
     <w:p>
       <w:pPr>
-        <w:pStyle w:val="ListBullet2"/>
+        <w:pStyle w:val="ListBullet"/>
+        <w:numPr>
+          <w:ilvl w:val="0"/>
+          <w:numId w:val="113"/>
+        </w:numPr>
+        <w:spacing w:before="0" w:after="40" w:line="264" w:lineRule="auto"/>
+        <w:ind w:left="540" w:hanging="270"/>
       </w:pPr>
       <w:r>
         <w:rPr>
@@ -5398,6 +5975,12 @@
     <w:p>
       <w:pPr>
         <w:pStyle w:val="ListBullet"/>
+        <w:numPr>
+          <w:ilvl w:val="0"/>
+          <w:numId w:val="114"/>
+        </w:numPr>
+        <w:spacing w:before="0" w:after="40" w:line="264" w:lineRule="auto"/>
+        <w:ind w:left="540" w:hanging="270"/>
       </w:pPr>
       <w:r>
         <w:rPr>
@@ -5412,7 +5995,13 @@
     </w:p>
     <w:p>
       <w:pPr>
-        <w:pStyle w:val="ListBullet2"/>
+        <w:pStyle w:val="ListBullet"/>
+        <w:numPr>
+          <w:ilvl w:val="0"/>
+          <w:numId w:val="115"/>
+        </w:numPr>
+        <w:spacing w:before="0" w:after="40" w:line="264" w:lineRule="auto"/>
+        <w:ind w:left="540" w:hanging="270"/>
       </w:pPr>
       <w:r>
         <w:rPr>
@@ -5428,6 +6017,12 @@
     <w:p>
       <w:pPr>
         <w:pStyle w:val="ListBullet"/>
+        <w:numPr>
+          <w:ilvl w:val="0"/>
+          <w:numId w:val="116"/>
+        </w:numPr>
+        <w:spacing w:before="0" w:after="40" w:line="264" w:lineRule="auto"/>
+        <w:ind w:left="540" w:hanging="270"/>
       </w:pPr>
       <w:r>
         <w:rPr>
@@ -5442,7 +6037,13 @@
     </w:p>
     <w:p>
       <w:pPr>
-        <w:pStyle w:val="ListBullet2"/>
+        <w:pStyle w:val="ListBullet"/>
+        <w:numPr>
+          <w:ilvl w:val="0"/>
+          <w:numId w:val="117"/>
+        </w:numPr>
+        <w:spacing w:before="0" w:after="40" w:line="264" w:lineRule="auto"/>
+        <w:ind w:left="540" w:hanging="270"/>
       </w:pPr>
       <w:r>
         <w:rPr>
@@ -5458,6 +6059,12 @@
     <w:p>
       <w:pPr>
         <w:pStyle w:val="ListBullet"/>
+        <w:numPr>
+          <w:ilvl w:val="0"/>
+          <w:numId w:val="118"/>
+        </w:numPr>
+        <w:spacing w:before="0" w:after="40" w:line="264" w:lineRule="auto"/>
+        <w:ind w:left="540" w:hanging="270"/>
       </w:pPr>
       <w:r>
         <w:rPr>
@@ -5472,7 +6079,13 @@
     </w:p>
     <w:p>
       <w:pPr>
-        <w:pStyle w:val="ListBullet2"/>
+        <w:pStyle w:val="ListBullet"/>
+        <w:numPr>
+          <w:ilvl w:val="0"/>
+          <w:numId w:val="119"/>
+        </w:numPr>
+        <w:spacing w:before="0" w:after="40" w:line="264" w:lineRule="auto"/>
+        <w:ind w:left="540" w:hanging="270"/>
       </w:pPr>
       <w:r>
         <w:rPr>
@@ -5503,6 +6116,12 @@
     <w:p>
       <w:pPr>
         <w:pStyle w:val="ListBullet"/>
+        <w:numPr>
+          <w:ilvl w:val="0"/>
+          <w:numId w:val="120"/>
+        </w:numPr>
+        <w:spacing w:before="0" w:after="40" w:line="264" w:lineRule="auto"/>
+        <w:ind w:left="540" w:hanging="270"/>
       </w:pPr>
       <w:r>
         <w:rPr>
@@ -5517,7 +6136,13 @@
     </w:p>
     <w:p>
       <w:pPr>
-        <w:pStyle w:val="ListBullet2"/>
+        <w:pStyle w:val="ListBullet"/>
+        <w:numPr>
+          <w:ilvl w:val="0"/>
+          <w:numId w:val="121"/>
+        </w:numPr>
+        <w:spacing w:before="0" w:after="40" w:line="264" w:lineRule="auto"/>
+        <w:ind w:left="540" w:hanging="270"/>
       </w:pPr>
       <w:r>
         <w:rPr>
@@ -5533,6 +6158,12 @@
     <w:p>
       <w:pPr>
         <w:pStyle w:val="ListBullet"/>
+        <w:numPr>
+          <w:ilvl w:val="0"/>
+          <w:numId w:val="122"/>
+        </w:numPr>
+        <w:spacing w:before="0" w:after="40" w:line="264" w:lineRule="auto"/>
+        <w:ind w:left="540" w:hanging="270"/>
       </w:pPr>
       <w:r>
         <w:rPr>
@@ -5621,7 +6252,13 @@
     </w:p>
     <w:p>
       <w:pPr>
-        <w:pStyle w:val="ListBullet2"/>
+        <w:pStyle w:val="ListBullet"/>
+        <w:numPr>
+          <w:ilvl w:val="0"/>
+          <w:numId w:val="123"/>
+        </w:numPr>
+        <w:spacing w:before="0" w:after="40" w:line="264" w:lineRule="auto"/>
+        <w:ind w:left="540" w:hanging="270"/>
       </w:pPr>
       <w:r>
         <w:rPr>
@@ -5637,6 +6274,12 @@
     <w:p>
       <w:pPr>
         <w:pStyle w:val="ListBullet"/>
+        <w:numPr>
+          <w:ilvl w:val="0"/>
+          <w:numId w:val="124"/>
+        </w:numPr>
+        <w:spacing w:before="0" w:after="40" w:line="264" w:lineRule="auto"/>
+        <w:ind w:left="540" w:hanging="270"/>
       </w:pPr>
       <w:r>
         <w:rPr>
@@ -5651,7 +6294,13 @@
     </w:p>
     <w:p>
       <w:pPr>
-        <w:pStyle w:val="ListBullet2"/>
+        <w:pStyle w:val="ListBullet"/>
+        <w:numPr>
+          <w:ilvl w:val="0"/>
+          <w:numId w:val="125"/>
+        </w:numPr>
+        <w:spacing w:before="0" w:after="40" w:line="264" w:lineRule="auto"/>
+        <w:ind w:left="540" w:hanging="270"/>
       </w:pPr>
       <w:r>
         <w:rPr>
@@ -5774,7 +6423,6 @@
           </w:tcPr>
           <w:p>
             <w:pPr>
-              <w:keepNext/>
               <w:spacing w:before="0" w:after="0" w:line="240" w:lineRule="auto"/>
             </w:pPr>
             <w:r>
@@ -5802,7 +6450,6 @@
           </w:tcPr>
           <w:p>
             <w:pPr>
-              <w:keepNext/>
               <w:spacing w:before="0" w:after="0" w:line="240" w:lineRule="auto"/>
             </w:pPr>
             <w:r>
@@ -5836,7 +6483,6 @@
           </w:tcPr>
           <w:p>
             <w:pPr>
-              <w:keepNext/>
               <w:spacing w:before="0" w:after="0" w:line="240" w:lineRule="auto"/>
             </w:pPr>
             <w:r>
@@ -5864,7 +6510,6 @@
           </w:tcPr>
           <w:p>
             <w:pPr>
-              <w:keepNext/>
               <w:spacing w:before="0" w:after="0" w:line="240" w:lineRule="auto"/>
             </w:pPr>
           </w:p>
@@ -5888,7 +6533,6 @@
           </w:tcPr>
           <w:p>
             <w:pPr>
-              <w:keepNext/>
               <w:spacing w:before="0" w:after="0" w:line="240" w:lineRule="auto"/>
             </w:pPr>
             <w:r>
@@ -5916,7 +6560,6 @@
           </w:tcPr>
           <w:p>
             <w:pPr>
-              <w:keepNext/>
               <w:spacing w:before="0" w:after="0" w:line="240" w:lineRule="auto"/>
             </w:pPr>
           </w:p>
@@ -6053,6 +6696,12 @@
     <w:p>
       <w:pPr>
         <w:pStyle w:val="ListBullet"/>
+        <w:numPr>
+          <w:ilvl w:val="0"/>
+          <w:numId w:val="126"/>
+        </w:numPr>
+        <w:spacing w:before="0" w:after="40" w:line="264" w:lineRule="auto"/>
+        <w:ind w:left="540" w:hanging="270"/>
       </w:pPr>
       <w:r>
         <w:rPr>
@@ -6067,7 +6716,13 @@
     </w:p>
     <w:p>
       <w:pPr>
-        <w:pStyle w:val="ListBullet2"/>
+        <w:pStyle w:val="ListBullet"/>
+        <w:numPr>
+          <w:ilvl w:val="0"/>
+          <w:numId w:val="127"/>
+        </w:numPr>
+        <w:spacing w:before="0" w:after="40" w:line="264" w:lineRule="auto"/>
+        <w:ind w:left="540" w:hanging="270"/>
       </w:pPr>
       <w:r>
         <w:rPr>
@@ -6083,6 +6738,12 @@
     <w:p>
       <w:pPr>
         <w:pStyle w:val="ListBullet"/>
+        <w:numPr>
+          <w:ilvl w:val="0"/>
+          <w:numId w:val="128"/>
+        </w:numPr>
+        <w:spacing w:before="0" w:after="40" w:line="264" w:lineRule="auto"/>
+        <w:ind w:left="540" w:hanging="270"/>
       </w:pPr>
       <w:r>
         <w:rPr>
@@ -6097,7 +6758,13 @@
     </w:p>
     <w:p>
       <w:pPr>
-        <w:pStyle w:val="ListBullet2"/>
+        <w:pStyle w:val="ListBullet"/>
+        <w:numPr>
+          <w:ilvl w:val="0"/>
+          <w:numId w:val="129"/>
+        </w:numPr>
+        <w:spacing w:before="0" w:after="40" w:line="264" w:lineRule="auto"/>
+        <w:ind w:left="540" w:hanging="270"/>
       </w:pPr>
       <w:r>
         <w:rPr>
@@ -6113,6 +6780,12 @@
     <w:p>
       <w:pPr>
         <w:pStyle w:val="ListBullet"/>
+        <w:numPr>
+          <w:ilvl w:val="0"/>
+          <w:numId w:val="130"/>
+        </w:numPr>
+        <w:spacing w:before="0" w:after="40" w:line="264" w:lineRule="auto"/>
+        <w:ind w:left="540" w:hanging="270"/>
       </w:pPr>
       <w:r>
         <w:rPr>
@@ -6127,7 +6800,13 @@
     </w:p>
     <w:p>
       <w:pPr>
-        <w:pStyle w:val="ListBullet2"/>
+        <w:pStyle w:val="ListBullet"/>
+        <w:numPr>
+          <w:ilvl w:val="0"/>
+          <w:numId w:val="131"/>
+        </w:numPr>
+        <w:spacing w:before="0" w:after="40" w:line="264" w:lineRule="auto"/>
+        <w:ind w:left="540" w:hanging="270"/>
       </w:pPr>
       <w:r>
         <w:rPr>
@@ -6143,6 +6822,12 @@
     <w:p>
       <w:pPr>
         <w:pStyle w:val="ListBullet"/>
+        <w:numPr>
+          <w:ilvl w:val="0"/>
+          <w:numId w:val="132"/>
+        </w:numPr>
+        <w:spacing w:before="0" w:after="40" w:line="264" w:lineRule="auto"/>
+        <w:ind w:left="540" w:hanging="270"/>
       </w:pPr>
       <w:r>
         <w:rPr>
@@ -6157,7 +6842,13 @@
     </w:p>
     <w:p>
       <w:pPr>
-        <w:pStyle w:val="ListBullet2"/>
+        <w:pStyle w:val="ListBullet"/>
+        <w:numPr>
+          <w:ilvl w:val="0"/>
+          <w:numId w:val="133"/>
+        </w:numPr>
+        <w:spacing w:before="0" w:after="40" w:line="264" w:lineRule="auto"/>
+        <w:ind w:left="540" w:hanging="270"/>
       </w:pPr>
       <w:r>
         <w:rPr>
@@ -6188,6 +6879,12 @@
     <w:p>
       <w:pPr>
         <w:pStyle w:val="ListBullet"/>
+        <w:numPr>
+          <w:ilvl w:val="0"/>
+          <w:numId w:val="134"/>
+        </w:numPr>
+        <w:spacing w:before="0" w:after="40" w:line="264" w:lineRule="auto"/>
+        <w:ind w:left="540" w:hanging="270"/>
       </w:pPr>
       <w:r>
         <w:rPr>
@@ -6202,7 +6899,13 @@
     </w:p>
     <w:p>
       <w:pPr>
-        <w:pStyle w:val="ListBullet2"/>
+        <w:pStyle w:val="ListBullet"/>
+        <w:numPr>
+          <w:ilvl w:val="0"/>
+          <w:numId w:val="135"/>
+        </w:numPr>
+        <w:spacing w:before="0" w:after="40" w:line="264" w:lineRule="auto"/>
+        <w:ind w:left="540" w:hanging="270"/>
       </w:pPr>
       <w:r>
         <w:rPr>
@@ -6218,6 +6921,12 @@
     <w:p>
       <w:pPr>
         <w:pStyle w:val="ListBullet"/>
+        <w:numPr>
+          <w:ilvl w:val="0"/>
+          <w:numId w:val="136"/>
+        </w:numPr>
+        <w:spacing w:before="0" w:after="40" w:line="264" w:lineRule="auto"/>
+        <w:ind w:left="540" w:hanging="270"/>
       </w:pPr>
       <w:r>
         <w:rPr>
@@ -6306,7 +7015,13 @@
     </w:p>
     <w:p>
       <w:pPr>
-        <w:pStyle w:val="ListBullet2"/>
+        <w:pStyle w:val="ListBullet"/>
+        <w:numPr>
+          <w:ilvl w:val="0"/>
+          <w:numId w:val="137"/>
+        </w:numPr>
+        <w:spacing w:before="0" w:after="40" w:line="264" w:lineRule="auto"/>
+        <w:ind w:left="540" w:hanging="270"/>
       </w:pPr>
       <w:r>
         <w:rPr>
@@ -6322,6 +7037,12 @@
     <w:p>
       <w:pPr>
         <w:pStyle w:val="ListBullet"/>
+        <w:numPr>
+          <w:ilvl w:val="0"/>
+          <w:numId w:val="138"/>
+        </w:numPr>
+        <w:spacing w:before="0" w:after="40" w:line="264" w:lineRule="auto"/>
+        <w:ind w:left="540" w:hanging="270"/>
       </w:pPr>
       <w:r>
         <w:rPr>
@@ -6336,7 +7057,13 @@
     </w:p>
     <w:p>
       <w:pPr>
-        <w:pStyle w:val="ListBullet2"/>
+        <w:pStyle w:val="ListBullet"/>
+        <w:numPr>
+          <w:ilvl w:val="0"/>
+          <w:numId w:val="139"/>
+        </w:numPr>
+        <w:spacing w:before="0" w:after="40" w:line="264" w:lineRule="auto"/>
+        <w:ind w:left="540" w:hanging="270"/>
       </w:pPr>
       <w:r>
         <w:rPr>
@@ -6459,7 +7186,6 @@
           </w:tcPr>
           <w:p>
             <w:pPr>
-              <w:keepNext/>
               <w:spacing w:before="0" w:after="0" w:line="240" w:lineRule="auto"/>
             </w:pPr>
             <w:r>
@@ -6487,7 +7213,6 @@
           </w:tcPr>
           <w:p>
             <w:pPr>
-              <w:keepNext/>
               <w:spacing w:before="0" w:after="0" w:line="240" w:lineRule="auto"/>
             </w:pPr>
             <w:r>
@@ -6521,7 +7246,6 @@
           </w:tcPr>
           <w:p>
             <w:pPr>
-              <w:keepNext/>
               <w:spacing w:before="0" w:after="0" w:line="240" w:lineRule="auto"/>
             </w:pPr>
             <w:r>
@@ -6549,7 +7273,6 @@
           </w:tcPr>
           <w:p>
             <w:pPr>
-              <w:keepNext/>
               <w:spacing w:before="0" w:after="0" w:line="240" w:lineRule="auto"/>
             </w:pPr>
           </w:p>
@@ -6573,7 +7296,6 @@
           </w:tcPr>
           <w:p>
             <w:pPr>
-              <w:keepNext/>
               <w:spacing w:before="0" w:after="0" w:line="240" w:lineRule="auto"/>
             </w:pPr>
             <w:r>
@@ -6601,7 +7323,6 @@
           </w:tcPr>
           <w:p>
             <w:pPr>
-              <w:keepNext/>
               <w:spacing w:before="0" w:after="0" w:line="240" w:lineRule="auto"/>
             </w:pPr>
           </w:p>
@@ -6738,6 +7459,12 @@
     <w:p>
       <w:pPr>
         <w:pStyle w:val="ListBullet"/>
+        <w:numPr>
+          <w:ilvl w:val="0"/>
+          <w:numId w:val="140"/>
+        </w:numPr>
+        <w:spacing w:before="0" w:after="40" w:line="264" w:lineRule="auto"/>
+        <w:ind w:left="540" w:hanging="270"/>
       </w:pPr>
       <w:r>
         <w:rPr>
@@ -6752,7 +7479,13 @@
     </w:p>
     <w:p>
       <w:pPr>
-        <w:pStyle w:val="ListBullet2"/>
+        <w:pStyle w:val="ListBullet"/>
+        <w:numPr>
+          <w:ilvl w:val="0"/>
+          <w:numId w:val="141"/>
+        </w:numPr>
+        <w:spacing w:before="0" w:after="40" w:line="264" w:lineRule="auto"/>
+        <w:ind w:left="540" w:hanging="270"/>
       </w:pPr>
       <w:r>
         <w:rPr>
@@ -6768,6 +7501,12 @@
     <w:p>
       <w:pPr>
         <w:pStyle w:val="ListBullet"/>
+        <w:numPr>
+          <w:ilvl w:val="0"/>
+          <w:numId w:val="142"/>
+        </w:numPr>
+        <w:spacing w:before="0" w:after="40" w:line="264" w:lineRule="auto"/>
+        <w:ind w:left="540" w:hanging="270"/>
       </w:pPr>
       <w:r>
         <w:rPr>
@@ -6782,7 +7521,13 @@
     </w:p>
     <w:p>
       <w:pPr>
-        <w:pStyle w:val="ListBullet2"/>
+        <w:pStyle w:val="ListBullet"/>
+        <w:numPr>
+          <w:ilvl w:val="0"/>
+          <w:numId w:val="143"/>
+        </w:numPr>
+        <w:spacing w:before="0" w:after="40" w:line="264" w:lineRule="auto"/>
+        <w:ind w:left="540" w:hanging="270"/>
       </w:pPr>
       <w:r>
         <w:rPr>
@@ -6798,6 +7543,12 @@
     <w:p>
       <w:pPr>
         <w:pStyle w:val="ListBullet"/>
+        <w:numPr>
+          <w:ilvl w:val="0"/>
+          <w:numId w:val="144"/>
+        </w:numPr>
+        <w:spacing w:before="0" w:after="40" w:line="264" w:lineRule="auto"/>
+        <w:ind w:left="540" w:hanging="270"/>
       </w:pPr>
       <w:r>
         <w:rPr>
@@ -6812,7 +7563,13 @@
     </w:p>
     <w:p>
       <w:pPr>
-        <w:pStyle w:val="ListBullet2"/>
+        <w:pStyle w:val="ListBullet"/>
+        <w:numPr>
+          <w:ilvl w:val="0"/>
+          <w:numId w:val="145"/>
+        </w:numPr>
+        <w:spacing w:before="0" w:after="40" w:line="264" w:lineRule="auto"/>
+        <w:ind w:left="540" w:hanging="270"/>
       </w:pPr>
       <w:r>
         <w:rPr>
@@ -6828,6 +7585,12 @@
     <w:p>
       <w:pPr>
         <w:pStyle w:val="ListBullet"/>
+        <w:numPr>
+          <w:ilvl w:val="0"/>
+          <w:numId w:val="146"/>
+        </w:numPr>
+        <w:spacing w:before="0" w:after="40" w:line="264" w:lineRule="auto"/>
+        <w:ind w:left="540" w:hanging="270"/>
       </w:pPr>
       <w:r>
         <w:rPr>
@@ -6842,7 +7605,13 @@
     </w:p>
     <w:p>
       <w:pPr>
-        <w:pStyle w:val="ListBullet2"/>
+        <w:pStyle w:val="ListBullet"/>
+        <w:numPr>
+          <w:ilvl w:val="0"/>
+          <w:numId w:val="147"/>
+        </w:numPr>
+        <w:spacing w:before="0" w:after="40" w:line="264" w:lineRule="auto"/>
+        <w:ind w:left="540" w:hanging="270"/>
       </w:pPr>
       <w:r>
         <w:rPr>
@@ -6858,6 +7627,12 @@
     <w:p>
       <w:pPr>
         <w:pStyle w:val="ListBullet"/>
+        <w:numPr>
+          <w:ilvl w:val="0"/>
+          <w:numId w:val="148"/>
+        </w:numPr>
+        <w:spacing w:before="0" w:after="40" w:line="264" w:lineRule="auto"/>
+        <w:ind w:left="540" w:hanging="270"/>
       </w:pPr>
       <w:r>
         <w:rPr>
@@ -6887,7 +7662,13 @@
     </w:p>
     <w:p>
       <w:pPr>
-        <w:pStyle w:val="ListBullet2"/>
+        <w:pStyle w:val="ListBullet"/>
+        <w:numPr>
+          <w:ilvl w:val="0"/>
+          <w:numId w:val="149"/>
+        </w:numPr>
+        <w:spacing w:before="0" w:after="40" w:line="264" w:lineRule="auto"/>
+        <w:ind w:left="540" w:hanging="270"/>
       </w:pPr>
       <w:r>
         <w:rPr>
@@ -6903,6 +7684,12 @@
     <w:p>
       <w:pPr>
         <w:pStyle w:val="ListBullet"/>
+        <w:numPr>
+          <w:ilvl w:val="0"/>
+          <w:numId w:val="150"/>
+        </w:numPr>
+        <w:spacing w:before="0" w:after="40" w:line="264" w:lineRule="auto"/>
+        <w:ind w:left="540" w:hanging="270"/>
       </w:pPr>
       <w:r>
         <w:rPr>
@@ -6917,7 +7704,13 @@
     </w:p>
     <w:p>
       <w:pPr>
-        <w:pStyle w:val="ListBullet2"/>
+        <w:pStyle w:val="ListBullet"/>
+        <w:numPr>
+          <w:ilvl w:val="0"/>
+          <w:numId w:val="151"/>
+        </w:numPr>
+        <w:spacing w:before="0" w:after="40" w:line="264" w:lineRule="auto"/>
+        <w:ind w:left="540" w:hanging="270"/>
       </w:pPr>
       <w:r>
         <w:rPr>
@@ -7007,6 +7800,12 @@
     <w:p>
       <w:pPr>
         <w:pStyle w:val="ListBullet"/>
+        <w:numPr>
+          <w:ilvl w:val="0"/>
+          <w:numId w:val="152"/>
+        </w:numPr>
+        <w:spacing w:before="0" w:after="40" w:line="264" w:lineRule="auto"/>
+        <w:ind w:left="540" w:hanging="270"/>
       </w:pPr>
       <w:r>
         <w:rPr>
@@ -7021,7 +7820,13 @@
     </w:p>
     <w:p>
       <w:pPr>
-        <w:pStyle w:val="ListBullet2"/>
+        <w:pStyle w:val="ListBullet"/>
+        <w:numPr>
+          <w:ilvl w:val="0"/>
+          <w:numId w:val="153"/>
+        </w:numPr>
+        <w:spacing w:before="0" w:after="40" w:line="264" w:lineRule="auto"/>
+        <w:ind w:left="540" w:hanging="270"/>
       </w:pPr>
       <w:r>
         <w:rPr>
@@ -7037,6 +7842,12 @@
     <w:p>
       <w:pPr>
         <w:pStyle w:val="ListBullet"/>
+        <w:numPr>
+          <w:ilvl w:val="0"/>
+          <w:numId w:val="154"/>
+        </w:numPr>
+        <w:spacing w:before="0" w:after="40" w:line="264" w:lineRule="auto"/>
+        <w:ind w:left="540" w:hanging="270"/>
       </w:pPr>
       <w:r>
         <w:rPr>
@@ -7159,7 +7970,6 @@
           </w:tcPr>
           <w:p>
             <w:pPr>
-              <w:keepNext/>
               <w:spacing w:before="0" w:after="0" w:line="240" w:lineRule="auto"/>
             </w:pPr>
             <w:r>
@@ -7187,7 +7997,6 @@
           </w:tcPr>
           <w:p>
             <w:pPr>
-              <w:keepNext/>
               <w:spacing w:before="0" w:after="0" w:line="240" w:lineRule="auto"/>
             </w:pPr>
             <w:r>
@@ -7221,7 +8030,6 @@
           </w:tcPr>
           <w:p>
             <w:pPr>
-              <w:keepNext/>
               <w:spacing w:before="0" w:after="0" w:line="240" w:lineRule="auto"/>
             </w:pPr>
             <w:r>
@@ -7249,7 +8057,6 @@
           </w:tcPr>
           <w:p>
             <w:pPr>
-              <w:keepNext/>
               <w:spacing w:before="0" w:after="0" w:line="240" w:lineRule="auto"/>
             </w:pPr>
           </w:p>
@@ -7273,7 +8080,6 @@
           </w:tcPr>
           <w:p>
             <w:pPr>
-              <w:keepNext/>
               <w:spacing w:before="0" w:after="0" w:line="240" w:lineRule="auto"/>
             </w:pPr>
             <w:r>
@@ -7301,7 +8107,6 @@
           </w:tcPr>
           <w:p>
             <w:pPr>
-              <w:keepNext/>
               <w:spacing w:before="0" w:after="0" w:line="240" w:lineRule="auto"/>
             </w:pPr>
           </w:p>
@@ -7437,7 +8242,13 @@
     </w:p>
     <w:p>
       <w:pPr>
-        <w:pStyle w:val="ListBullet2"/>
+        <w:pStyle w:val="ListBullet"/>
+        <w:numPr>
+          <w:ilvl w:val="0"/>
+          <w:numId w:val="155"/>
+        </w:numPr>
+        <w:spacing w:before="0" w:after="40" w:line="264" w:lineRule="auto"/>
+        <w:ind w:left="540" w:hanging="270"/>
       </w:pPr>
       <w:r>
         <w:rPr>
@@ -7453,6 +8264,12 @@
     <w:p>
       <w:pPr>
         <w:pStyle w:val="ListBullet"/>
+        <w:numPr>
+          <w:ilvl w:val="0"/>
+          <w:numId w:val="156"/>
+        </w:numPr>
+        <w:spacing w:before="0" w:after="40" w:line="264" w:lineRule="auto"/>
+        <w:ind w:left="540" w:hanging="270"/>
       </w:pPr>
       <w:r>
         <w:rPr>
@@ -7467,7 +8284,13 @@
     </w:p>
     <w:p>
       <w:pPr>
-        <w:pStyle w:val="ListBullet2"/>
+        <w:pStyle w:val="ListBullet"/>
+        <w:numPr>
+          <w:ilvl w:val="0"/>
+          <w:numId w:val="157"/>
+        </w:numPr>
+        <w:spacing w:before="0" w:after="40" w:line="264" w:lineRule="auto"/>
+        <w:ind w:left="540" w:hanging="270"/>
       </w:pPr>
       <w:r>
         <w:rPr>
@@ -7483,6 +8306,12 @@
     <w:p>
       <w:pPr>
         <w:pStyle w:val="ListBullet"/>
+        <w:numPr>
+          <w:ilvl w:val="0"/>
+          <w:numId w:val="158"/>
+        </w:numPr>
+        <w:spacing w:before="0" w:after="40" w:line="264" w:lineRule="auto"/>
+        <w:ind w:left="540" w:hanging="270"/>
       </w:pPr>
       <w:r>
         <w:rPr>
@@ -7497,7 +8326,13 @@
     </w:p>
     <w:p>
       <w:pPr>
-        <w:pStyle w:val="ListBullet2"/>
+        <w:pStyle w:val="ListBullet"/>
+        <w:numPr>
+          <w:ilvl w:val="0"/>
+          <w:numId w:val="159"/>
+        </w:numPr>
+        <w:spacing w:before="0" w:after="40" w:line="264" w:lineRule="auto"/>
+        <w:ind w:left="540" w:hanging="270"/>
       </w:pPr>
       <w:r>
         <w:rPr>
@@ -7513,6 +8348,12 @@
     <w:p>
       <w:pPr>
         <w:pStyle w:val="ListBullet"/>
+        <w:numPr>
+          <w:ilvl w:val="0"/>
+          <w:numId w:val="160"/>
+        </w:numPr>
+        <w:spacing w:before="0" w:after="40" w:line="264" w:lineRule="auto"/>
+        <w:ind w:left="540" w:hanging="270"/>
       </w:pPr>
       <w:r>
         <w:rPr>
@@ -7527,7 +8368,13 @@
     </w:p>
     <w:p>
       <w:pPr>
-        <w:pStyle w:val="ListBullet2"/>
+        <w:pStyle w:val="ListBullet"/>
+        <w:numPr>
+          <w:ilvl w:val="0"/>
+          <w:numId w:val="161"/>
+        </w:numPr>
+        <w:spacing w:before="0" w:after="40" w:line="264" w:lineRule="auto"/>
+        <w:ind w:left="540" w:hanging="270"/>
       </w:pPr>
       <w:r>
         <w:rPr>
@@ -7558,6 +8405,12 @@
     <w:p>
       <w:pPr>
         <w:pStyle w:val="ListBullet"/>
+        <w:numPr>
+          <w:ilvl w:val="0"/>
+          <w:numId w:val="162"/>
+        </w:numPr>
+        <w:spacing w:before="0" w:after="40" w:line="264" w:lineRule="auto"/>
+        <w:ind w:left="540" w:hanging="270"/>
       </w:pPr>
       <w:r>
         <w:rPr>
@@ -7572,7 +8425,13 @@
     </w:p>
     <w:p>
       <w:pPr>
-        <w:pStyle w:val="ListBullet2"/>
+        <w:pStyle w:val="ListBullet"/>
+        <w:numPr>
+          <w:ilvl w:val="0"/>
+          <w:numId w:val="163"/>
+        </w:numPr>
+        <w:spacing w:before="0" w:after="40" w:line="264" w:lineRule="auto"/>
+        <w:ind w:left="540" w:hanging="270"/>
       </w:pPr>
       <w:r>
         <w:rPr>
@@ -7588,6 +8447,12 @@
     <w:p>
       <w:pPr>
         <w:pStyle w:val="ListBullet"/>
+        <w:numPr>
+          <w:ilvl w:val="0"/>
+          <w:numId w:val="164"/>
+        </w:numPr>
+        <w:spacing w:before="0" w:after="40" w:line="264" w:lineRule="auto"/>
+        <w:ind w:left="540" w:hanging="270"/>
       </w:pPr>
       <w:r>
         <w:rPr>
@@ -7676,7 +8541,13 @@
     </w:p>
     <w:p>
       <w:pPr>
-        <w:pStyle w:val="ListBullet2"/>
+        <w:pStyle w:val="ListBullet"/>
+        <w:numPr>
+          <w:ilvl w:val="0"/>
+          <w:numId w:val="165"/>
+        </w:numPr>
+        <w:spacing w:before="0" w:after="40" w:line="264" w:lineRule="auto"/>
+        <w:ind w:left="540" w:hanging="270"/>
       </w:pPr>
       <w:r>
         <w:rPr>
@@ -7692,6 +8563,12 @@
     <w:p>
       <w:pPr>
         <w:pStyle w:val="ListBullet"/>
+        <w:numPr>
+          <w:ilvl w:val="0"/>
+          <w:numId w:val="166"/>
+        </w:numPr>
+        <w:spacing w:before="0" w:after="40" w:line="264" w:lineRule="auto"/>
+        <w:ind w:left="540" w:hanging="270"/>
       </w:pPr>
       <w:r>
         <w:rPr>
@@ -7706,7 +8583,13 @@
     </w:p>
     <w:p>
       <w:pPr>
-        <w:pStyle w:val="ListBullet2"/>
+        <w:pStyle w:val="ListBullet"/>
+        <w:numPr>
+          <w:ilvl w:val="0"/>
+          <w:numId w:val="167"/>
+        </w:numPr>
+        <w:spacing w:before="0" w:after="40" w:line="264" w:lineRule="auto"/>
+        <w:ind w:left="540" w:hanging="270"/>
       </w:pPr>
       <w:r>
         <w:rPr>
@@ -7829,7 +8712,6 @@
           </w:tcPr>
           <w:p>
             <w:pPr>
-              <w:keepNext/>
               <w:spacing w:before="0" w:after="0" w:line="240" w:lineRule="auto"/>
             </w:pPr>
             <w:r>
@@ -7857,7 +8739,6 @@
           </w:tcPr>
           <w:p>
             <w:pPr>
-              <w:keepNext/>
               <w:spacing w:before="0" w:after="0" w:line="240" w:lineRule="auto"/>
             </w:pPr>
             <w:r>
@@ -7891,7 +8772,6 @@
           </w:tcPr>
           <w:p>
             <w:pPr>
-              <w:keepNext/>
               <w:spacing w:before="0" w:after="0" w:line="240" w:lineRule="auto"/>
             </w:pPr>
             <w:r>
@@ -7919,7 +8799,6 @@
           </w:tcPr>
           <w:p>
             <w:pPr>
-              <w:keepNext/>
               <w:spacing w:before="0" w:after="0" w:line="240" w:lineRule="auto"/>
             </w:pPr>
           </w:p>
@@ -7943,7 +8822,6 @@
           </w:tcPr>
           <w:p>
             <w:pPr>
-              <w:keepNext/>
               <w:spacing w:before="0" w:after="0" w:line="240" w:lineRule="auto"/>
             </w:pPr>
             <w:r>
@@ -7971,7 +8849,6 @@
           </w:tcPr>
           <w:p>
             <w:pPr>
-              <w:keepNext/>
               <w:spacing w:before="0" w:after="0" w:line="240" w:lineRule="auto"/>
             </w:pPr>
           </w:p>
@@ -8108,6 +8985,12 @@
     <w:p>
       <w:pPr>
         <w:pStyle w:val="ListBullet"/>
+        <w:numPr>
+          <w:ilvl w:val="0"/>
+          <w:numId w:val="168"/>
+        </w:numPr>
+        <w:spacing w:before="0" w:after="40" w:line="264" w:lineRule="auto"/>
+        <w:ind w:left="540" w:hanging="270"/>
       </w:pPr>
       <w:r>
         <w:rPr>
@@ -8122,7 +9005,13 @@
     </w:p>
     <w:p>
       <w:pPr>
-        <w:pStyle w:val="ListBullet2"/>
+        <w:pStyle w:val="ListBullet"/>
+        <w:numPr>
+          <w:ilvl w:val="0"/>
+          <w:numId w:val="169"/>
+        </w:numPr>
+        <w:spacing w:before="0" w:after="40" w:line="264" w:lineRule="auto"/>
+        <w:ind w:left="540" w:hanging="270"/>
       </w:pPr>
       <w:r>
         <w:rPr>
@@ -8138,6 +9027,12 @@
     <w:p>
       <w:pPr>
         <w:pStyle w:val="ListBullet"/>
+        <w:numPr>
+          <w:ilvl w:val="0"/>
+          <w:numId w:val="170"/>
+        </w:numPr>
+        <w:spacing w:before="0" w:after="40" w:line="264" w:lineRule="auto"/>
+        <w:ind w:left="540" w:hanging="270"/>
       </w:pPr>
       <w:r>
         <w:rPr>
@@ -8152,7 +9047,13 @@
     </w:p>
     <w:p>
       <w:pPr>
-        <w:pStyle w:val="ListBullet2"/>
+        <w:pStyle w:val="ListBullet"/>
+        <w:numPr>
+          <w:ilvl w:val="0"/>
+          <w:numId w:val="171"/>
+        </w:numPr>
+        <w:spacing w:before="0" w:after="40" w:line="264" w:lineRule="auto"/>
+        <w:ind w:left="540" w:hanging="270"/>
       </w:pPr>
       <w:r>
         <w:rPr>
@@ -8168,6 +9069,12 @@
     <w:p>
       <w:pPr>
         <w:pStyle w:val="ListBullet"/>
+        <w:numPr>
+          <w:ilvl w:val="0"/>
+          <w:numId w:val="172"/>
+        </w:numPr>
+        <w:spacing w:before="0" w:after="40" w:line="264" w:lineRule="auto"/>
+        <w:ind w:left="540" w:hanging="270"/>
       </w:pPr>
       <w:r>
         <w:rPr>
@@ -8182,7 +9089,13 @@
     </w:p>
     <w:p>
       <w:pPr>
-        <w:pStyle w:val="ListBullet2"/>
+        <w:pStyle w:val="ListBullet"/>
+        <w:numPr>
+          <w:ilvl w:val="0"/>
+          <w:numId w:val="173"/>
+        </w:numPr>
+        <w:spacing w:before="0" w:after="40" w:line="264" w:lineRule="auto"/>
+        <w:ind w:left="540" w:hanging="270"/>
       </w:pPr>
       <w:r>
         <w:rPr>
@@ -8198,6 +9111,12 @@
     <w:p>
       <w:pPr>
         <w:pStyle w:val="ListBullet"/>
+        <w:numPr>
+          <w:ilvl w:val="0"/>
+          <w:numId w:val="174"/>
+        </w:numPr>
+        <w:spacing w:before="0" w:after="40" w:line="264" w:lineRule="auto"/>
+        <w:ind w:left="540" w:hanging="270"/>
       </w:pPr>
       <w:r>
         <w:rPr>
@@ -8212,7 +9131,13 @@
     </w:p>
     <w:p>
       <w:pPr>
-        <w:pStyle w:val="ListBullet2"/>
+        <w:pStyle w:val="ListBullet"/>
+        <w:numPr>
+          <w:ilvl w:val="0"/>
+          <w:numId w:val="175"/>
+        </w:numPr>
+        <w:spacing w:before="0" w:after="40" w:line="264" w:lineRule="auto"/>
+        <w:ind w:left="540" w:hanging="270"/>
       </w:pPr>
       <w:r>
         <w:rPr>
@@ -8228,6 +9153,12 @@
     <w:p>
       <w:pPr>
         <w:pStyle w:val="ListBullet"/>
+        <w:numPr>
+          <w:ilvl w:val="0"/>
+          <w:numId w:val="176"/>
+        </w:numPr>
+        <w:spacing w:before="0" w:after="40" w:line="264" w:lineRule="auto"/>
+        <w:ind w:left="540" w:hanging="270"/>
       </w:pPr>
       <w:r>
         <w:rPr>
@@ -8257,7 +9188,13 @@
     </w:p>
     <w:p>
       <w:pPr>
-        <w:pStyle w:val="ListBullet2"/>
+        <w:pStyle w:val="ListBullet"/>
+        <w:numPr>
+          <w:ilvl w:val="0"/>
+          <w:numId w:val="177"/>
+        </w:numPr>
+        <w:spacing w:before="0" w:after="40" w:line="264" w:lineRule="auto"/>
+        <w:ind w:left="540" w:hanging="270"/>
       </w:pPr>
       <w:r>
         <w:rPr>
@@ -8273,6 +9210,12 @@
     <w:p>
       <w:pPr>
         <w:pStyle w:val="ListBullet"/>
+        <w:numPr>
+          <w:ilvl w:val="0"/>
+          <w:numId w:val="178"/>
+        </w:numPr>
+        <w:spacing w:before="0" w:after="40" w:line="264" w:lineRule="auto"/>
+        <w:ind w:left="540" w:hanging="270"/>
       </w:pPr>
       <w:r>
         <w:rPr>
@@ -8287,7 +9230,13 @@
     </w:p>
     <w:p>
       <w:pPr>
-        <w:pStyle w:val="ListBullet2"/>
+        <w:pStyle w:val="ListBullet"/>
+        <w:numPr>
+          <w:ilvl w:val="0"/>
+          <w:numId w:val="179"/>
+        </w:numPr>
+        <w:spacing w:before="0" w:after="40" w:line="264" w:lineRule="auto"/>
+        <w:ind w:left="540" w:hanging="270"/>
       </w:pPr>
       <w:r>
         <w:rPr>
@@ -8377,6 +9326,12 @@
     <w:p>
       <w:pPr>
         <w:pStyle w:val="ListBullet"/>
+        <w:numPr>
+          <w:ilvl w:val="0"/>
+          <w:numId w:val="180"/>
+        </w:numPr>
+        <w:spacing w:before="0" w:after="40" w:line="264" w:lineRule="auto"/>
+        <w:ind w:left="540" w:hanging="270"/>
       </w:pPr>
       <w:r>
         <w:rPr>
@@ -8391,7 +9346,13 @@
     </w:p>
     <w:p>
       <w:pPr>
-        <w:pStyle w:val="ListBullet2"/>
+        <w:pStyle w:val="ListBullet"/>
+        <w:numPr>
+          <w:ilvl w:val="0"/>
+          <w:numId w:val="181"/>
+        </w:numPr>
+        <w:spacing w:before="0" w:after="40" w:line="264" w:lineRule="auto"/>
+        <w:ind w:left="540" w:hanging="270"/>
       </w:pPr>
       <w:r>
         <w:rPr>
@@ -8407,6 +9368,12 @@
     <w:p>
       <w:pPr>
         <w:pStyle w:val="ListBullet"/>
+        <w:numPr>
+          <w:ilvl w:val="0"/>
+          <w:numId w:val="182"/>
+        </w:numPr>
+        <w:spacing w:before="0" w:after="40" w:line="264" w:lineRule="auto"/>
+        <w:ind w:left="540" w:hanging="270"/>
       </w:pPr>
       <w:r>
         <w:rPr>
@@ -8529,7 +9496,6 @@
           </w:tcPr>
           <w:p>
             <w:pPr>
-              <w:keepNext/>
               <w:spacing w:before="0" w:after="0" w:line="240" w:lineRule="auto"/>
             </w:pPr>
             <w:r>
@@ -8557,7 +9523,6 @@
           </w:tcPr>
           <w:p>
             <w:pPr>
-              <w:keepNext/>
               <w:spacing w:before="0" w:after="0" w:line="240" w:lineRule="auto"/>
             </w:pPr>
             <w:r>
@@ -8591,7 +9556,6 @@
           </w:tcPr>
           <w:p>
             <w:pPr>
-              <w:keepNext/>
               <w:spacing w:before="0" w:after="0" w:line="240" w:lineRule="auto"/>
             </w:pPr>
             <w:r>
@@ -8619,7 +9583,6 @@
           </w:tcPr>
           <w:p>
             <w:pPr>
-              <w:keepNext/>
               <w:spacing w:before="0" w:after="0" w:line="240" w:lineRule="auto"/>
             </w:pPr>
           </w:p>
@@ -8643,7 +9606,6 @@
           </w:tcPr>
           <w:p>
             <w:pPr>
-              <w:keepNext/>
               <w:spacing w:before="0" w:after="0" w:line="240" w:lineRule="auto"/>
             </w:pPr>
             <w:r>
@@ -8671,7 +9633,6 @@
           </w:tcPr>
           <w:p>
             <w:pPr>
-              <w:keepNext/>
               <w:spacing w:before="0" w:after="0" w:line="240" w:lineRule="auto"/>
             </w:pPr>
           </w:p>
@@ -8807,7 +9768,13 @@
     </w:p>
     <w:p>
       <w:pPr>
-        <w:pStyle w:val="ListBullet2"/>
+        <w:pStyle w:val="ListBullet"/>
+        <w:numPr>
+          <w:ilvl w:val="0"/>
+          <w:numId w:val="183"/>
+        </w:numPr>
+        <w:spacing w:before="0" w:after="40" w:line="264" w:lineRule="auto"/>
+        <w:ind w:left="540" w:hanging="270"/>
       </w:pPr>
       <w:r>
         <w:rPr>
@@ -8823,6 +9790,12 @@
     <w:p>
       <w:pPr>
         <w:pStyle w:val="ListBullet"/>
+        <w:numPr>
+          <w:ilvl w:val="0"/>
+          <w:numId w:val="184"/>
+        </w:numPr>
+        <w:spacing w:before="0" w:after="40" w:line="264" w:lineRule="auto"/>
+        <w:ind w:left="540" w:hanging="270"/>
       </w:pPr>
       <w:r>
         <w:rPr>
@@ -8837,7 +9810,13 @@
     </w:p>
     <w:p>
       <w:pPr>
-        <w:pStyle w:val="ListBullet2"/>
+        <w:pStyle w:val="ListBullet"/>
+        <w:numPr>
+          <w:ilvl w:val="0"/>
+          <w:numId w:val="185"/>
+        </w:numPr>
+        <w:spacing w:before="0" w:after="40" w:line="264" w:lineRule="auto"/>
+        <w:ind w:left="540" w:hanging="270"/>
       </w:pPr>
       <w:r>
         <w:rPr>
@@ -8853,6 +9832,12 @@
     <w:p>
       <w:pPr>
         <w:pStyle w:val="ListBullet"/>
+        <w:numPr>
+          <w:ilvl w:val="0"/>
+          <w:numId w:val="186"/>
+        </w:numPr>
+        <w:spacing w:before="0" w:after="40" w:line="264" w:lineRule="auto"/>
+        <w:ind w:left="540" w:hanging="270"/>
       </w:pPr>
       <w:r>
         <w:rPr>
@@ -8867,7 +9852,13 @@
     </w:p>
     <w:p>
       <w:pPr>
-        <w:pStyle w:val="ListBullet2"/>
+        <w:pStyle w:val="ListBullet"/>
+        <w:numPr>
+          <w:ilvl w:val="0"/>
+          <w:numId w:val="187"/>
+        </w:numPr>
+        <w:spacing w:before="0" w:after="40" w:line="264" w:lineRule="auto"/>
+        <w:ind w:left="540" w:hanging="270"/>
       </w:pPr>
       <w:r>
         <w:rPr>
@@ -8883,6 +9874,12 @@
     <w:p>
       <w:pPr>
         <w:pStyle w:val="ListBullet"/>
+        <w:numPr>
+          <w:ilvl w:val="0"/>
+          <w:numId w:val="188"/>
+        </w:numPr>
+        <w:spacing w:before="0" w:after="40" w:line="264" w:lineRule="auto"/>
+        <w:ind w:left="540" w:hanging="270"/>
       </w:pPr>
       <w:r>
         <w:rPr>
@@ -8897,7 +9894,13 @@
     </w:p>
     <w:p>
       <w:pPr>
-        <w:pStyle w:val="ListBullet2"/>
+        <w:pStyle w:val="ListBullet"/>
+        <w:numPr>
+          <w:ilvl w:val="0"/>
+          <w:numId w:val="189"/>
+        </w:numPr>
+        <w:spacing w:before="0" w:after="40" w:line="264" w:lineRule="auto"/>
+        <w:ind w:left="540" w:hanging="270"/>
       </w:pPr>
       <w:r>
         <w:rPr>
@@ -8913,6 +9916,12 @@
     <w:p>
       <w:pPr>
         <w:pStyle w:val="ListBullet"/>
+        <w:numPr>
+          <w:ilvl w:val="0"/>
+          <w:numId w:val="190"/>
+        </w:numPr>
+        <w:spacing w:before="0" w:after="40" w:line="264" w:lineRule="auto"/>
+        <w:ind w:left="540" w:hanging="270"/>
       </w:pPr>
       <w:r>
         <w:rPr>
@@ -8942,7 +9951,13 @@
     </w:p>
     <w:p>
       <w:pPr>
-        <w:pStyle w:val="ListBullet2"/>
+        <w:pStyle w:val="ListBullet"/>
+        <w:numPr>
+          <w:ilvl w:val="0"/>
+          <w:numId w:val="191"/>
+        </w:numPr>
+        <w:spacing w:before="0" w:after="40" w:line="264" w:lineRule="auto"/>
+        <w:ind w:left="540" w:hanging="270"/>
       </w:pPr>
       <w:r>
         <w:rPr>
@@ -8958,6 +9973,12 @@
     <w:p>
       <w:pPr>
         <w:pStyle w:val="ListBullet"/>
+        <w:numPr>
+          <w:ilvl w:val="0"/>
+          <w:numId w:val="192"/>
+        </w:numPr>
+        <w:spacing w:before="0" w:after="40" w:line="264" w:lineRule="auto"/>
+        <w:ind w:left="540" w:hanging="270"/>
       </w:pPr>
       <w:r>
         <w:rPr>
@@ -8972,7 +9993,13 @@
     </w:p>
     <w:p>
       <w:pPr>
-        <w:pStyle w:val="ListBullet2"/>
+        <w:pStyle w:val="ListBullet"/>
+        <w:numPr>
+          <w:ilvl w:val="0"/>
+          <w:numId w:val="193"/>
+        </w:numPr>
+        <w:spacing w:before="0" w:after="40" w:line="264" w:lineRule="auto"/>
+        <w:ind w:left="540" w:hanging="270"/>
       </w:pPr>
       <w:r>
         <w:rPr>
@@ -9062,6 +10089,12 @@
     <w:p>
       <w:pPr>
         <w:pStyle w:val="ListBullet"/>
+        <w:numPr>
+          <w:ilvl w:val="0"/>
+          <w:numId w:val="194"/>
+        </w:numPr>
+        <w:spacing w:before="0" w:after="40" w:line="264" w:lineRule="auto"/>
+        <w:ind w:left="540" w:hanging="270"/>
       </w:pPr>
       <w:r>
         <w:rPr>
@@ -9076,7 +10109,13 @@
     </w:p>
     <w:p>
       <w:pPr>
-        <w:pStyle w:val="ListBullet2"/>
+        <w:pStyle w:val="ListBullet"/>
+        <w:numPr>
+          <w:ilvl w:val="0"/>
+          <w:numId w:val="195"/>
+        </w:numPr>
+        <w:spacing w:before="0" w:after="40" w:line="264" w:lineRule="auto"/>
+        <w:ind w:left="540" w:hanging="270"/>
       </w:pPr>
       <w:r>
         <w:rPr>
@@ -9092,6 +10131,12 @@
     <w:p>
       <w:pPr>
         <w:pStyle w:val="ListBullet"/>
+        <w:numPr>
+          <w:ilvl w:val="0"/>
+          <w:numId w:val="196"/>
+        </w:numPr>
+        <w:spacing w:before="0" w:after="40" w:line="264" w:lineRule="auto"/>
+        <w:ind w:left="540" w:hanging="270"/>
       </w:pPr>
       <w:r>
         <w:rPr>
@@ -9214,7 +10259,6 @@
           </w:tcPr>
           <w:p>
             <w:pPr>
-              <w:keepNext/>
               <w:spacing w:before="0" w:after="0" w:line="240" w:lineRule="auto"/>
             </w:pPr>
             <w:r>
@@ -9242,7 +10286,6 @@
           </w:tcPr>
           <w:p>
             <w:pPr>
-              <w:keepNext/>
               <w:spacing w:before="0" w:after="0" w:line="240" w:lineRule="auto"/>
             </w:pPr>
             <w:r>
@@ -9276,7 +10319,6 @@
           </w:tcPr>
           <w:p>
             <w:pPr>
-              <w:keepNext/>
               <w:spacing w:before="0" w:after="0" w:line="240" w:lineRule="auto"/>
             </w:pPr>
             <w:r>
@@ -9304,7 +10346,6 @@
           </w:tcPr>
           <w:p>
             <w:pPr>
-              <w:keepNext/>
               <w:spacing w:before="0" w:after="0" w:line="240" w:lineRule="auto"/>
             </w:pPr>
           </w:p>
@@ -9328,7 +10369,6 @@
           </w:tcPr>
           <w:p>
             <w:pPr>
-              <w:keepNext/>
               <w:spacing w:before="0" w:after="0" w:line="240" w:lineRule="auto"/>
             </w:pPr>
             <w:r>
@@ -9356,7 +10396,6 @@
           </w:tcPr>
           <w:p>
             <w:pPr>
-              <w:keepNext/>
               <w:spacing w:before="0" w:after="0" w:line="240" w:lineRule="auto"/>
             </w:pPr>
           </w:p>
@@ -9492,7 +10531,13 @@
     </w:p>
     <w:p>
       <w:pPr>
-        <w:pStyle w:val="ListBullet2"/>
+        <w:pStyle w:val="ListBullet"/>
+        <w:numPr>
+          <w:ilvl w:val="0"/>
+          <w:numId w:val="197"/>
+        </w:numPr>
+        <w:spacing w:before="0" w:after="40" w:line="264" w:lineRule="auto"/>
+        <w:ind w:left="540" w:hanging="270"/>
       </w:pPr>
       <w:r>
         <w:rPr>
@@ -9508,6 +10553,12 @@
     <w:p>
       <w:pPr>
         <w:pStyle w:val="ListBullet"/>
+        <w:numPr>
+          <w:ilvl w:val="0"/>
+          <w:numId w:val="198"/>
+        </w:numPr>
+        <w:spacing w:before="0" w:after="40" w:line="264" w:lineRule="auto"/>
+        <w:ind w:left="540" w:hanging="270"/>
       </w:pPr>
       <w:r>
         <w:rPr>
@@ -9522,7 +10573,13 @@
     </w:p>
     <w:p>
       <w:pPr>
-        <w:pStyle w:val="ListBullet2"/>
+        <w:pStyle w:val="ListBullet"/>
+        <w:numPr>
+          <w:ilvl w:val="0"/>
+          <w:numId w:val="199"/>
+        </w:numPr>
+        <w:spacing w:before="0" w:after="40" w:line="264" w:lineRule="auto"/>
+        <w:ind w:left="540" w:hanging="270"/>
       </w:pPr>
       <w:r>
         <w:rPr>
@@ -9538,6 +10595,12 @@
     <w:p>
       <w:pPr>
         <w:pStyle w:val="ListBullet"/>
+        <w:numPr>
+          <w:ilvl w:val="0"/>
+          <w:numId w:val="200"/>
+        </w:numPr>
+        <w:spacing w:before="0" w:after="40" w:line="264" w:lineRule="auto"/>
+        <w:ind w:left="540" w:hanging="270"/>
       </w:pPr>
       <w:r>
         <w:rPr>
@@ -9552,7 +10615,13 @@
     </w:p>
     <w:p>
       <w:pPr>
-        <w:pStyle w:val="ListBullet2"/>
+        <w:pStyle w:val="ListBullet"/>
+        <w:numPr>
+          <w:ilvl w:val="0"/>
+          <w:numId w:val="201"/>
+        </w:numPr>
+        <w:spacing w:before="0" w:after="40" w:line="264" w:lineRule="auto"/>
+        <w:ind w:left="540" w:hanging="270"/>
       </w:pPr>
       <w:r>
         <w:rPr>
@@ -9568,6 +10637,12 @@
     <w:p>
       <w:pPr>
         <w:pStyle w:val="ListBullet"/>
+        <w:numPr>
+          <w:ilvl w:val="0"/>
+          <w:numId w:val="202"/>
+        </w:numPr>
+        <w:spacing w:before="0" w:after="40" w:line="264" w:lineRule="auto"/>
+        <w:ind w:left="540" w:hanging="270"/>
       </w:pPr>
       <w:r>
         <w:rPr>
@@ -9597,7 +10672,13 @@
     </w:p>
     <w:p>
       <w:pPr>
-        <w:pStyle w:val="ListBullet2"/>
+        <w:pStyle w:val="ListBullet"/>
+        <w:numPr>
+          <w:ilvl w:val="0"/>
+          <w:numId w:val="203"/>
+        </w:numPr>
+        <w:spacing w:before="0" w:after="40" w:line="264" w:lineRule="auto"/>
+        <w:ind w:left="540" w:hanging="270"/>
       </w:pPr>
       <w:r>
         <w:rPr>
@@ -9613,6 +10694,12 @@
     <w:p>
       <w:pPr>
         <w:pStyle w:val="ListBullet"/>
+        <w:numPr>
+          <w:ilvl w:val="0"/>
+          <w:numId w:val="204"/>
+        </w:numPr>
+        <w:spacing w:before="0" w:after="40" w:line="264" w:lineRule="auto"/>
+        <w:ind w:left="540" w:hanging="270"/>
       </w:pPr>
       <w:r>
         <w:rPr>
@@ -9627,7 +10714,13 @@
     </w:p>
     <w:p>
       <w:pPr>
-        <w:pStyle w:val="ListBullet2"/>
+        <w:pStyle w:val="ListBullet"/>
+        <w:numPr>
+          <w:ilvl w:val="0"/>
+          <w:numId w:val="205"/>
+        </w:numPr>
+        <w:spacing w:before="0" w:after="40" w:line="264" w:lineRule="auto"/>
+        <w:ind w:left="540" w:hanging="270"/>
       </w:pPr>
       <w:r>
         <w:rPr>
@@ -9717,6 +10810,12 @@
     <w:p>
       <w:pPr>
         <w:pStyle w:val="ListBullet"/>
+        <w:numPr>
+          <w:ilvl w:val="0"/>
+          <w:numId w:val="206"/>
+        </w:numPr>
+        <w:spacing w:before="0" w:after="40" w:line="264" w:lineRule="auto"/>
+        <w:ind w:left="540" w:hanging="270"/>
       </w:pPr>
       <w:r>
         <w:rPr>
@@ -9731,7 +10830,13 @@
     </w:p>
     <w:p>
       <w:pPr>
-        <w:pStyle w:val="ListBullet2"/>
+        <w:pStyle w:val="ListBullet"/>
+        <w:numPr>
+          <w:ilvl w:val="0"/>
+          <w:numId w:val="207"/>
+        </w:numPr>
+        <w:spacing w:before="0" w:after="40" w:line="264" w:lineRule="auto"/>
+        <w:ind w:left="540" w:hanging="270"/>
       </w:pPr>
       <w:r>
         <w:rPr>
@@ -9747,6 +10852,12 @@
     <w:p>
       <w:pPr>
         <w:pStyle w:val="ListBullet"/>
+        <w:numPr>
+          <w:ilvl w:val="0"/>
+          <w:numId w:val="208"/>
+        </w:numPr>
+        <w:spacing w:before="0" w:after="40" w:line="264" w:lineRule="auto"/>
+        <w:ind w:left="540" w:hanging="270"/>
       </w:pPr>
       <w:r>
         <w:rPr>
@@ -9869,7 +10980,6 @@
           </w:tcPr>
           <w:p>
             <w:pPr>
-              <w:keepNext/>
               <w:spacing w:before="0" w:after="0" w:line="240" w:lineRule="auto"/>
             </w:pPr>
             <w:r>
@@ -9897,7 +11007,6 @@
           </w:tcPr>
           <w:p>
             <w:pPr>
-              <w:keepNext/>
               <w:spacing w:before="0" w:after="0" w:line="240" w:lineRule="auto"/>
             </w:pPr>
             <w:r>
@@ -9931,7 +11040,6 @@
           </w:tcPr>
           <w:p>
             <w:pPr>
-              <w:keepNext/>
               <w:spacing w:before="0" w:after="0" w:line="240" w:lineRule="auto"/>
             </w:pPr>
             <w:r>
@@ -9959,7 +11067,6 @@
           </w:tcPr>
           <w:p>
             <w:pPr>
-              <w:keepNext/>
               <w:spacing w:before="0" w:after="0" w:line="240" w:lineRule="auto"/>
             </w:pPr>
           </w:p>
@@ -9983,7 +11090,6 @@
           </w:tcPr>
           <w:p>
             <w:pPr>
-              <w:keepNext/>
               <w:spacing w:before="0" w:after="0" w:line="240" w:lineRule="auto"/>
             </w:pPr>
             <w:r>
@@ -10011,7 +11117,6 @@
           </w:tcPr>
           <w:p>
             <w:pPr>
-              <w:keepNext/>
               <w:spacing w:before="0" w:after="0" w:line="240" w:lineRule="auto"/>
             </w:pPr>
           </w:p>
@@ -10133,7 +11238,6 @@
     <w:p>
       <w:pPr>
         <w:pStyle w:val="Heading3"/>
-        <w:pageBreakBefore/>
       </w:pPr>
       <w:r>
         <w:rPr>
@@ -10148,7 +11252,13 @@
     </w:p>
     <w:p>
       <w:pPr>
-        <w:pStyle w:val="ListBullet2"/>
+        <w:pStyle w:val="ListBullet"/>
+        <w:numPr>
+          <w:ilvl w:val="0"/>
+          <w:numId w:val="209"/>
+        </w:numPr>
+        <w:spacing w:before="0" w:after="40" w:line="264" w:lineRule="auto"/>
+        <w:ind w:left="540" w:hanging="270"/>
       </w:pPr>
       <w:r>
         <w:rPr>
@@ -10164,6 +11274,12 @@
     <w:p>
       <w:pPr>
         <w:pStyle w:val="ListBullet"/>
+        <w:numPr>
+          <w:ilvl w:val="0"/>
+          <w:numId w:val="210"/>
+        </w:numPr>
+        <w:spacing w:before="0" w:after="40" w:line="264" w:lineRule="auto"/>
+        <w:ind w:left="540" w:hanging="270"/>
       </w:pPr>
       <w:r>
         <w:rPr>
@@ -10178,7 +11294,13 @@
     </w:p>
     <w:p>
       <w:pPr>
-        <w:pStyle w:val="ListBullet2"/>
+        <w:pStyle w:val="ListBullet"/>
+        <w:numPr>
+          <w:ilvl w:val="0"/>
+          <w:numId w:val="211"/>
+        </w:numPr>
+        <w:spacing w:before="0" w:after="40" w:line="264" w:lineRule="auto"/>
+        <w:ind w:left="540" w:hanging="270"/>
       </w:pPr>
       <w:r>
         <w:rPr>
@@ -10194,6 +11316,12 @@
     <w:p>
       <w:pPr>
         <w:pStyle w:val="ListBullet"/>
+        <w:numPr>
+          <w:ilvl w:val="0"/>
+          <w:numId w:val="212"/>
+        </w:numPr>
+        <w:spacing w:before="0" w:after="40" w:line="264" w:lineRule="auto"/>
+        <w:ind w:left="540" w:hanging="270"/>
       </w:pPr>
       <w:r>
         <w:rPr>
@@ -10208,7 +11336,13 @@
     </w:p>
     <w:p>
       <w:pPr>
-        <w:pStyle w:val="ListBullet2"/>
+        <w:pStyle w:val="ListBullet"/>
+        <w:numPr>
+          <w:ilvl w:val="0"/>
+          <w:numId w:val="213"/>
+        </w:numPr>
+        <w:spacing w:before="0" w:after="40" w:line="264" w:lineRule="auto"/>
+        <w:ind w:left="540" w:hanging="270"/>
       </w:pPr>
       <w:r>
         <w:rPr>
@@ -10224,6 +11358,12 @@
     <w:p>
       <w:pPr>
         <w:pStyle w:val="ListBullet"/>
+        <w:numPr>
+          <w:ilvl w:val="0"/>
+          <w:numId w:val="214"/>
+        </w:numPr>
+        <w:spacing w:before="0" w:after="40" w:line="264" w:lineRule="auto"/>
+        <w:ind w:left="540" w:hanging="270"/>
       </w:pPr>
       <w:r>
         <w:rPr>
@@ -10238,7 +11378,13 @@
     </w:p>
     <w:p>
       <w:pPr>
-        <w:pStyle w:val="ListBullet2"/>
+        <w:pStyle w:val="ListBullet"/>
+        <w:numPr>
+          <w:ilvl w:val="0"/>
+          <w:numId w:val="215"/>
+        </w:numPr>
+        <w:spacing w:before="0" w:after="40" w:line="264" w:lineRule="auto"/>
+        <w:ind w:left="540" w:hanging="270"/>
       </w:pPr>
       <w:r>
         <w:rPr>
@@ -10254,6 +11400,12 @@
     <w:p>
       <w:pPr>
         <w:pStyle w:val="ListBullet"/>
+        <w:numPr>
+          <w:ilvl w:val="0"/>
+          <w:numId w:val="216"/>
+        </w:numPr>
+        <w:spacing w:before="0" w:after="40" w:line="264" w:lineRule="auto"/>
+        <w:ind w:left="540" w:hanging="270"/>
       </w:pPr>
       <w:r>
         <w:rPr>
@@ -10283,7 +11435,13 @@
     </w:p>
     <w:p>
       <w:pPr>
-        <w:pStyle w:val="ListBullet2"/>
+        <w:pStyle w:val="ListBullet"/>
+        <w:numPr>
+          <w:ilvl w:val="0"/>
+          <w:numId w:val="217"/>
+        </w:numPr>
+        <w:spacing w:before="0" w:after="40" w:line="264" w:lineRule="auto"/>
+        <w:ind w:left="540" w:hanging="270"/>
       </w:pPr>
       <w:r>
         <w:rPr>
@@ -10299,6 +11457,12 @@
     <w:p>
       <w:pPr>
         <w:pStyle w:val="ListBullet"/>
+        <w:numPr>
+          <w:ilvl w:val="0"/>
+          <w:numId w:val="218"/>
+        </w:numPr>
+        <w:spacing w:before="0" w:after="40" w:line="264" w:lineRule="auto"/>
+        <w:ind w:left="540" w:hanging="270"/>
       </w:pPr>
       <w:r>
         <w:rPr>
@@ -10313,7 +11477,13 @@
     </w:p>
     <w:p>
       <w:pPr>
-        <w:pStyle w:val="ListBullet2"/>
+        <w:pStyle w:val="ListBullet"/>
+        <w:numPr>
+          <w:ilvl w:val="0"/>
+          <w:numId w:val="219"/>
+        </w:numPr>
+        <w:spacing w:before="0" w:after="40" w:line="264" w:lineRule="auto"/>
+        <w:ind w:left="540" w:hanging="270"/>
       </w:pPr>
       <w:r>
         <w:rPr>
@@ -10403,6 +11573,12 @@
     <w:p>
       <w:pPr>
         <w:pStyle w:val="ListBullet"/>
+        <w:numPr>
+          <w:ilvl w:val="0"/>
+          <w:numId w:val="220"/>
+        </w:numPr>
+        <w:spacing w:before="0" w:after="40" w:line="264" w:lineRule="auto"/>
+        <w:ind w:left="540" w:hanging="270"/>
       </w:pPr>
       <w:r>
         <w:rPr>
@@ -10417,7 +11593,13 @@
     </w:p>
     <w:p>
       <w:pPr>
-        <w:pStyle w:val="ListBullet2"/>
+        <w:pStyle w:val="ListBullet"/>
+        <w:numPr>
+          <w:ilvl w:val="0"/>
+          <w:numId w:val="221"/>
+        </w:numPr>
+        <w:spacing w:before="0" w:after="40" w:line="264" w:lineRule="auto"/>
+        <w:ind w:left="540" w:hanging="270"/>
       </w:pPr>
       <w:r>
         <w:rPr>
@@ -10433,6 +11615,12 @@
     <w:p>
       <w:pPr>
         <w:pStyle w:val="ListBullet"/>
+        <w:numPr>
+          <w:ilvl w:val="0"/>
+          <w:numId w:val="222"/>
+        </w:numPr>
+        <w:spacing w:before="0" w:after="40" w:line="264" w:lineRule="auto"/>
+        <w:ind w:left="540" w:hanging="270"/>
       </w:pPr>
       <w:r>
         <w:rPr>
@@ -10555,7 +11743,6 @@
           </w:tcPr>
           <w:p>
             <w:pPr>
-              <w:keepNext/>
               <w:spacing w:before="0" w:after="0" w:line="240" w:lineRule="auto"/>
             </w:pPr>
             <w:r>
@@ -10583,7 +11770,6 @@
           </w:tcPr>
           <w:p>
             <w:pPr>
-              <w:keepNext/>
               <w:spacing w:before="0" w:after="0" w:line="240" w:lineRule="auto"/>
             </w:pPr>
             <w:r>
@@ -10617,7 +11803,6 @@
           </w:tcPr>
           <w:p>
             <w:pPr>
-              <w:keepNext/>
               <w:spacing w:before="0" w:after="0" w:line="240" w:lineRule="auto"/>
             </w:pPr>
             <w:r>
@@ -10645,7 +11830,6 @@
           </w:tcPr>
           <w:p>
             <w:pPr>
-              <w:keepNext/>
               <w:spacing w:before="0" w:after="0" w:line="240" w:lineRule="auto"/>
             </w:pPr>
           </w:p>
@@ -10669,7 +11853,6 @@
           </w:tcPr>
           <w:p>
             <w:pPr>
-              <w:keepNext/>
               <w:spacing w:before="0" w:after="0" w:line="240" w:lineRule="auto"/>
             </w:pPr>
             <w:r>
@@ -10697,7 +11880,6 @@
           </w:tcPr>
           <w:p>
             <w:pPr>
-              <w:keepNext/>
               <w:spacing w:before="0" w:after="0" w:line="240" w:lineRule="auto"/>
             </w:pPr>
           </w:p>
@@ -10833,7 +12015,13 @@
     </w:p>
     <w:p>
       <w:pPr>
-        <w:pStyle w:val="ListBullet2"/>
+        <w:pStyle w:val="ListBullet"/>
+        <w:numPr>
+          <w:ilvl w:val="0"/>
+          <w:numId w:val="223"/>
+        </w:numPr>
+        <w:spacing w:before="0" w:after="40" w:line="264" w:lineRule="auto"/>
+        <w:ind w:left="540" w:hanging="270"/>
       </w:pPr>
       <w:r>
         <w:rPr>
@@ -10849,6 +12037,12 @@
     <w:p>
       <w:pPr>
         <w:pStyle w:val="ListBullet"/>
+        <w:numPr>
+          <w:ilvl w:val="0"/>
+          <w:numId w:val="224"/>
+        </w:numPr>
+        <w:spacing w:before="0" w:after="40" w:line="264" w:lineRule="auto"/>
+        <w:ind w:left="540" w:hanging="270"/>
       </w:pPr>
       <w:r>
         <w:rPr>
@@ -10863,7 +12057,13 @@
     </w:p>
     <w:p>
       <w:pPr>
-        <w:pStyle w:val="ListBullet2"/>
+        <w:pStyle w:val="ListBullet"/>
+        <w:numPr>
+          <w:ilvl w:val="0"/>
+          <w:numId w:val="225"/>
+        </w:numPr>
+        <w:spacing w:before="0" w:after="40" w:line="264" w:lineRule="auto"/>
+        <w:ind w:left="540" w:hanging="270"/>
       </w:pPr>
       <w:r>
         <w:rPr>
@@ -10879,6 +12079,12 @@
     <w:p>
       <w:pPr>
         <w:pStyle w:val="ListBullet"/>
+        <w:numPr>
+          <w:ilvl w:val="0"/>
+          <w:numId w:val="226"/>
+        </w:numPr>
+        <w:spacing w:before="0" w:after="40" w:line="264" w:lineRule="auto"/>
+        <w:ind w:left="540" w:hanging="270"/>
       </w:pPr>
       <w:r>
         <w:rPr>
@@ -10893,7 +12099,13 @@
     </w:p>
     <w:p>
       <w:pPr>
-        <w:pStyle w:val="ListBullet2"/>
+        <w:pStyle w:val="ListBullet"/>
+        <w:numPr>
+          <w:ilvl w:val="0"/>
+          <w:numId w:val="227"/>
+        </w:numPr>
+        <w:spacing w:before="0" w:after="40" w:line="264" w:lineRule="auto"/>
+        <w:ind w:left="540" w:hanging="270"/>
       </w:pPr>
       <w:r>
         <w:rPr>
@@ -10909,6 +12121,12 @@
     <w:p>
       <w:pPr>
         <w:pStyle w:val="ListBullet"/>
+        <w:numPr>
+          <w:ilvl w:val="0"/>
+          <w:numId w:val="228"/>
+        </w:numPr>
+        <w:spacing w:before="0" w:after="40" w:line="264" w:lineRule="auto"/>
+        <w:ind w:left="540" w:hanging="270"/>
       </w:pPr>
       <w:r>
         <w:rPr>
@@ -10923,7 +12141,13 @@
     </w:p>
     <w:p>
       <w:pPr>
-        <w:pStyle w:val="ListBullet2"/>
+        <w:pStyle w:val="ListBullet"/>
+        <w:numPr>
+          <w:ilvl w:val="0"/>
+          <w:numId w:val="229"/>
+        </w:numPr>
+        <w:spacing w:before="0" w:after="40" w:line="264" w:lineRule="auto"/>
+        <w:ind w:left="540" w:hanging="270"/>
       </w:pPr>
       <w:r>
         <w:rPr>
@@ -10939,6 +12163,12 @@
     <w:p>
       <w:pPr>
         <w:pStyle w:val="ListBullet"/>
+        <w:numPr>
+          <w:ilvl w:val="0"/>
+          <w:numId w:val="230"/>
+        </w:numPr>
+        <w:spacing w:before="0" w:after="40" w:line="264" w:lineRule="auto"/>
+        <w:ind w:left="540" w:hanging="270"/>
       </w:pPr>
       <w:r>
         <w:rPr>
@@ -10953,7 +12183,13 @@
     </w:p>
     <w:p>
       <w:pPr>
-        <w:pStyle w:val="ListBullet2"/>
+        <w:pStyle w:val="ListBullet"/>
+        <w:numPr>
+          <w:ilvl w:val="0"/>
+          <w:numId w:val="231"/>
+        </w:numPr>
+        <w:spacing w:before="0" w:after="40" w:line="264" w:lineRule="auto"/>
+        <w:ind w:left="540" w:hanging="270"/>
       </w:pPr>
       <w:r>
         <w:rPr>
@@ -10984,6 +12220,12 @@
     <w:p>
       <w:pPr>
         <w:pStyle w:val="ListBullet"/>
+        <w:numPr>
+          <w:ilvl w:val="0"/>
+          <w:numId w:val="232"/>
+        </w:numPr>
+        <w:spacing w:before="0" w:after="40" w:line="264" w:lineRule="auto"/>
+        <w:ind w:left="540" w:hanging="270"/>
       </w:pPr>
       <w:r>
         <w:rPr>
@@ -10998,7 +12240,13 @@
     </w:p>
     <w:p>
       <w:pPr>
-        <w:pStyle w:val="ListBullet2"/>
+        <w:pStyle w:val="ListBullet"/>
+        <w:numPr>
+          <w:ilvl w:val="0"/>
+          <w:numId w:val="233"/>
+        </w:numPr>
+        <w:spacing w:before="0" w:after="40" w:line="264" w:lineRule="auto"/>
+        <w:ind w:left="540" w:hanging="270"/>
       </w:pPr>
       <w:r>
         <w:rPr>
@@ -11014,6 +12262,12 @@
     <w:p>
       <w:pPr>
         <w:pStyle w:val="ListBullet"/>
+        <w:numPr>
+          <w:ilvl w:val="0"/>
+          <w:numId w:val="234"/>
+        </w:numPr>
+        <w:spacing w:before="0" w:after="40" w:line="264" w:lineRule="auto"/>
+        <w:ind w:left="540" w:hanging="270"/>
       </w:pPr>
       <w:r>
         <w:rPr>
@@ -11102,7 +12356,13 @@
     </w:p>
     <w:p>
       <w:pPr>
-        <w:pStyle w:val="ListBullet2"/>
+        <w:pStyle w:val="ListBullet"/>
+        <w:numPr>
+          <w:ilvl w:val="0"/>
+          <w:numId w:val="235"/>
+        </w:numPr>
+        <w:spacing w:before="0" w:after="40" w:line="264" w:lineRule="auto"/>
+        <w:ind w:left="540" w:hanging="270"/>
       </w:pPr>
       <w:r>
         <w:rPr>
@@ -11118,6 +12378,12 @@
     <w:p>
       <w:pPr>
         <w:pStyle w:val="ListBullet"/>
+        <w:numPr>
+          <w:ilvl w:val="0"/>
+          <w:numId w:val="236"/>
+        </w:numPr>
+        <w:spacing w:before="0" w:after="40" w:line="264" w:lineRule="auto"/>
+        <w:ind w:left="540" w:hanging="270"/>
       </w:pPr>
       <w:r>
         <w:rPr>
@@ -11132,7 +12398,13 @@
     </w:p>
     <w:p>
       <w:pPr>
-        <w:pStyle w:val="ListBullet2"/>
+        <w:pStyle w:val="ListBullet"/>
+        <w:numPr>
+          <w:ilvl w:val="0"/>
+          <w:numId w:val="237"/>
+        </w:numPr>
+        <w:spacing w:before="0" w:after="40" w:line="264" w:lineRule="auto"/>
+        <w:ind w:left="540" w:hanging="270"/>
       </w:pPr>
       <w:r>
         <w:rPr>
@@ -11255,7 +12527,6 @@
           </w:tcPr>
           <w:p>
             <w:pPr>
-              <w:keepNext/>
               <w:spacing w:before="0" w:after="0" w:line="240" w:lineRule="auto"/>
             </w:pPr>
             <w:r>
@@ -11283,7 +12554,6 @@
           </w:tcPr>
           <w:p>
             <w:pPr>
-              <w:keepNext/>
               <w:spacing w:before="0" w:after="0" w:line="240" w:lineRule="auto"/>
             </w:pPr>
             <w:r>
@@ -11317,7 +12587,6 @@
           </w:tcPr>
           <w:p>
             <w:pPr>
-              <w:keepNext/>
               <w:spacing w:before="0" w:after="0" w:line="240" w:lineRule="auto"/>
             </w:pPr>
             <w:r>
@@ -11345,7 +12614,6 @@
           </w:tcPr>
           <w:p>
             <w:pPr>
-              <w:keepNext/>
               <w:spacing w:before="0" w:after="0" w:line="240" w:lineRule="auto"/>
             </w:pPr>
           </w:p>
@@ -11369,7 +12637,6 @@
           </w:tcPr>
           <w:p>
             <w:pPr>
-              <w:keepNext/>
               <w:spacing w:before="0" w:after="0" w:line="240" w:lineRule="auto"/>
             </w:pPr>
             <w:r>
@@ -11397,7 +12664,6 @@
           </w:tcPr>
           <w:p>
             <w:pPr>
-              <w:keepNext/>
               <w:spacing w:before="0" w:after="0" w:line="240" w:lineRule="auto"/>
             </w:pPr>
           </w:p>
@@ -11534,6 +12800,12 @@
     <w:p>
       <w:pPr>
         <w:pStyle w:val="ListBullet"/>
+        <w:numPr>
+          <w:ilvl w:val="0"/>
+          <w:numId w:val="238"/>
+        </w:numPr>
+        <w:spacing w:before="0" w:after="40" w:line="264" w:lineRule="auto"/>
+        <w:ind w:left="540" w:hanging="270"/>
       </w:pPr>
       <w:r>
         <w:rPr>
@@ -11548,7 +12820,13 @@
     </w:p>
     <w:p>
       <w:pPr>
-        <w:pStyle w:val="ListBullet2"/>
+        <w:pStyle w:val="ListBullet"/>
+        <w:numPr>
+          <w:ilvl w:val="0"/>
+          <w:numId w:val="239"/>
+        </w:numPr>
+        <w:spacing w:before="0" w:after="40" w:line="264" w:lineRule="auto"/>
+        <w:ind w:left="540" w:hanging="270"/>
       </w:pPr>
       <w:r>
         <w:rPr>
@@ -11564,6 +12842,12 @@
     <w:p>
       <w:pPr>
         <w:pStyle w:val="ListBullet"/>
+        <w:numPr>
+          <w:ilvl w:val="0"/>
+          <w:numId w:val="240"/>
+        </w:numPr>
+        <w:spacing w:before="0" w:after="40" w:line="264" w:lineRule="auto"/>
+        <w:ind w:left="540" w:hanging="270"/>
       </w:pPr>
       <w:r>
         <w:rPr>
@@ -11578,7 +12862,13 @@
     </w:p>
     <w:p>
       <w:pPr>
-        <w:pStyle w:val="ListBullet2"/>
+        <w:pStyle w:val="ListBullet"/>
+        <w:numPr>
+          <w:ilvl w:val="0"/>
+          <w:numId w:val="241"/>
+        </w:numPr>
+        <w:spacing w:before="0" w:after="40" w:line="264" w:lineRule="auto"/>
+        <w:ind w:left="540" w:hanging="270"/>
       </w:pPr>
       <w:r>
         <w:rPr>
@@ -11594,6 +12884,12 @@
     <w:p>
       <w:pPr>
         <w:pStyle w:val="ListBullet"/>
+        <w:numPr>
+          <w:ilvl w:val="0"/>
+          <w:numId w:val="242"/>
+        </w:numPr>
+        <w:spacing w:before="0" w:after="40" w:line="264" w:lineRule="auto"/>
+        <w:ind w:left="540" w:hanging="270"/>
       </w:pPr>
       <w:r>
         <w:rPr>
@@ -11608,7 +12904,13 @@
     </w:p>
     <w:p>
       <w:pPr>
-        <w:pStyle w:val="ListBullet2"/>
+        <w:pStyle w:val="ListBullet"/>
+        <w:numPr>
+          <w:ilvl w:val="0"/>
+          <w:numId w:val="243"/>
+        </w:numPr>
+        <w:spacing w:before="0" w:after="40" w:line="264" w:lineRule="auto"/>
+        <w:ind w:left="540" w:hanging="270"/>
       </w:pPr>
       <w:r>
         <w:rPr>
@@ -11624,6 +12926,12 @@
     <w:p>
       <w:pPr>
         <w:pStyle w:val="ListBullet"/>
+        <w:numPr>
+          <w:ilvl w:val="0"/>
+          <w:numId w:val="244"/>
+        </w:numPr>
+        <w:spacing w:before="0" w:after="40" w:line="264" w:lineRule="auto"/>
+        <w:ind w:left="540" w:hanging="270"/>
       </w:pPr>
       <w:r>
         <w:rPr>
@@ -11638,7 +12946,13 @@
     </w:p>
     <w:p>
       <w:pPr>
-        <w:pStyle w:val="ListBullet2"/>
+        <w:pStyle w:val="ListBullet"/>
+        <w:numPr>
+          <w:ilvl w:val="0"/>
+          <w:numId w:val="245"/>
+        </w:numPr>
+        <w:spacing w:before="0" w:after="40" w:line="264" w:lineRule="auto"/>
+        <w:ind w:left="540" w:hanging="270"/>
       </w:pPr>
       <w:r>
         <w:rPr>
@@ -11669,6 +12983,12 @@
     <w:p>
       <w:pPr>
         <w:pStyle w:val="ListBullet"/>
+        <w:numPr>
+          <w:ilvl w:val="0"/>
+          <w:numId w:val="246"/>
+        </w:numPr>
+        <w:spacing w:before="0" w:after="40" w:line="264" w:lineRule="auto"/>
+        <w:ind w:left="540" w:hanging="270"/>
       </w:pPr>
       <w:r>
         <w:rPr>
@@ -11683,7 +13003,13 @@
     </w:p>
     <w:p>
       <w:pPr>
-        <w:pStyle w:val="ListBullet2"/>
+        <w:pStyle w:val="ListBullet"/>
+        <w:numPr>
+          <w:ilvl w:val="0"/>
+          <w:numId w:val="247"/>
+        </w:numPr>
+        <w:spacing w:before="0" w:after="40" w:line="264" w:lineRule="auto"/>
+        <w:ind w:left="540" w:hanging="270"/>
       </w:pPr>
       <w:r>
         <w:rPr>
@@ -11699,6 +13025,12 @@
     <w:p>
       <w:pPr>
         <w:pStyle w:val="ListBullet"/>
+        <w:numPr>
+          <w:ilvl w:val="0"/>
+          <w:numId w:val="248"/>
+        </w:numPr>
+        <w:spacing w:before="0" w:after="40" w:line="264" w:lineRule="auto"/>
+        <w:ind w:left="540" w:hanging="270"/>
       </w:pPr>
       <w:r>
         <w:rPr>
@@ -11787,7 +13119,13 @@
     </w:p>
     <w:p>
       <w:pPr>
-        <w:pStyle w:val="ListBullet2"/>
+        <w:pStyle w:val="ListBullet"/>
+        <w:numPr>
+          <w:ilvl w:val="0"/>
+          <w:numId w:val="249"/>
+        </w:numPr>
+        <w:spacing w:before="0" w:after="40" w:line="264" w:lineRule="auto"/>
+        <w:ind w:left="540" w:hanging="270"/>
       </w:pPr>
       <w:r>
         <w:rPr>
@@ -11803,6 +13141,12 @@
     <w:p>
       <w:pPr>
         <w:pStyle w:val="ListBullet"/>
+        <w:numPr>
+          <w:ilvl w:val="0"/>
+          <w:numId w:val="250"/>
+        </w:numPr>
+        <w:spacing w:before="0" w:after="40" w:line="264" w:lineRule="auto"/>
+        <w:ind w:left="540" w:hanging="270"/>
       </w:pPr>
       <w:r>
         <w:rPr>
@@ -11817,7 +13161,13 @@
     </w:p>
     <w:p>
       <w:pPr>
-        <w:pStyle w:val="ListBullet2"/>
+        <w:pStyle w:val="ListBullet"/>
+        <w:numPr>
+          <w:ilvl w:val="0"/>
+          <w:numId w:val="251"/>
+        </w:numPr>
+        <w:spacing w:before="0" w:after="40" w:line="264" w:lineRule="auto"/>
+        <w:ind w:left="540" w:hanging="270"/>
       </w:pPr>
       <w:r>
         <w:rPr>
@@ -11940,7 +13290,6 @@
           </w:tcPr>
           <w:p>
             <w:pPr>
-              <w:keepNext/>
               <w:spacing w:before="0" w:after="0" w:line="240" w:lineRule="auto"/>
             </w:pPr>
             <w:r>
@@ -11968,7 +13317,6 @@
           </w:tcPr>
           <w:p>
             <w:pPr>
-              <w:keepNext/>
               <w:spacing w:before="0" w:after="0" w:line="240" w:lineRule="auto"/>
             </w:pPr>
             <w:r>
@@ -12002,7 +13350,6 @@
           </w:tcPr>
           <w:p>
             <w:pPr>
-              <w:keepNext/>
               <w:spacing w:before="0" w:after="0" w:line="240" w:lineRule="auto"/>
             </w:pPr>
             <w:r>
@@ -12030,7 +13377,6 @@
           </w:tcPr>
           <w:p>
             <w:pPr>
-              <w:keepNext/>
               <w:spacing w:before="0" w:after="0" w:line="240" w:lineRule="auto"/>
             </w:pPr>
           </w:p>
@@ -12054,7 +13400,6 @@
           </w:tcPr>
           <w:p>
             <w:pPr>
-              <w:keepNext/>
               <w:spacing w:before="0" w:after="0" w:line="240" w:lineRule="auto"/>
             </w:pPr>
             <w:r>
@@ -12082,7 +13427,6 @@
           </w:tcPr>
           <w:p>
             <w:pPr>
-              <w:keepNext/>
               <w:spacing w:before="0" w:after="0" w:line="240" w:lineRule="auto"/>
             </w:pPr>
           </w:p>
@@ -12219,6 +13563,12 @@
     <w:p>
       <w:pPr>
         <w:pStyle w:val="ListBullet"/>
+        <w:numPr>
+          <w:ilvl w:val="0"/>
+          <w:numId w:val="252"/>
+        </w:numPr>
+        <w:spacing w:before="0" w:after="40" w:line="264" w:lineRule="auto"/>
+        <w:ind w:left="540" w:hanging="270"/>
       </w:pPr>
       <w:r>
         <w:rPr>
@@ -12233,7 +13583,13 @@
     </w:p>
     <w:p>
       <w:pPr>
-        <w:pStyle w:val="ListBullet2"/>
+        <w:pStyle w:val="ListBullet"/>
+        <w:numPr>
+          <w:ilvl w:val="0"/>
+          <w:numId w:val="253"/>
+        </w:numPr>
+        <w:spacing w:before="0" w:after="40" w:line="264" w:lineRule="auto"/>
+        <w:ind w:left="540" w:hanging="270"/>
       </w:pPr>
       <w:r>
         <w:rPr>
@@ -12249,6 +13605,12 @@
     <w:p>
       <w:pPr>
         <w:pStyle w:val="ListBullet"/>
+        <w:numPr>
+          <w:ilvl w:val="0"/>
+          <w:numId w:val="254"/>
+        </w:numPr>
+        <w:spacing w:before="0" w:after="40" w:line="264" w:lineRule="auto"/>
+        <w:ind w:left="540" w:hanging="270"/>
       </w:pPr>
       <w:r>
         <w:rPr>
@@ -12263,7 +13625,13 @@
     </w:p>
     <w:p>
       <w:pPr>
-        <w:pStyle w:val="ListBullet2"/>
+        <w:pStyle w:val="ListBullet"/>
+        <w:numPr>
+          <w:ilvl w:val="0"/>
+          <w:numId w:val="255"/>
+        </w:numPr>
+        <w:spacing w:before="0" w:after="40" w:line="264" w:lineRule="auto"/>
+        <w:ind w:left="540" w:hanging="270"/>
       </w:pPr>
       <w:r>
         <w:rPr>
@@ -12279,6 +13647,12 @@
     <w:p>
       <w:pPr>
         <w:pStyle w:val="ListBullet"/>
+        <w:numPr>
+          <w:ilvl w:val="0"/>
+          <w:numId w:val="256"/>
+        </w:numPr>
+        <w:spacing w:before="0" w:after="40" w:line="264" w:lineRule="auto"/>
+        <w:ind w:left="540" w:hanging="270"/>
       </w:pPr>
       <w:r>
         <w:rPr>
@@ -12293,7 +13667,13 @@
     </w:p>
     <w:p>
       <w:pPr>
-        <w:pStyle w:val="ListBullet2"/>
+        <w:pStyle w:val="ListBullet"/>
+        <w:numPr>
+          <w:ilvl w:val="0"/>
+          <w:numId w:val="257"/>
+        </w:numPr>
+        <w:spacing w:before="0" w:after="40" w:line="264" w:lineRule="auto"/>
+        <w:ind w:left="540" w:hanging="270"/>
       </w:pPr>
       <w:r>
         <w:rPr>
@@ -12309,6 +13689,12 @@
     <w:p>
       <w:pPr>
         <w:pStyle w:val="ListBullet"/>
+        <w:numPr>
+          <w:ilvl w:val="0"/>
+          <w:numId w:val="258"/>
+        </w:numPr>
+        <w:spacing w:before="0" w:after="40" w:line="264" w:lineRule="auto"/>
+        <w:ind w:left="540" w:hanging="270"/>
       </w:pPr>
       <w:r>
         <w:rPr>
@@ -12323,7 +13709,13 @@
     </w:p>
     <w:p>
       <w:pPr>
-        <w:pStyle w:val="ListBullet2"/>
+        <w:pStyle w:val="ListBullet"/>
+        <w:numPr>
+          <w:ilvl w:val="0"/>
+          <w:numId w:val="259"/>
+        </w:numPr>
+        <w:spacing w:before="0" w:after="40" w:line="264" w:lineRule="auto"/>
+        <w:ind w:left="540" w:hanging="270"/>
       </w:pPr>
       <w:r>
         <w:rPr>
@@ -12354,6 +13746,12 @@
     <w:p>
       <w:pPr>
         <w:pStyle w:val="ListBullet"/>
+        <w:numPr>
+          <w:ilvl w:val="0"/>
+          <w:numId w:val="260"/>
+        </w:numPr>
+        <w:spacing w:before="0" w:after="40" w:line="264" w:lineRule="auto"/>
+        <w:ind w:left="540" w:hanging="270"/>
       </w:pPr>
       <w:r>
         <w:rPr>
@@ -12368,7 +13766,13 @@
     </w:p>
     <w:p>
       <w:pPr>
-        <w:pStyle w:val="ListBullet2"/>
+        <w:pStyle w:val="ListBullet"/>
+        <w:numPr>
+          <w:ilvl w:val="0"/>
+          <w:numId w:val="261"/>
+        </w:numPr>
+        <w:spacing w:before="0" w:after="40" w:line="264" w:lineRule="auto"/>
+        <w:ind w:left="540" w:hanging="270"/>
       </w:pPr>
       <w:r>
         <w:rPr>
@@ -12384,6 +13788,12 @@
     <w:p>
       <w:pPr>
         <w:pStyle w:val="ListBullet"/>
+        <w:numPr>
+          <w:ilvl w:val="0"/>
+          <w:numId w:val="262"/>
+        </w:numPr>
+        <w:spacing w:before="0" w:after="40" w:line="264" w:lineRule="auto"/>
+        <w:ind w:left="540" w:hanging="270"/>
       </w:pPr>
       <w:r>
         <w:rPr>
@@ -12472,7 +13882,13 @@
     </w:p>
     <w:p>
       <w:pPr>
-        <w:pStyle w:val="ListBullet2"/>
+        <w:pStyle w:val="ListBullet"/>
+        <w:numPr>
+          <w:ilvl w:val="0"/>
+          <w:numId w:val="263"/>
+        </w:numPr>
+        <w:spacing w:before="0" w:after="40" w:line="264" w:lineRule="auto"/>
+        <w:ind w:left="540" w:hanging="270"/>
       </w:pPr>
       <w:r>
         <w:rPr>
@@ -12488,6 +13904,12 @@
     <w:p>
       <w:pPr>
         <w:pStyle w:val="ListBullet"/>
+        <w:numPr>
+          <w:ilvl w:val="0"/>
+          <w:numId w:val="264"/>
+        </w:numPr>
+        <w:spacing w:before="0" w:after="40" w:line="264" w:lineRule="auto"/>
+        <w:ind w:left="540" w:hanging="270"/>
       </w:pPr>
       <w:r>
         <w:rPr>
@@ -12502,7 +13924,13 @@
     </w:p>
     <w:p>
       <w:pPr>
-        <w:pStyle w:val="ListBullet2"/>
+        <w:pStyle w:val="ListBullet"/>
+        <w:numPr>
+          <w:ilvl w:val="0"/>
+          <w:numId w:val="265"/>
+        </w:numPr>
+        <w:spacing w:before="0" w:after="40" w:line="264" w:lineRule="auto"/>
+        <w:ind w:left="540" w:hanging="270"/>
       </w:pPr>
       <w:r>
         <w:rPr>
@@ -12625,7 +14053,6 @@
           </w:tcPr>
           <w:p>
             <w:pPr>
-              <w:keepNext/>
               <w:spacing w:before="0" w:after="0" w:line="240" w:lineRule="auto"/>
             </w:pPr>
             <w:r>
@@ -12653,7 +14080,6 @@
           </w:tcPr>
           <w:p>
             <w:pPr>
-              <w:keepNext/>
               <w:spacing w:before="0" w:after="0" w:line="240" w:lineRule="auto"/>
             </w:pPr>
             <w:r>
@@ -12687,7 +14113,6 @@
           </w:tcPr>
           <w:p>
             <w:pPr>
-              <w:keepNext/>
               <w:spacing w:before="0" w:after="0" w:line="240" w:lineRule="auto"/>
             </w:pPr>
             <w:r>
@@ -12715,7 +14140,6 @@
           </w:tcPr>
           <w:p>
             <w:pPr>
-              <w:keepNext/>
               <w:spacing w:before="0" w:after="0" w:line="240" w:lineRule="auto"/>
             </w:pPr>
           </w:p>
@@ -12739,7 +14163,6 @@
           </w:tcPr>
           <w:p>
             <w:pPr>
-              <w:keepNext/>
               <w:spacing w:before="0" w:after="0" w:line="240" w:lineRule="auto"/>
             </w:pPr>
             <w:r>
@@ -12767,7 +14190,6 @@
           </w:tcPr>
           <w:p>
             <w:pPr>
-              <w:keepNext/>
               <w:spacing w:before="0" w:after="0" w:line="240" w:lineRule="auto"/>
             </w:pPr>
           </w:p>
@@ -12832,6 +14254,7 @@
     <w:p>
       <w:pPr>
         <w:pStyle w:val="Heading1"/>
+        <w:pageBreakBefore/>
       </w:pPr>
       <w:r>
         <w:rPr>
@@ -12847,6 +14270,12 @@
     <w:p>
       <w:pPr>
         <w:pStyle w:val="ListBullet"/>
+        <w:numPr>
+          <w:ilvl w:val="0"/>
+          <w:numId w:val="266"/>
+        </w:numPr>
+        <w:spacing w:before="0" w:after="40" w:line="264" w:lineRule="auto"/>
+        <w:ind w:left="540" w:hanging="270"/>
       </w:pPr>
       <w:r>
         <w:rPr>
@@ -12871,7 +14300,13 @@
     </w:p>
     <w:p>
       <w:pPr>
-        <w:pStyle w:val="ListBullet2"/>
+        <w:pStyle w:val="ListBullet"/>
+        <w:numPr>
+          <w:ilvl w:val="0"/>
+          <w:numId w:val="267"/>
+        </w:numPr>
+        <w:spacing w:before="0" w:after="40" w:line="264" w:lineRule="auto"/>
+        <w:ind w:left="540" w:hanging="270"/>
       </w:pPr>
       <w:r>
         <w:rPr>
@@ -12897,6 +14332,12 @@
     <w:p>
       <w:pPr>
         <w:pStyle w:val="ListBullet"/>
+        <w:numPr>
+          <w:ilvl w:val="0"/>
+          <w:numId w:val="268"/>
+        </w:numPr>
+        <w:spacing w:before="0" w:after="40" w:line="264" w:lineRule="auto"/>
+        <w:ind w:left="540" w:hanging="270"/>
       </w:pPr>
       <w:r>
         <w:rPr>
@@ -12921,7 +14362,13 @@
     </w:p>
     <w:p>
       <w:pPr>
-        <w:pStyle w:val="ListBullet2"/>
+        <w:pStyle w:val="ListBullet"/>
+        <w:numPr>
+          <w:ilvl w:val="0"/>
+          <w:numId w:val="269"/>
+        </w:numPr>
+        <w:spacing w:before="0" w:after="40" w:line="264" w:lineRule="auto"/>
+        <w:ind w:left="540" w:hanging="270"/>
       </w:pPr>
       <w:r>
         <w:rPr>
@@ -12947,6 +14394,12 @@
     <w:p>
       <w:pPr>
         <w:pStyle w:val="ListBullet"/>
+        <w:numPr>
+          <w:ilvl w:val="0"/>
+          <w:numId w:val="270"/>
+        </w:numPr>
+        <w:spacing w:before="0" w:after="40" w:line="264" w:lineRule="auto"/>
+        <w:ind w:left="540" w:hanging="270"/>
       </w:pPr>
       <w:r>
         <w:rPr>
@@ -12971,7 +14424,13 @@
     </w:p>
     <w:p>
       <w:pPr>
-        <w:pStyle w:val="ListBullet2"/>
+        <w:pStyle w:val="ListBullet"/>
+        <w:numPr>
+          <w:ilvl w:val="0"/>
+          <w:numId w:val="271"/>
+        </w:numPr>
+        <w:spacing w:before="0" w:after="40" w:line="264" w:lineRule="auto"/>
+        <w:ind w:left="540" w:hanging="270"/>
       </w:pPr>
       <w:r>
         <w:rPr>
@@ -12997,6 +14456,12 @@
     <w:p>
       <w:pPr>
         <w:pStyle w:val="ListBullet"/>
+        <w:numPr>
+          <w:ilvl w:val="0"/>
+          <w:numId w:val="272"/>
+        </w:numPr>
+        <w:spacing w:before="0" w:after="40" w:line="264" w:lineRule="auto"/>
+        <w:ind w:left="540" w:hanging="270"/>
       </w:pPr>
       <w:r>
         <w:rPr>
@@ -13021,7 +14486,13 @@
     </w:p>
     <w:p>
       <w:pPr>
-        <w:pStyle w:val="ListBullet2"/>
+        <w:pStyle w:val="ListBullet"/>
+        <w:numPr>
+          <w:ilvl w:val="0"/>
+          <w:numId w:val="273"/>
+        </w:numPr>
+        <w:spacing w:before="0" w:after="40" w:line="264" w:lineRule="auto"/>
+        <w:ind w:left="540" w:hanging="270"/>
       </w:pPr>
       <w:r>
         <w:rPr>
@@ -13047,6 +14518,12 @@
     <w:p>
       <w:pPr>
         <w:pStyle w:val="ListBullet"/>
+        <w:numPr>
+          <w:ilvl w:val="0"/>
+          <w:numId w:val="274"/>
+        </w:numPr>
+        <w:spacing w:before="0" w:after="40" w:line="264" w:lineRule="auto"/>
+        <w:ind w:left="540" w:hanging="270"/>
       </w:pPr>
       <w:r>
         <w:rPr>
@@ -13071,7 +14548,13 @@
     </w:p>
     <w:p>
       <w:pPr>
-        <w:pStyle w:val="ListBullet2"/>
+        <w:pStyle w:val="ListBullet"/>
+        <w:numPr>
+          <w:ilvl w:val="0"/>
+          <w:numId w:val="275"/>
+        </w:numPr>
+        <w:spacing w:before="0" w:after="40" w:line="264" w:lineRule="auto"/>
+        <w:ind w:left="540" w:hanging="270"/>
       </w:pPr>
       <w:r>
         <w:rPr>
@@ -13097,6 +14580,12 @@
     <w:p>
       <w:pPr>
         <w:pStyle w:val="ListBullet"/>
+        <w:numPr>
+          <w:ilvl w:val="0"/>
+          <w:numId w:val="276"/>
+        </w:numPr>
+        <w:spacing w:before="0" w:after="40" w:line="264" w:lineRule="auto"/>
+        <w:ind w:left="540" w:hanging="270"/>
       </w:pPr>
       <w:r>
         <w:rPr>
@@ -13122,6 +14611,7 @@
     <w:p>
       <w:pPr>
         <w:pStyle w:val="Heading1"/>
+        <w:pageBreakBefore/>
       </w:pPr>
       <w:r>
         <w:rPr>
@@ -13151,7 +14641,13 @@
     </w:p>
     <w:p>
       <w:pPr>
-        <w:pStyle w:val="ListBullet2"/>
+        <w:pStyle w:val="ListBullet"/>
+        <w:numPr>
+          <w:ilvl w:val="0"/>
+          <w:numId w:val="277"/>
+        </w:numPr>
+        <w:spacing w:before="0" w:after="40" w:line="264" w:lineRule="auto"/>
+        <w:ind w:left="540" w:hanging="270"/>
       </w:pPr>
       <w:r>
         <w:rPr>
@@ -13177,6 +14673,12 @@
     <w:p>
       <w:pPr>
         <w:pStyle w:val="ListBullet"/>
+        <w:numPr>
+          <w:ilvl w:val="0"/>
+          <w:numId w:val="278"/>
+        </w:numPr>
+        <w:spacing w:before="0" w:after="40" w:line="264" w:lineRule="auto"/>
+        <w:ind w:left="540" w:hanging="270"/>
       </w:pPr>
       <w:r>
         <w:rPr>
@@ -13201,7 +14703,13 @@
     </w:p>
     <w:p>
       <w:pPr>
-        <w:pStyle w:val="ListBullet2"/>
+        <w:pStyle w:val="ListBullet"/>
+        <w:numPr>
+          <w:ilvl w:val="0"/>
+          <w:numId w:val="279"/>
+        </w:numPr>
+        <w:spacing w:before="0" w:after="40" w:line="264" w:lineRule="auto"/>
+        <w:ind w:left="540" w:hanging="270"/>
       </w:pPr>
       <w:r>
         <w:rPr>
@@ -13217,6 +14725,12 @@
     <w:p>
       <w:pPr>
         <w:pStyle w:val="ListBullet"/>
+        <w:numPr>
+          <w:ilvl w:val="0"/>
+          <w:numId w:val="280"/>
+        </w:numPr>
+        <w:spacing w:before="0" w:after="40" w:line="264" w:lineRule="auto"/>
+        <w:ind w:left="540" w:hanging="270"/>
       </w:pPr>
       <w:r>
         <w:rPr>
@@ -13231,7 +14745,13 @@
     </w:p>
     <w:p>
       <w:pPr>
-        <w:pStyle w:val="ListBullet2"/>
+        <w:pStyle w:val="ListBullet"/>
+        <w:numPr>
+          <w:ilvl w:val="0"/>
+          <w:numId w:val="281"/>
+        </w:numPr>
+        <w:spacing w:before="0" w:after="40" w:line="264" w:lineRule="auto"/>
+        <w:ind w:left="540" w:hanging="270"/>
       </w:pPr>
       <w:r>
         <w:rPr>
@@ -13262,6 +14782,12 @@
     <w:p>
       <w:pPr>
         <w:pStyle w:val="ListBullet"/>
+        <w:numPr>
+          <w:ilvl w:val="0"/>
+          <w:numId w:val="282"/>
+        </w:numPr>
+        <w:spacing w:before="0" w:after="40" w:line="264" w:lineRule="auto"/>
+        <w:ind w:left="540" w:hanging="270"/>
       </w:pPr>
       <w:r>
         <w:rPr>
@@ -13276,7 +14802,13 @@
     </w:p>
     <w:p>
       <w:pPr>
-        <w:pStyle w:val="ListBullet2"/>
+        <w:pStyle w:val="ListBullet"/>
+        <w:numPr>
+          <w:ilvl w:val="0"/>
+          <w:numId w:val="283"/>
+        </w:numPr>
+        <w:spacing w:before="0" w:after="40" w:line="264" w:lineRule="auto"/>
+        <w:ind w:left="540" w:hanging="270"/>
       </w:pPr>
       <w:r>
         <w:rPr>
@@ -13292,6 +14824,12 @@
     <w:p>
       <w:pPr>
         <w:pStyle w:val="ListBullet"/>
+        <w:numPr>
+          <w:ilvl w:val="0"/>
+          <w:numId w:val="284"/>
+        </w:numPr>
+        <w:spacing w:before="0" w:after="40" w:line="264" w:lineRule="auto"/>
+        <w:ind w:left="540" w:hanging="270"/>
       </w:pPr>
       <w:r>
         <w:rPr>
@@ -13326,7 +14864,13 @@
     </w:p>
     <w:p>
       <w:pPr>
-        <w:pStyle w:val="ListBullet2"/>
+        <w:pStyle w:val="ListBullet"/>
+        <w:numPr>
+          <w:ilvl w:val="0"/>
+          <w:numId w:val="285"/>
+        </w:numPr>
+        <w:spacing w:before="0" w:after="40" w:line="264" w:lineRule="auto"/>
+        <w:ind w:left="540" w:hanging="270"/>
       </w:pPr>
       <w:r>
         <w:rPr>
@@ -13369,6 +14913,7 @@
     <w:p>
       <w:pPr>
         <w:pStyle w:val="Heading1"/>
+        <w:pageBreakBefore/>
       </w:pPr>
       <w:r>
         <w:rPr>
@@ -13384,6 +14929,12 @@
     <w:p>
       <w:pPr>
         <w:pStyle w:val="ListBullet"/>
+        <w:numPr>
+          <w:ilvl w:val="0"/>
+          <w:numId w:val="286"/>
+        </w:numPr>
+        <w:spacing w:before="0" w:after="40" w:line="264" w:lineRule="auto"/>
+        <w:ind w:left="540" w:hanging="270"/>
       </w:pPr>
       <w:r>
         <w:rPr>
@@ -13398,7 +14949,13 @@
     </w:p>
     <w:p>
       <w:pPr>
-        <w:pStyle w:val="ListBullet2"/>
+        <w:pStyle w:val="ListBullet"/>
+        <w:numPr>
+          <w:ilvl w:val="0"/>
+          <w:numId w:val="287"/>
+        </w:numPr>
+        <w:spacing w:before="0" w:after="40" w:line="264" w:lineRule="auto"/>
+        <w:ind w:left="540" w:hanging="270"/>
       </w:pPr>
       <w:r>
         <w:rPr>
@@ -13414,6 +14971,12 @@
     <w:p>
       <w:pPr>
         <w:pStyle w:val="ListBullet"/>
+        <w:numPr>
+          <w:ilvl w:val="0"/>
+          <w:numId w:val="288"/>
+        </w:numPr>
+        <w:spacing w:before="0" w:after="40" w:line="264" w:lineRule="auto"/>
+        <w:ind w:left="540" w:hanging="270"/>
       </w:pPr>
       <w:r>
         <w:rPr>
@@ -13428,7 +14991,13 @@
     </w:p>
     <w:p>
       <w:pPr>
-        <w:pStyle w:val="ListBullet2"/>
+        <w:pStyle w:val="ListBullet"/>
+        <w:numPr>
+          <w:ilvl w:val="0"/>
+          <w:numId w:val="289"/>
+        </w:numPr>
+        <w:spacing w:before="0" w:after="40" w:line="264" w:lineRule="auto"/>
+        <w:ind w:left="540" w:hanging="270"/>
       </w:pPr>
       <w:r>
         <w:rPr>
@@ -13444,6 +15013,12 @@
     <w:p>
       <w:pPr>
         <w:pStyle w:val="ListBullet"/>
+        <w:numPr>
+          <w:ilvl w:val="0"/>
+          <w:numId w:val="290"/>
+        </w:numPr>
+        <w:spacing w:before="0" w:after="40" w:line="264" w:lineRule="auto"/>
+        <w:ind w:left="540" w:hanging="270"/>
       </w:pPr>
       <w:r>
         <w:rPr>
@@ -13458,7 +15033,13 @@
     </w:p>
     <w:p>
       <w:pPr>
-        <w:pStyle w:val="ListBullet2"/>
+        <w:pStyle w:val="ListBullet"/>
+        <w:numPr>
+          <w:ilvl w:val="0"/>
+          <w:numId w:val="291"/>
+        </w:numPr>
+        <w:spacing w:before="0" w:after="40" w:line="264" w:lineRule="auto"/>
+        <w:ind w:left="540" w:hanging="270"/>
       </w:pPr>
       <w:r>
         <w:rPr>
@@ -13474,6 +15055,12 @@
     <w:p>
       <w:pPr>
         <w:pStyle w:val="ListBullet"/>
+        <w:numPr>
+          <w:ilvl w:val="0"/>
+          <w:numId w:val="292"/>
+        </w:numPr>
+        <w:spacing w:before="0" w:after="40" w:line="264" w:lineRule="auto"/>
+        <w:ind w:left="540" w:hanging="270"/>
       </w:pPr>
       <w:r>
         <w:rPr>
@@ -13488,7 +15075,13 @@
     </w:p>
     <w:p>
       <w:pPr>
-        <w:pStyle w:val="ListBullet2"/>
+        <w:pStyle w:val="ListBullet"/>
+        <w:numPr>
+          <w:ilvl w:val="0"/>
+          <w:numId w:val="293"/>
+        </w:numPr>
+        <w:spacing w:before="0" w:after="40" w:line="264" w:lineRule="auto"/>
+        <w:ind w:left="540" w:hanging="270"/>
       </w:pPr>
       <w:r>
         <w:rPr>
@@ -13504,6 +15097,12 @@
     <w:p>
       <w:pPr>
         <w:pStyle w:val="ListBullet"/>
+        <w:numPr>
+          <w:ilvl w:val="0"/>
+          <w:numId w:val="294"/>
+        </w:numPr>
+        <w:spacing w:before="0" w:after="40" w:line="264" w:lineRule="auto"/>
+        <w:ind w:left="540" w:hanging="270"/>
       </w:pPr>
       <w:r>
         <w:rPr>
@@ -13518,7 +15117,13 @@
     </w:p>
     <w:p>
       <w:pPr>
-        <w:pStyle w:val="ListBullet2"/>
+        <w:pStyle w:val="ListBullet"/>
+        <w:numPr>
+          <w:ilvl w:val="0"/>
+          <w:numId w:val="295"/>
+        </w:numPr>
+        <w:spacing w:before="0" w:after="40" w:line="264" w:lineRule="auto"/>
+        <w:ind w:left="540" w:hanging="270"/>
       </w:pPr>
       <w:r>
         <w:rPr>
@@ -13534,6 +15139,12 @@
     <w:p>
       <w:pPr>
         <w:pStyle w:val="ListBullet"/>
+        <w:numPr>
+          <w:ilvl w:val="0"/>
+          <w:numId w:val="296"/>
+        </w:numPr>
+        <w:spacing w:before="0" w:after="40" w:line="264" w:lineRule="auto"/>
+        <w:ind w:left="540" w:hanging="270"/>
       </w:pPr>
       <w:r>
         <w:rPr>
@@ -13549,6 +15160,7 @@
     <w:p>
       <w:pPr>
         <w:pStyle w:val="Heading1"/>
+        <w:pageBreakBefore/>
       </w:pPr>
       <w:r>
         <w:rPr>
@@ -13746,7 +15358,6 @@
           </w:tcPr>
           <w:p>
             <w:pPr>
-              <w:keepNext/>
               <w:spacing w:before="0" w:after="0" w:line="240" w:lineRule="auto"/>
             </w:pPr>
           </w:p>
@@ -13764,7 +15375,6 @@
           </w:tcPr>
           <w:p>
             <w:pPr>
-              <w:keepNext/>
               <w:spacing w:before="0" w:after="0" w:line="240" w:lineRule="auto"/>
             </w:pPr>
           </w:p>
@@ -13782,7 +15392,6 @@
           </w:tcPr>
           <w:p>
             <w:pPr>
-              <w:keepNext/>
               <w:spacing w:before="0" w:after="0" w:line="240" w:lineRule="auto"/>
             </w:pPr>
           </w:p>
@@ -13800,7 +15409,6 @@
           </w:tcPr>
           <w:p>
             <w:pPr>
-              <w:keepNext/>
               <w:spacing w:before="0" w:after="0" w:line="240" w:lineRule="auto"/>
             </w:pPr>
           </w:p>
@@ -13818,7 +15426,6 @@
           </w:tcPr>
           <w:p>
             <w:pPr>
-              <w:keepNext/>
               <w:spacing w:before="0" w:after="0" w:line="240" w:lineRule="auto"/>
             </w:pPr>
           </w:p>
@@ -13842,7 +15449,6 @@
           </w:tcPr>
           <w:p>
             <w:pPr>
-              <w:keepNext/>
               <w:spacing w:before="0" w:after="0" w:line="240" w:lineRule="auto"/>
             </w:pPr>
           </w:p>
@@ -13860,7 +15466,6 @@
           </w:tcPr>
           <w:p>
             <w:pPr>
-              <w:keepNext/>
               <w:spacing w:before="0" w:after="0" w:line="240" w:lineRule="auto"/>
             </w:pPr>
           </w:p>
@@ -13878,7 +15483,6 @@
           </w:tcPr>
           <w:p>
             <w:pPr>
-              <w:keepNext/>
               <w:spacing w:before="0" w:after="0" w:line="240" w:lineRule="auto"/>
             </w:pPr>
           </w:p>
@@ -13896,7 +15500,6 @@
           </w:tcPr>
           <w:p>
             <w:pPr>
-              <w:keepNext/>
               <w:spacing w:before="0" w:after="0" w:line="240" w:lineRule="auto"/>
             </w:pPr>
           </w:p>
@@ -13914,7 +15517,6 @@
           </w:tcPr>
           <w:p>
             <w:pPr>
-              <w:keepNext/>
               <w:spacing w:before="0" w:after="0" w:line="240" w:lineRule="auto"/>
             </w:pPr>
           </w:p>
@@ -14260,6 +15862,883 @@
   </w:num>
   <w:num w:numId="9">
     <w:abstractNumId w:val="0"/>
+  </w:num>
+  <w:abstractNum w:abstractNumId="9">
+    <w:multiLevelType w:val="singleLevel"/>
+    <w:lvl w:ilvl="0">
+      <w:start w:val="1"/>
+      <w:numFmt w:val="bullet"/>
+      <w:lvlText w:val="•"/>
+      <w:lvlJc w:val="left"/>
+      <w:pPr>
+        <w:tabs>
+          <w:tab w:val="num" w:pos="540"/>
+        </w:tabs>
+        <w:ind w:left="540" w:hanging="270"/>
+        <w:spacing w:after="0" w:line="252" w:lineRule="auto"/>
+      </w:pPr>
+    </w:lvl>
+  </w:abstractNum>
+  <w:num w:numId="10">
+    <w:abstractNumId w:val="9"/>
+  </w:num>
+  <w:num w:numId="11">
+    <w:abstractNumId w:val="9"/>
+  </w:num>
+  <w:num w:numId="12">
+    <w:abstractNumId w:val="9"/>
+  </w:num>
+  <w:num w:numId="13">
+    <w:abstractNumId w:val="9"/>
+  </w:num>
+  <w:num w:numId="14">
+    <w:abstractNumId w:val="9"/>
+  </w:num>
+  <w:num w:numId="15">
+    <w:abstractNumId w:val="9"/>
+  </w:num>
+  <w:num w:numId="16">
+    <w:abstractNumId w:val="9"/>
+  </w:num>
+  <w:num w:numId="17">
+    <w:abstractNumId w:val="9"/>
+  </w:num>
+  <w:num w:numId="18">
+    <w:abstractNumId w:val="9"/>
+  </w:num>
+  <w:num w:numId="19">
+    <w:abstractNumId w:val="9"/>
+  </w:num>
+  <w:num w:numId="20">
+    <w:abstractNumId w:val="9"/>
+  </w:num>
+  <w:num w:numId="21">
+    <w:abstractNumId w:val="9"/>
+  </w:num>
+  <w:num w:numId="22">
+    <w:abstractNumId w:val="9"/>
+  </w:num>
+  <w:num w:numId="23">
+    <w:abstractNumId w:val="9"/>
+  </w:num>
+  <w:num w:numId="24">
+    <w:abstractNumId w:val="9"/>
+  </w:num>
+  <w:num w:numId="25">
+    <w:abstractNumId w:val="9"/>
+  </w:num>
+  <w:num w:numId="26">
+    <w:abstractNumId w:val="9"/>
+  </w:num>
+  <w:num w:numId="27">
+    <w:abstractNumId w:val="9"/>
+  </w:num>
+  <w:num w:numId="28">
+    <w:abstractNumId w:val="9"/>
+  </w:num>
+  <w:num w:numId="29">
+    <w:abstractNumId w:val="9"/>
+  </w:num>
+  <w:num w:numId="30">
+    <w:abstractNumId w:val="9"/>
+  </w:num>
+  <w:num w:numId="31">
+    <w:abstractNumId w:val="9"/>
+  </w:num>
+  <w:num w:numId="32">
+    <w:abstractNumId w:val="9"/>
+  </w:num>
+  <w:num w:numId="33">
+    <w:abstractNumId w:val="9"/>
+  </w:num>
+  <w:num w:numId="34">
+    <w:abstractNumId w:val="9"/>
+  </w:num>
+  <w:num w:numId="35">
+    <w:abstractNumId w:val="9"/>
+  </w:num>
+  <w:num w:numId="36">
+    <w:abstractNumId w:val="9"/>
+  </w:num>
+  <w:num w:numId="37">
+    <w:abstractNumId w:val="9"/>
+  </w:num>
+  <w:num w:numId="38">
+    <w:abstractNumId w:val="9"/>
+  </w:num>
+  <w:num w:numId="39">
+    <w:abstractNumId w:val="9"/>
+  </w:num>
+  <w:num w:numId="40">
+    <w:abstractNumId w:val="9"/>
+  </w:num>
+  <w:num w:numId="41">
+    <w:abstractNumId w:val="9"/>
+  </w:num>
+  <w:num w:numId="42">
+    <w:abstractNumId w:val="9"/>
+  </w:num>
+  <w:num w:numId="43">
+    <w:abstractNumId w:val="9"/>
+  </w:num>
+  <w:num w:numId="44">
+    <w:abstractNumId w:val="9"/>
+  </w:num>
+  <w:num w:numId="45">
+    <w:abstractNumId w:val="9"/>
+  </w:num>
+  <w:num w:numId="46">
+    <w:abstractNumId w:val="9"/>
+  </w:num>
+  <w:num w:numId="47">
+    <w:abstractNumId w:val="9"/>
+  </w:num>
+  <w:num w:numId="48">
+    <w:abstractNumId w:val="9"/>
+  </w:num>
+  <w:num w:numId="49">
+    <w:abstractNumId w:val="9"/>
+  </w:num>
+  <w:num w:numId="50">
+    <w:abstractNumId w:val="9"/>
+  </w:num>
+  <w:num w:numId="51">
+    <w:abstractNumId w:val="9"/>
+  </w:num>
+  <w:num w:numId="52">
+    <w:abstractNumId w:val="9"/>
+  </w:num>
+  <w:num w:numId="53">
+    <w:abstractNumId w:val="9"/>
+  </w:num>
+  <w:num w:numId="54">
+    <w:abstractNumId w:val="9"/>
+  </w:num>
+  <w:num w:numId="55">
+    <w:abstractNumId w:val="9"/>
+  </w:num>
+  <w:num w:numId="56">
+    <w:abstractNumId w:val="9"/>
+  </w:num>
+  <w:num w:numId="57">
+    <w:abstractNumId w:val="9"/>
+  </w:num>
+  <w:num w:numId="58">
+    <w:abstractNumId w:val="9"/>
+  </w:num>
+  <w:num w:numId="59">
+    <w:abstractNumId w:val="9"/>
+  </w:num>
+  <w:num w:numId="60">
+    <w:abstractNumId w:val="9"/>
+  </w:num>
+  <w:num w:numId="61">
+    <w:abstractNumId w:val="9"/>
+  </w:num>
+  <w:num w:numId="62">
+    <w:abstractNumId w:val="9"/>
+  </w:num>
+  <w:num w:numId="63">
+    <w:abstractNumId w:val="9"/>
+  </w:num>
+  <w:num w:numId="64">
+    <w:abstractNumId w:val="9"/>
+  </w:num>
+  <w:num w:numId="65">
+    <w:abstractNumId w:val="9"/>
+  </w:num>
+  <w:num w:numId="66">
+    <w:abstractNumId w:val="9"/>
+  </w:num>
+  <w:num w:numId="67">
+    <w:abstractNumId w:val="9"/>
+  </w:num>
+  <w:num w:numId="68">
+    <w:abstractNumId w:val="9"/>
+  </w:num>
+  <w:num w:numId="69">
+    <w:abstractNumId w:val="9"/>
+  </w:num>
+  <w:num w:numId="70">
+    <w:abstractNumId w:val="9"/>
+  </w:num>
+  <w:num w:numId="71">
+    <w:abstractNumId w:val="9"/>
+  </w:num>
+  <w:num w:numId="72">
+    <w:abstractNumId w:val="9"/>
+  </w:num>
+  <w:num w:numId="73">
+    <w:abstractNumId w:val="9"/>
+  </w:num>
+  <w:num w:numId="74">
+    <w:abstractNumId w:val="9"/>
+  </w:num>
+  <w:num w:numId="75">
+    <w:abstractNumId w:val="9"/>
+  </w:num>
+  <w:num w:numId="76">
+    <w:abstractNumId w:val="9"/>
+  </w:num>
+  <w:num w:numId="77">
+    <w:abstractNumId w:val="9"/>
+  </w:num>
+  <w:num w:numId="78">
+    <w:abstractNumId w:val="9"/>
+  </w:num>
+  <w:num w:numId="79">
+    <w:abstractNumId w:val="9"/>
+  </w:num>
+  <w:num w:numId="80">
+    <w:abstractNumId w:val="9"/>
+  </w:num>
+  <w:num w:numId="81">
+    <w:abstractNumId w:val="9"/>
+  </w:num>
+  <w:num w:numId="82">
+    <w:abstractNumId w:val="9"/>
+  </w:num>
+  <w:num w:numId="83">
+    <w:abstractNumId w:val="9"/>
+  </w:num>
+  <w:num w:numId="84">
+    <w:abstractNumId w:val="9"/>
+  </w:num>
+  <w:num w:numId="85">
+    <w:abstractNumId w:val="9"/>
+  </w:num>
+  <w:num w:numId="86">
+    <w:abstractNumId w:val="9"/>
+  </w:num>
+  <w:num w:numId="87">
+    <w:abstractNumId w:val="9"/>
+  </w:num>
+  <w:num w:numId="88">
+    <w:abstractNumId w:val="9"/>
+  </w:num>
+  <w:num w:numId="89">
+    <w:abstractNumId w:val="9"/>
+  </w:num>
+  <w:num w:numId="90">
+    <w:abstractNumId w:val="9"/>
+  </w:num>
+  <w:num w:numId="91">
+    <w:abstractNumId w:val="9"/>
+  </w:num>
+  <w:num w:numId="92">
+    <w:abstractNumId w:val="9"/>
+  </w:num>
+  <w:num w:numId="93">
+    <w:abstractNumId w:val="9"/>
+  </w:num>
+  <w:num w:numId="94">
+    <w:abstractNumId w:val="9"/>
+  </w:num>
+  <w:num w:numId="95">
+    <w:abstractNumId w:val="9"/>
+  </w:num>
+  <w:num w:numId="96">
+    <w:abstractNumId w:val="9"/>
+  </w:num>
+  <w:num w:numId="97">
+    <w:abstractNumId w:val="9"/>
+  </w:num>
+  <w:num w:numId="98">
+    <w:abstractNumId w:val="9"/>
+  </w:num>
+  <w:num w:numId="99">
+    <w:abstractNumId w:val="9"/>
+  </w:num>
+  <w:num w:numId="100">
+    <w:abstractNumId w:val="9"/>
+  </w:num>
+  <w:num w:numId="101">
+    <w:abstractNumId w:val="9"/>
+  </w:num>
+  <w:num w:numId="102">
+    <w:abstractNumId w:val="9"/>
+  </w:num>
+  <w:num w:numId="103">
+    <w:abstractNumId w:val="9"/>
+  </w:num>
+  <w:num w:numId="104">
+    <w:abstractNumId w:val="9"/>
+  </w:num>
+  <w:num w:numId="105">
+    <w:abstractNumId w:val="9"/>
+  </w:num>
+  <w:num w:numId="106">
+    <w:abstractNumId w:val="9"/>
+  </w:num>
+  <w:num w:numId="107">
+    <w:abstractNumId w:val="9"/>
+  </w:num>
+  <w:num w:numId="108">
+    <w:abstractNumId w:val="9"/>
+  </w:num>
+  <w:num w:numId="109">
+    <w:abstractNumId w:val="9"/>
+  </w:num>
+  <w:num w:numId="110">
+    <w:abstractNumId w:val="9"/>
+  </w:num>
+  <w:num w:numId="111">
+    <w:abstractNumId w:val="9"/>
+  </w:num>
+  <w:num w:numId="112">
+    <w:abstractNumId w:val="9"/>
+  </w:num>
+  <w:num w:numId="113">
+    <w:abstractNumId w:val="9"/>
+  </w:num>
+  <w:num w:numId="114">
+    <w:abstractNumId w:val="9"/>
+  </w:num>
+  <w:num w:numId="115">
+    <w:abstractNumId w:val="9"/>
+  </w:num>
+  <w:num w:numId="116">
+    <w:abstractNumId w:val="9"/>
+  </w:num>
+  <w:num w:numId="117">
+    <w:abstractNumId w:val="9"/>
+  </w:num>
+  <w:num w:numId="118">
+    <w:abstractNumId w:val="9"/>
+  </w:num>
+  <w:num w:numId="119">
+    <w:abstractNumId w:val="9"/>
+  </w:num>
+  <w:num w:numId="120">
+    <w:abstractNumId w:val="9"/>
+  </w:num>
+  <w:num w:numId="121">
+    <w:abstractNumId w:val="9"/>
+  </w:num>
+  <w:num w:numId="122">
+    <w:abstractNumId w:val="9"/>
+  </w:num>
+  <w:num w:numId="123">
+    <w:abstractNumId w:val="9"/>
+  </w:num>
+  <w:num w:numId="124">
+    <w:abstractNumId w:val="9"/>
+  </w:num>
+  <w:num w:numId="125">
+    <w:abstractNumId w:val="9"/>
+  </w:num>
+  <w:num w:numId="126">
+    <w:abstractNumId w:val="9"/>
+  </w:num>
+  <w:num w:numId="127">
+    <w:abstractNumId w:val="9"/>
+  </w:num>
+  <w:num w:numId="128">
+    <w:abstractNumId w:val="9"/>
+  </w:num>
+  <w:num w:numId="129">
+    <w:abstractNumId w:val="9"/>
+  </w:num>
+  <w:num w:numId="130">
+    <w:abstractNumId w:val="9"/>
+  </w:num>
+  <w:num w:numId="131">
+    <w:abstractNumId w:val="9"/>
+  </w:num>
+  <w:num w:numId="132">
+    <w:abstractNumId w:val="9"/>
+  </w:num>
+  <w:num w:numId="133">
+    <w:abstractNumId w:val="9"/>
+  </w:num>
+  <w:num w:numId="134">
+    <w:abstractNumId w:val="9"/>
+  </w:num>
+  <w:num w:numId="135">
+    <w:abstractNumId w:val="9"/>
+  </w:num>
+  <w:num w:numId="136">
+    <w:abstractNumId w:val="9"/>
+  </w:num>
+  <w:num w:numId="137">
+    <w:abstractNumId w:val="9"/>
+  </w:num>
+  <w:num w:numId="138">
+    <w:abstractNumId w:val="9"/>
+  </w:num>
+  <w:num w:numId="139">
+    <w:abstractNumId w:val="9"/>
+  </w:num>
+  <w:num w:numId="140">
+    <w:abstractNumId w:val="9"/>
+  </w:num>
+  <w:num w:numId="141">
+    <w:abstractNumId w:val="9"/>
+  </w:num>
+  <w:num w:numId="142">
+    <w:abstractNumId w:val="9"/>
+  </w:num>
+  <w:num w:numId="143">
+    <w:abstractNumId w:val="9"/>
+  </w:num>
+  <w:num w:numId="144">
+    <w:abstractNumId w:val="9"/>
+  </w:num>
+  <w:num w:numId="145">
+    <w:abstractNumId w:val="9"/>
+  </w:num>
+  <w:num w:numId="146">
+    <w:abstractNumId w:val="9"/>
+  </w:num>
+  <w:num w:numId="147">
+    <w:abstractNumId w:val="9"/>
+  </w:num>
+  <w:num w:numId="148">
+    <w:abstractNumId w:val="9"/>
+  </w:num>
+  <w:num w:numId="149">
+    <w:abstractNumId w:val="9"/>
+  </w:num>
+  <w:num w:numId="150">
+    <w:abstractNumId w:val="9"/>
+  </w:num>
+  <w:num w:numId="151">
+    <w:abstractNumId w:val="9"/>
+  </w:num>
+  <w:num w:numId="152">
+    <w:abstractNumId w:val="9"/>
+  </w:num>
+  <w:num w:numId="153">
+    <w:abstractNumId w:val="9"/>
+  </w:num>
+  <w:num w:numId="154">
+    <w:abstractNumId w:val="9"/>
+  </w:num>
+  <w:num w:numId="155">
+    <w:abstractNumId w:val="9"/>
+  </w:num>
+  <w:num w:numId="156">
+    <w:abstractNumId w:val="9"/>
+  </w:num>
+  <w:num w:numId="157">
+    <w:abstractNumId w:val="9"/>
+  </w:num>
+  <w:num w:numId="158">
+    <w:abstractNumId w:val="9"/>
+  </w:num>
+  <w:num w:numId="159">
+    <w:abstractNumId w:val="9"/>
+  </w:num>
+  <w:num w:numId="160">
+    <w:abstractNumId w:val="9"/>
+  </w:num>
+  <w:num w:numId="161">
+    <w:abstractNumId w:val="9"/>
+  </w:num>
+  <w:num w:numId="162">
+    <w:abstractNumId w:val="9"/>
+  </w:num>
+  <w:num w:numId="163">
+    <w:abstractNumId w:val="9"/>
+  </w:num>
+  <w:num w:numId="164">
+    <w:abstractNumId w:val="9"/>
+  </w:num>
+  <w:num w:numId="165">
+    <w:abstractNumId w:val="9"/>
+  </w:num>
+  <w:num w:numId="166">
+    <w:abstractNumId w:val="9"/>
+  </w:num>
+  <w:num w:numId="167">
+    <w:abstractNumId w:val="9"/>
+  </w:num>
+  <w:num w:numId="168">
+    <w:abstractNumId w:val="9"/>
+  </w:num>
+  <w:num w:numId="169">
+    <w:abstractNumId w:val="9"/>
+  </w:num>
+  <w:num w:numId="170">
+    <w:abstractNumId w:val="9"/>
+  </w:num>
+  <w:num w:numId="171">
+    <w:abstractNumId w:val="9"/>
+  </w:num>
+  <w:num w:numId="172">
+    <w:abstractNumId w:val="9"/>
+  </w:num>
+  <w:num w:numId="173">
+    <w:abstractNumId w:val="9"/>
+  </w:num>
+  <w:num w:numId="174">
+    <w:abstractNumId w:val="9"/>
+  </w:num>
+  <w:num w:numId="175">
+    <w:abstractNumId w:val="9"/>
+  </w:num>
+  <w:num w:numId="176">
+    <w:abstractNumId w:val="9"/>
+  </w:num>
+  <w:num w:numId="177">
+    <w:abstractNumId w:val="9"/>
+  </w:num>
+  <w:num w:numId="178">
+    <w:abstractNumId w:val="9"/>
+  </w:num>
+  <w:num w:numId="179">
+    <w:abstractNumId w:val="9"/>
+  </w:num>
+  <w:num w:numId="180">
+    <w:abstractNumId w:val="9"/>
+  </w:num>
+  <w:num w:numId="181">
+    <w:abstractNumId w:val="9"/>
+  </w:num>
+  <w:num w:numId="182">
+    <w:abstractNumId w:val="9"/>
+  </w:num>
+  <w:num w:numId="183">
+    <w:abstractNumId w:val="9"/>
+  </w:num>
+  <w:num w:numId="184">
+    <w:abstractNumId w:val="9"/>
+  </w:num>
+  <w:num w:numId="185">
+    <w:abstractNumId w:val="9"/>
+  </w:num>
+  <w:num w:numId="186">
+    <w:abstractNumId w:val="9"/>
+  </w:num>
+  <w:num w:numId="187">
+    <w:abstractNumId w:val="9"/>
+  </w:num>
+  <w:num w:numId="188">
+    <w:abstractNumId w:val="9"/>
+  </w:num>
+  <w:num w:numId="189">
+    <w:abstractNumId w:val="9"/>
+  </w:num>
+  <w:num w:numId="190">
+    <w:abstractNumId w:val="9"/>
+  </w:num>
+  <w:num w:numId="191">
+    <w:abstractNumId w:val="9"/>
+  </w:num>
+  <w:num w:numId="192">
+    <w:abstractNumId w:val="9"/>
+  </w:num>
+  <w:num w:numId="193">
+    <w:abstractNumId w:val="9"/>
+  </w:num>
+  <w:num w:numId="194">
+    <w:abstractNumId w:val="9"/>
+  </w:num>
+  <w:num w:numId="195">
+    <w:abstractNumId w:val="9"/>
+  </w:num>
+  <w:num w:numId="196">
+    <w:abstractNumId w:val="9"/>
+  </w:num>
+  <w:num w:numId="197">
+    <w:abstractNumId w:val="9"/>
+  </w:num>
+  <w:num w:numId="198">
+    <w:abstractNumId w:val="9"/>
+  </w:num>
+  <w:num w:numId="199">
+    <w:abstractNumId w:val="9"/>
+  </w:num>
+  <w:num w:numId="200">
+    <w:abstractNumId w:val="9"/>
+  </w:num>
+  <w:num w:numId="201">
+    <w:abstractNumId w:val="9"/>
+  </w:num>
+  <w:num w:numId="202">
+    <w:abstractNumId w:val="9"/>
+  </w:num>
+  <w:num w:numId="203">
+    <w:abstractNumId w:val="9"/>
+  </w:num>
+  <w:num w:numId="204">
+    <w:abstractNumId w:val="9"/>
+  </w:num>
+  <w:num w:numId="205">
+    <w:abstractNumId w:val="9"/>
+  </w:num>
+  <w:num w:numId="206">
+    <w:abstractNumId w:val="9"/>
+  </w:num>
+  <w:num w:numId="207">
+    <w:abstractNumId w:val="9"/>
+  </w:num>
+  <w:num w:numId="208">
+    <w:abstractNumId w:val="9"/>
+  </w:num>
+  <w:num w:numId="209">
+    <w:abstractNumId w:val="9"/>
+  </w:num>
+  <w:num w:numId="210">
+    <w:abstractNumId w:val="9"/>
+  </w:num>
+  <w:num w:numId="211">
+    <w:abstractNumId w:val="9"/>
+  </w:num>
+  <w:num w:numId="212">
+    <w:abstractNumId w:val="9"/>
+  </w:num>
+  <w:num w:numId="213">
+    <w:abstractNumId w:val="9"/>
+  </w:num>
+  <w:num w:numId="214">
+    <w:abstractNumId w:val="9"/>
+  </w:num>
+  <w:num w:numId="215">
+    <w:abstractNumId w:val="9"/>
+  </w:num>
+  <w:num w:numId="216">
+    <w:abstractNumId w:val="9"/>
+  </w:num>
+  <w:num w:numId="217">
+    <w:abstractNumId w:val="9"/>
+  </w:num>
+  <w:num w:numId="218">
+    <w:abstractNumId w:val="9"/>
+  </w:num>
+  <w:num w:numId="219">
+    <w:abstractNumId w:val="9"/>
+  </w:num>
+  <w:num w:numId="220">
+    <w:abstractNumId w:val="9"/>
+  </w:num>
+  <w:num w:numId="221">
+    <w:abstractNumId w:val="9"/>
+  </w:num>
+  <w:num w:numId="222">
+    <w:abstractNumId w:val="9"/>
+  </w:num>
+  <w:num w:numId="223">
+    <w:abstractNumId w:val="9"/>
+  </w:num>
+  <w:num w:numId="224">
+    <w:abstractNumId w:val="9"/>
+  </w:num>
+  <w:num w:numId="225">
+    <w:abstractNumId w:val="9"/>
+  </w:num>
+  <w:num w:numId="226">
+    <w:abstractNumId w:val="9"/>
+  </w:num>
+  <w:num w:numId="227">
+    <w:abstractNumId w:val="9"/>
+  </w:num>
+  <w:num w:numId="228">
+    <w:abstractNumId w:val="9"/>
+  </w:num>
+  <w:num w:numId="229">
+    <w:abstractNumId w:val="9"/>
+  </w:num>
+  <w:num w:numId="230">
+    <w:abstractNumId w:val="9"/>
+  </w:num>
+  <w:num w:numId="231">
+    <w:abstractNumId w:val="9"/>
+  </w:num>
+  <w:num w:numId="232">
+    <w:abstractNumId w:val="9"/>
+  </w:num>
+  <w:num w:numId="233">
+    <w:abstractNumId w:val="9"/>
+  </w:num>
+  <w:num w:numId="234">
+    <w:abstractNumId w:val="9"/>
+  </w:num>
+  <w:num w:numId="235">
+    <w:abstractNumId w:val="9"/>
+  </w:num>
+  <w:num w:numId="236">
+    <w:abstractNumId w:val="9"/>
+  </w:num>
+  <w:num w:numId="237">
+    <w:abstractNumId w:val="9"/>
+  </w:num>
+  <w:num w:numId="238">
+    <w:abstractNumId w:val="9"/>
+  </w:num>
+  <w:num w:numId="239">
+    <w:abstractNumId w:val="9"/>
+  </w:num>
+  <w:num w:numId="240">
+    <w:abstractNumId w:val="9"/>
+  </w:num>
+  <w:num w:numId="241">
+    <w:abstractNumId w:val="9"/>
+  </w:num>
+  <w:num w:numId="242">
+    <w:abstractNumId w:val="9"/>
+  </w:num>
+  <w:num w:numId="243">
+    <w:abstractNumId w:val="9"/>
+  </w:num>
+  <w:num w:numId="244">
+    <w:abstractNumId w:val="9"/>
+  </w:num>
+  <w:num w:numId="245">
+    <w:abstractNumId w:val="9"/>
+  </w:num>
+  <w:num w:numId="246">
+    <w:abstractNumId w:val="9"/>
+  </w:num>
+  <w:num w:numId="247">
+    <w:abstractNumId w:val="9"/>
+  </w:num>
+  <w:num w:numId="248">
+    <w:abstractNumId w:val="9"/>
+  </w:num>
+  <w:num w:numId="249">
+    <w:abstractNumId w:val="9"/>
+  </w:num>
+  <w:num w:numId="250">
+    <w:abstractNumId w:val="9"/>
+  </w:num>
+  <w:num w:numId="251">
+    <w:abstractNumId w:val="9"/>
+  </w:num>
+  <w:num w:numId="252">
+    <w:abstractNumId w:val="9"/>
+  </w:num>
+  <w:num w:numId="253">
+    <w:abstractNumId w:val="9"/>
+  </w:num>
+  <w:num w:numId="254">
+    <w:abstractNumId w:val="9"/>
+  </w:num>
+  <w:num w:numId="255">
+    <w:abstractNumId w:val="9"/>
+  </w:num>
+  <w:num w:numId="256">
+    <w:abstractNumId w:val="9"/>
+  </w:num>
+  <w:num w:numId="257">
+    <w:abstractNumId w:val="9"/>
+  </w:num>
+  <w:num w:numId="258">
+    <w:abstractNumId w:val="9"/>
+  </w:num>
+  <w:num w:numId="259">
+    <w:abstractNumId w:val="9"/>
+  </w:num>
+  <w:num w:numId="260">
+    <w:abstractNumId w:val="9"/>
+  </w:num>
+  <w:num w:numId="261">
+    <w:abstractNumId w:val="9"/>
+  </w:num>
+  <w:num w:numId="262">
+    <w:abstractNumId w:val="9"/>
+  </w:num>
+  <w:num w:numId="263">
+    <w:abstractNumId w:val="9"/>
+  </w:num>
+  <w:num w:numId="264">
+    <w:abstractNumId w:val="9"/>
+  </w:num>
+  <w:num w:numId="265">
+    <w:abstractNumId w:val="9"/>
+  </w:num>
+  <w:num w:numId="266">
+    <w:abstractNumId w:val="9"/>
+  </w:num>
+  <w:num w:numId="267">
+    <w:abstractNumId w:val="9"/>
+  </w:num>
+  <w:num w:numId="268">
+    <w:abstractNumId w:val="9"/>
+  </w:num>
+  <w:num w:numId="269">
+    <w:abstractNumId w:val="9"/>
+  </w:num>
+  <w:num w:numId="270">
+    <w:abstractNumId w:val="9"/>
+  </w:num>
+  <w:num w:numId="271">
+    <w:abstractNumId w:val="9"/>
+  </w:num>
+  <w:num w:numId="272">
+    <w:abstractNumId w:val="9"/>
+  </w:num>
+  <w:num w:numId="273">
+    <w:abstractNumId w:val="9"/>
+  </w:num>
+  <w:num w:numId="274">
+    <w:abstractNumId w:val="9"/>
+  </w:num>
+  <w:num w:numId="275">
+    <w:abstractNumId w:val="9"/>
+  </w:num>
+  <w:num w:numId="276">
+    <w:abstractNumId w:val="9"/>
+  </w:num>
+  <w:num w:numId="277">
+    <w:abstractNumId w:val="9"/>
+  </w:num>
+  <w:num w:numId="278">
+    <w:abstractNumId w:val="9"/>
+  </w:num>
+  <w:num w:numId="279">
+    <w:abstractNumId w:val="9"/>
+  </w:num>
+  <w:num w:numId="280">
+    <w:abstractNumId w:val="9"/>
+  </w:num>
+  <w:num w:numId="281">
+    <w:abstractNumId w:val="9"/>
+  </w:num>
+  <w:num w:numId="282">
+    <w:abstractNumId w:val="9"/>
+  </w:num>
+  <w:num w:numId="283">
+    <w:abstractNumId w:val="9"/>
+  </w:num>
+  <w:num w:numId="284">
+    <w:abstractNumId w:val="9"/>
+  </w:num>
+  <w:num w:numId="285">
+    <w:abstractNumId w:val="9"/>
+  </w:num>
+  <w:num w:numId="286">
+    <w:abstractNumId w:val="9"/>
+  </w:num>
+  <w:num w:numId="287">
+    <w:abstractNumId w:val="9"/>
+  </w:num>
+  <w:num w:numId="288">
+    <w:abstractNumId w:val="9"/>
+  </w:num>
+  <w:num w:numId="289">
+    <w:abstractNumId w:val="9"/>
+  </w:num>
+  <w:num w:numId="290">
+    <w:abstractNumId w:val="9"/>
+  </w:num>
+  <w:num w:numId="291">
+    <w:abstractNumId w:val="9"/>
+  </w:num>
+  <w:num w:numId="292">
+    <w:abstractNumId w:val="9"/>
+  </w:num>
+  <w:num w:numId="293">
+    <w:abstractNumId w:val="9"/>
+  </w:num>
+  <w:num w:numId="294">
+    <w:abstractNumId w:val="9"/>
+  </w:num>
+  <w:num w:numId="295">
+    <w:abstractNumId w:val="9"/>
+  </w:num>
+  <w:num w:numId="296">
+    <w:abstractNumId w:val="9"/>
   </w:num>
 </w:numbering>
 </file>
@@ -14486,6 +16965,7 @@
     <w:qFormat/>
     <w:rsid w:val="00FC693F"/>
     <w:pPr>
+      <w:keepNext/>
       <w:keepLines/>
       <w:spacing w:before="360" w:after="200" w:line="240" w:lineRule="auto"/>
       <w:ind w:left="0" w:firstLine="0"/>
@@ -14510,6 +16990,7 @@
     <w:qFormat/>
     <w:rsid w:val="00FC693F"/>
     <w:pPr>
+      <w:keepNext/>
       <w:keepLines/>
       <w:spacing w:before="280" w:after="140" w:line="240" w:lineRule="auto"/>
       <w:ind w:left="0" w:firstLine="0"/>
@@ -14534,6 +17015,7 @@
     <w:qFormat/>
     <w:rsid w:val="00FC693F"/>
     <w:pPr>
+      <w:keepNext/>
       <w:keepLines/>
       <w:spacing w:before="200" w:after="100" w:line="240" w:lineRule="auto"/>
       <w:ind w:left="0" w:firstLine="0"/>
@@ -14558,6 +17040,7 @@
     <w:qFormat/>
     <w:rsid w:val="00FC693F"/>
     <w:pPr>
+      <w:keepNext/>
       <w:keepLines/>
       <w:spacing w:before="160" w:after="80" w:line="240" w:lineRule="auto"/>
       <w:ind w:left="0" w:firstLine="0"/>
@@ -14584,6 +17067,7 @@
     <w:qFormat/>
     <w:rsid w:val="00FC693F"/>
     <w:pPr>
+      <w:keepNext/>
       <w:keepLines/>
       <w:spacing w:before="140" w:after="60" w:line="240" w:lineRule="auto"/>
       <w:ind w:left="0" w:firstLine="0"/>
@@ -14607,6 +17091,7 @@
     <w:qFormat/>
     <w:rsid w:val="00FC693F"/>
     <w:pPr>
+      <w:keepNext/>
       <w:keepLines/>
       <w:spacing w:before="120" w:after="60" w:line="240" w:lineRule="auto"/>
       <w:ind w:left="0" w:firstLine="0"/>
